--- a/shinmok1/pack/2510/H1MOGO25-10_33_SET.docx
+++ b/shinmok1/pack/2510/H1MOGO25-10_33_SET.docx
@@ -58,7 +58,7 @@
           <w:sz w:val="16"/>
           <w:u w:val="none"/>
         </w:rPr>
-        <w:t>(   )반 (   )번 이름(            )  CHECK ___/35  전용 ___/29.2점</w:t>
+        <w:t>(   )반 (   )번 이름(            )  CHECK ___/35  전용 ___/30.0점</w:t>
       </w:r>
     </w:p>
     <w:p>
@@ -1467,7 +1467,7 @@
           <w:sz w:val="18"/>
           <w:u w:val="none"/>
         </w:rPr>
-        <w:t>PART 2 · 전용문제  (선택형 8 · 서답형 2 · 29.2점)</w:t>
+        <w:t>PART 2 · 전용문제  (선택형 8 · 서답형 2 · 30.0점)</w:t>
       </w:r>
     </w:p>
     <w:p>
@@ -1492,7 +1492,25 @@
           <w:sz w:val="17"/>
           <w:u w:val="none"/>
         </w:rPr>
-        <w:t xml:space="preserve"> 밑줄 친 부분이 다음 글에서 의미하는 바로 가장 적절한 것은? [2.7점]</w:t>
+        <w:t xml:space="preserve"> 다음 글에 대한 &lt;보기&gt;의 설명 중 </w:t>
+      </w:r>
+      <w:r>
+        <w:rPr>
+          <w:rFonts w:ascii="맑은 고딕" w:hAnsi="맑은 고딕" w:eastAsia="맑은 고딕"/>
+          <w:b w:val="0"/>
+          <w:sz w:val="17"/>
+          <w:u w:val="single"/>
+        </w:rPr>
+        <w:t>틀린</w:t>
+      </w:r>
+      <w:r>
+        <w:rPr>
+          <w:rFonts w:ascii="맑은 고딕" w:hAnsi="맑은 고딕" w:eastAsia="맑은 고딕"/>
+          <w:b w:val="0"/>
+          <w:sz w:val="17"/>
+          <w:u w:val="none"/>
+        </w:rPr>
+        <w:t xml:space="preserve"> 것만을 있는 대로 고른 것은? [3.3점]</w:t>
       </w:r>
     </w:p>
     <w:p>
@@ -1515,7 +1533,7 @@
           <w:sz w:val="17"/>
           <w:u w:val="none"/>
         </w:rPr>
-        <w:t xml:space="preserve">How we think about our circumstances shapes the emotions we experience; then those emotions echo back to influence how we think. In this way there’s simply no pulling emotion and cognition apart. This bi-directionality of cognition and emotion allows us to adjust difficult emotions by changing the way we think. By thinking differently — I get nervous sometimes, but I’m still a good test taker, or that nervous feeling is just excitement and anticipation, it means I’m ready — you can </w:t>
+        <w:t>Despite the cultural trope depicting emotions as the opposite of rational thought, cognition — what we commonly refer to as thinking — is actually a key building block of emotion. How we think about our circumstances shapes the emotions we experience; then those emotions echo back to influence how we think. (A) ________, if you walk into a test thinking you are bad at taking tests, your anxiety will be increased. Then you don’t feel good about your performance on the test, and that becomes evidence for continuing to think that you’re bad at test taking. In this way there’s simply no ⓐ</w:t>
       </w:r>
       <w:r>
         <w:rPr>
@@ -1524,7 +1542,7 @@
           <w:sz w:val="17"/>
           <w:u w:val="single"/>
         </w:rPr>
-        <w:t>work those pathways to your advantage</w:t>
+        <w:t>pulling</w:t>
       </w:r>
       <w:r>
         <w:rPr>
@@ -1533,14 +1551,62 @@
           <w:sz w:val="17"/>
           <w:u w:val="none"/>
         </w:rPr>
-        <w:t>.</w:t>
+        <w:t xml:space="preserve"> emotion and cognition apart. This bi-directionality of cognition and emotion allows us to ⓑ</w:t>
+      </w:r>
+      <w:r>
+        <w:rPr>
+          <w:rFonts w:ascii="맑은 고딕" w:hAnsi="맑은 고딕" w:eastAsia="맑은 고딕"/>
+          <w:b w:val="0"/>
+          <w:sz w:val="17"/>
+          <w:u w:val="single"/>
+        </w:rPr>
+        <w:t>adjust</w:t>
+      </w:r>
+      <w:r>
+        <w:rPr>
+          <w:rFonts w:ascii="맑은 고딕" w:hAnsi="맑은 고딕" w:eastAsia="맑은 고딕"/>
+          <w:b w:val="0"/>
+          <w:sz w:val="17"/>
+          <w:u w:val="none"/>
+        </w:rPr>
+        <w:t xml:space="preserve"> difficult emotions by changing the way we think. By thinking differently — I get nervous sometimes, but I’m still a good test taker, or that nervous feeling is just excitement and anticipation, it means I’m ready — you can work those pathways to your advantage.</w:t>
       </w:r>
     </w:p>
     <w:p>
       <w:pPr>
-        <w:spacing w:before="0" w:after="0" w:line="269" w:lineRule="auto"/>
-        <w:ind w:left="180" w:hanging="180"/>
+        <w:spacing w:before="0" w:after="0" w:line="288" w:lineRule="auto"/>
+        <w:ind w:left="40"/>
         <w:snapToGrid w:val="0"/>
+        <w:pBdr>
+          <w:top w:val="single" w:sz="4" w:space="2" w:color="9B6BD0"/>
+          <w:left w:val="single" w:sz="4" w:space="2" w:color="9B6BD0"/>
+          <w:bottom w:val="single" w:sz="4" w:space="2" w:color="9B6BD0"/>
+          <w:right w:val="single" w:sz="4" w:space="2" w:color="9B6BD0"/>
+        </w:pBdr>
+        <w:shd w:val="clear" w:color="auto" w:fill="FAF5FF"/>
+      </w:pPr>
+      <w:r>
+        <w:rPr>
+          <w:rFonts w:ascii="맑은 고딕" w:hAnsi="맑은 고딕" w:eastAsia="맑은 고딕"/>
+          <w:b/>
+          <w:sz w:val="17"/>
+          <w:u w:val="none"/>
+        </w:rPr>
+        <w:t>&lt;보 기&gt;</w:t>
+      </w:r>
+    </w:p>
+    <w:p>
+      <w:pPr>
+        <w:spacing w:before="0" w:after="0" w:line="288" w:lineRule="auto"/>
+        <w:ind w:left="40"/>
+        <w:snapToGrid w:val="0"/>
+        <w:pBdr>
+          <w:top w:val="single" w:sz="4" w:space="2" w:color="9B6BD0"/>
+          <w:left w:val="single" w:sz="4" w:space="2" w:color="9B6BD0"/>
+          <w:bottom w:val="single" w:sz="4" w:space="2" w:color="9B6BD0"/>
+          <w:right w:val="single" w:sz="4" w:space="2" w:color="9B6BD0"/>
+        </w:pBdr>
+        <w:shd w:val="clear" w:color="auto" w:fill="FAF5FF"/>
       </w:pPr>
       <w:r>
         <w:rPr>
@@ -1549,14 +1615,21 @@
           <w:sz w:val="17"/>
           <w:u w:val="none"/>
         </w:rPr>
-        <w:t>① stay away from situations that make you anxious</w:t>
+        <w:t>(a) The writer disagrees with the popular idea that emotion and thinking are opposites.</w:t>
       </w:r>
     </w:p>
     <w:p>
       <w:pPr>
-        <w:spacing w:before="0" w:after="0" w:line="269" w:lineRule="auto"/>
-        <w:ind w:left="180" w:hanging="180"/>
+        <w:spacing w:before="0" w:after="0" w:line="288" w:lineRule="auto"/>
+        <w:ind w:left="40"/>
         <w:snapToGrid w:val="0"/>
+        <w:pBdr>
+          <w:top w:val="single" w:sz="4" w:space="2" w:color="9B6BD0"/>
+          <w:left w:val="single" w:sz="4" w:space="2" w:color="9B6BD0"/>
+          <w:bottom w:val="single" w:sz="4" w:space="2" w:color="9B6BD0"/>
+          <w:right w:val="single" w:sz="4" w:space="2" w:color="9B6BD0"/>
+        </w:pBdr>
+        <w:shd w:val="clear" w:color="auto" w:fill="FAF5FF"/>
       </w:pPr>
       <w:r>
         <w:rPr>
@@ -1565,14 +1638,21 @@
           <w:sz w:val="17"/>
           <w:u w:val="none"/>
         </w:rPr>
-        <w:t>② keep your emotions out of your decisions altogether</w:t>
+        <w:t>(b) The appropriate expression for (A) is ‘For example’.</w:t>
       </w:r>
     </w:p>
     <w:p>
       <w:pPr>
-        <w:spacing w:before="0" w:after="0" w:line="269" w:lineRule="auto"/>
-        <w:ind w:left="180" w:hanging="180"/>
+        <w:spacing w:before="0" w:after="0" w:line="288" w:lineRule="auto"/>
+        <w:ind w:left="40"/>
         <w:snapToGrid w:val="0"/>
+        <w:pBdr>
+          <w:top w:val="single" w:sz="4" w:space="2" w:color="9B6BD0"/>
+          <w:left w:val="single" w:sz="4" w:space="2" w:color="9B6BD0"/>
+          <w:bottom w:val="single" w:sz="4" w:space="2" w:color="9B6BD0"/>
+          <w:right w:val="single" w:sz="4" w:space="2" w:color="9B6BD0"/>
+        </w:pBdr>
+        <w:shd w:val="clear" w:color="auto" w:fill="FAF5FF"/>
       </w:pPr>
       <w:r>
         <w:rPr>
@@ -1581,14 +1661,21 @@
           <w:sz w:val="17"/>
           <w:u w:val="none"/>
         </w:rPr>
-        <w:t>③ use the link between thinking and feeling in your own favour</w:t>
+        <w:t>(c) In ⓐ, ‘pulling’ should be changed to ‘to pull’.</w:t>
       </w:r>
     </w:p>
     <w:p>
       <w:pPr>
-        <w:spacing w:before="0" w:after="0" w:line="269" w:lineRule="auto"/>
-        <w:ind w:left="180" w:hanging="180"/>
+        <w:spacing w:before="0" w:after="0" w:line="288" w:lineRule="auto"/>
+        <w:ind w:left="40"/>
         <w:snapToGrid w:val="0"/>
+        <w:pBdr>
+          <w:top w:val="single" w:sz="4" w:space="2" w:color="9B6BD0"/>
+          <w:left w:val="single" w:sz="4" w:space="2" w:color="9B6BD0"/>
+          <w:bottom w:val="single" w:sz="4" w:space="2" w:color="9B6BD0"/>
+          <w:right w:val="single" w:sz="4" w:space="2" w:color="9B6BD0"/>
+        </w:pBdr>
+        <w:shd w:val="clear" w:color="auto" w:fill="FAF5FF"/>
       </w:pPr>
       <w:r>
         <w:rPr>
@@ -1597,14 +1684,21 @@
           <w:sz w:val="17"/>
           <w:u w:val="none"/>
         </w:rPr>
-        <w:t>④ practise until the nervous feeling no longer appears</w:t>
+        <w:t>(d) In the context, ⓑ ‘adjust’ can be replaced by ‘modify’.</w:t>
       </w:r>
     </w:p>
     <w:p>
       <w:pPr>
-        <w:spacing w:before="0" w:after="0" w:line="269" w:lineRule="auto"/>
-        <w:ind w:left="180" w:hanging="180"/>
+        <w:spacing w:before="0" w:after="60" w:line="288" w:lineRule="auto"/>
+        <w:ind w:left="40"/>
         <w:snapToGrid w:val="0"/>
+        <w:pBdr>
+          <w:top w:val="single" w:sz="4" w:space="2" w:color="9B6BD0"/>
+          <w:left w:val="single" w:sz="4" w:space="2" w:color="9B6BD0"/>
+          <w:bottom w:val="single" w:sz="4" w:space="2" w:color="9B6BD0"/>
+          <w:right w:val="single" w:sz="4" w:space="2" w:color="9B6BD0"/>
+        </w:pBdr>
+        <w:shd w:val="clear" w:color="auto" w:fill="FAF5FF"/>
       </w:pPr>
       <w:r>
         <w:rPr>
@@ -1613,7 +1707,23 @@
           <w:sz w:val="17"/>
           <w:u w:val="none"/>
         </w:rPr>
-        <w:t>⑤ rely on other people to calm you down before a test</w:t>
+        <w:t>(e) According to the writer, our emotions have no effect on the way we think.</w:t>
+      </w:r>
+    </w:p>
+    <w:p>
+      <w:pPr>
+        <w:spacing w:before="0" w:after="20" w:line="276" w:lineRule="auto"/>
+        <w:ind w:left="80"/>
+        <w:snapToGrid w:val="0"/>
+      </w:pPr>
+      <w:r>
+        <w:rPr>
+          <w:rFonts w:ascii="맑은 고딕" w:hAnsi="맑은 고딕" w:eastAsia="맑은 고딕"/>
+          <w:b w:val="0"/>
+          <w:sz w:val="17"/>
+          <w:u w:val="none"/>
+        </w:rPr>
+        <w:t>① (a), (c)    ② (b), (c), (e)    ③ (d), (e)    ④ (c), (e)    ⑤ (a), (b), (d)</w:t>
       </w:r>
     </w:p>
     <w:p>
@@ -1638,7 +1748,25 @@
           <w:sz w:val="17"/>
           <w:u w:val="none"/>
         </w:rPr>
-        <w:t xml:space="preserve"> 다음 빈칸에 들어갈 말로 가장 적절한 것은? [2.7점]</w:t>
+        <w:t xml:space="preserve"> 다음 글의 밑줄 친 ⓐ ~ ⓕ 중, 어법상 </w:t>
+      </w:r>
+      <w:r>
+        <w:rPr>
+          <w:rFonts w:ascii="맑은 고딕" w:hAnsi="맑은 고딕" w:eastAsia="맑은 고딕"/>
+          <w:b w:val="0"/>
+          <w:sz w:val="17"/>
+          <w:u w:val="single"/>
+        </w:rPr>
+        <w:t>틀린</w:t>
+      </w:r>
+      <w:r>
+        <w:rPr>
+          <w:rFonts w:ascii="맑은 고딕" w:hAnsi="맑은 고딕" w:eastAsia="맑은 고딕"/>
+          <w:b w:val="0"/>
+          <w:sz w:val="17"/>
+          <w:u w:val="none"/>
+        </w:rPr>
+        <w:t xml:space="preserve"> 것을 모두 고른 것은? [3.1점]</w:t>
       </w:r>
     </w:p>
     <w:p>
@@ -1661,13 +1789,121 @@
           <w:sz w:val="17"/>
           <w:u w:val="none"/>
         </w:rPr>
-        <w:t>Despite the cultural trope depicting emotions as the opposite of rational thought, cognition — what we commonly refer to as thinking — is actually ______________________________. How we think about our circumstances shapes the emotions we experience; then those emotions echo back to influence how we think. For instance, if you walk into a test thinking you are bad at taking tests, your anxiety will grow. Then you don’t feel good about your performance on the test, and that becomes evidence for continuing to think that you’re bad at test taking.</w:t>
+        <w:t>Despite the cultural trope ⓐ</w:t>
+      </w:r>
+      <w:r>
+        <w:rPr>
+          <w:rFonts w:ascii="맑은 고딕" w:hAnsi="맑은 고딕" w:eastAsia="맑은 고딕"/>
+          <w:b w:val="0"/>
+          <w:sz w:val="17"/>
+          <w:u w:val="single"/>
+        </w:rPr>
+        <w:t>depicting</w:t>
+      </w:r>
+      <w:r>
+        <w:rPr>
+          <w:rFonts w:ascii="맑은 고딕" w:hAnsi="맑은 고딕" w:eastAsia="맑은 고딕"/>
+          <w:b w:val="0"/>
+          <w:sz w:val="17"/>
+          <w:u w:val="none"/>
+        </w:rPr>
+        <w:t xml:space="preserve"> emotions as the opposite of rational thought, cognition — what we commonly refer to as thinking — ⓑ</w:t>
+      </w:r>
+      <w:r>
+        <w:rPr>
+          <w:rFonts w:ascii="맑은 고딕" w:hAnsi="맑은 고딕" w:eastAsia="맑은 고딕"/>
+          <w:b w:val="0"/>
+          <w:sz w:val="17"/>
+          <w:u w:val="single"/>
+        </w:rPr>
+        <w:t>are</w:t>
+      </w:r>
+      <w:r>
+        <w:rPr>
+          <w:rFonts w:ascii="맑은 고딕" w:hAnsi="맑은 고딕" w:eastAsia="맑은 고딕"/>
+          <w:b w:val="0"/>
+          <w:sz w:val="17"/>
+          <w:u w:val="none"/>
+        </w:rPr>
+        <w:t xml:space="preserve"> actually a key building block of emotion. How we think about our circumstances ⓒ</w:t>
+      </w:r>
+      <w:r>
+        <w:rPr>
+          <w:rFonts w:ascii="맑은 고딕" w:hAnsi="맑은 고딕" w:eastAsia="맑은 고딕"/>
+          <w:b w:val="0"/>
+          <w:sz w:val="17"/>
+          <w:u w:val="single"/>
+        </w:rPr>
+        <w:t>shape</w:t>
+      </w:r>
+      <w:r>
+        <w:rPr>
+          <w:rFonts w:ascii="맑은 고딕" w:hAnsi="맑은 고딕" w:eastAsia="맑은 고딕"/>
+          <w:b w:val="0"/>
+          <w:sz w:val="17"/>
+          <w:u w:val="none"/>
+        </w:rPr>
+        <w:t xml:space="preserve"> the emotions we experience; then those emotions echo back to influence how we think. For instance, if you walk into a test thinking you are bad at taking tests, your anxiety ⓓ</w:t>
+      </w:r>
+      <w:r>
+        <w:rPr>
+          <w:rFonts w:ascii="맑은 고딕" w:hAnsi="맑은 고딕" w:eastAsia="맑은 고딕"/>
+          <w:b w:val="0"/>
+          <w:sz w:val="17"/>
+          <w:u w:val="single"/>
+        </w:rPr>
+        <w:t>will be increased</w:t>
+      </w:r>
+      <w:r>
+        <w:rPr>
+          <w:rFonts w:ascii="맑은 고딕" w:hAnsi="맑은 고딕" w:eastAsia="맑은 고딕"/>
+          <w:b w:val="0"/>
+          <w:sz w:val="17"/>
+          <w:u w:val="none"/>
+        </w:rPr>
+        <w:t>. Then you don’t feel good about your performance on the test, and that becomes evidence for ⓔ</w:t>
+      </w:r>
+      <w:r>
+        <w:rPr>
+          <w:rFonts w:ascii="맑은 고딕" w:hAnsi="맑은 고딕" w:eastAsia="맑은 고딕"/>
+          <w:b w:val="0"/>
+          <w:sz w:val="17"/>
+          <w:u w:val="single"/>
+        </w:rPr>
+        <w:t>continue</w:t>
+      </w:r>
+      <w:r>
+        <w:rPr>
+          <w:rFonts w:ascii="맑은 고딕" w:hAnsi="맑은 고딕" w:eastAsia="맑은 고딕"/>
+          <w:b w:val="0"/>
+          <w:sz w:val="17"/>
+          <w:u w:val="none"/>
+        </w:rPr>
+        <w:t xml:space="preserve"> to think that you’re bad at test taking. In this way there’s simply no pulling emotion and cognition apart. This bi-directionality of cognition and emotion allows us to adjust difficult emotions ⓕ</w:t>
+      </w:r>
+      <w:r>
+        <w:rPr>
+          <w:rFonts w:ascii="맑은 고딕" w:hAnsi="맑은 고딕" w:eastAsia="맑은 고딕"/>
+          <w:b w:val="0"/>
+          <w:sz w:val="17"/>
+          <w:u w:val="single"/>
+        </w:rPr>
+        <w:t>by changing</w:t>
+      </w:r>
+      <w:r>
+        <w:rPr>
+          <w:rFonts w:ascii="맑은 고딕" w:hAnsi="맑은 고딕" w:eastAsia="맑은 고딕"/>
+          <w:b w:val="0"/>
+          <w:sz w:val="17"/>
+          <w:u w:val="none"/>
+        </w:rPr>
+        <w:t xml:space="preserve"> the way we think. By thinking differently — I get nervous sometimes, but I’m still a good test taker, or that nervous feeling is just excitement and anticipation, it means I’m ready — you can work those pathways to your advantage.</w:t>
       </w:r>
     </w:p>
     <w:p>
       <w:pPr>
-        <w:spacing w:before="0" w:after="0" w:line="269" w:lineRule="auto"/>
-        <w:ind w:left="180" w:hanging="180"/>
+        <w:spacing w:before="0" w:after="20" w:line="276" w:lineRule="auto"/>
+        <w:ind w:left="80"/>
         <w:snapToGrid w:val="0"/>
       </w:pPr>
       <w:r>
@@ -1677,71 +1913,7 @@
           <w:sz w:val="17"/>
           <w:u w:val="none"/>
         </w:rPr>
-        <w:t>① a dependable way of switching our emotions off</w:t>
-      </w:r>
-    </w:p>
-    <w:p>
-      <w:pPr>
-        <w:spacing w:before="0" w:after="0" w:line="269" w:lineRule="auto"/>
-        <w:ind w:left="180" w:hanging="180"/>
-        <w:snapToGrid w:val="0"/>
-      </w:pPr>
-      <w:r>
-        <w:rPr>
-          <w:rFonts w:ascii="맑은 고딕" w:hAnsi="맑은 고딕" w:eastAsia="맑은 고딕"/>
-          <w:b w:val="0"/>
-          <w:sz w:val="17"/>
-          <w:u w:val="none"/>
-        </w:rPr>
-        <w:t>② one of the basic ingredients from which emotion is made</w:t>
-      </w:r>
-    </w:p>
-    <w:p>
-      <w:pPr>
-        <w:spacing w:before="0" w:after="0" w:line="269" w:lineRule="auto"/>
-        <w:ind w:left="180" w:hanging="180"/>
-        <w:snapToGrid w:val="0"/>
-      </w:pPr>
-      <w:r>
-        <w:rPr>
-          <w:rFonts w:ascii="맑은 고딕" w:hAnsi="맑은 고딕" w:eastAsia="맑은 고딕"/>
-          <w:b w:val="0"/>
-          <w:sz w:val="17"/>
-          <w:u w:val="none"/>
-        </w:rPr>
-        <w:t>③ a later product of our emotional reactions</w:t>
-      </w:r>
-    </w:p>
-    <w:p>
-      <w:pPr>
-        <w:spacing w:before="0" w:after="0" w:line="269" w:lineRule="auto"/>
-        <w:ind w:left="180" w:hanging="180"/>
-        <w:snapToGrid w:val="0"/>
-      </w:pPr>
-      <w:r>
-        <w:rPr>
-          <w:rFonts w:ascii="맑은 고딕" w:hAnsi="맑은 고딕" w:eastAsia="맑은 고딕"/>
-          <w:b w:val="0"/>
-          <w:sz w:val="17"/>
-          <w:u w:val="none"/>
-        </w:rPr>
-        <w:t>④ the natural enemy of every strong feeling</w:t>
-      </w:r>
-    </w:p>
-    <w:p>
-      <w:pPr>
-        <w:spacing w:before="0" w:after="0" w:line="269" w:lineRule="auto"/>
-        <w:ind w:left="180" w:hanging="180"/>
-        <w:snapToGrid w:val="0"/>
-      </w:pPr>
-      <w:r>
-        <w:rPr>
-          <w:rFonts w:ascii="맑은 고딕" w:hAnsi="맑은 고딕" w:eastAsia="맑은 고딕"/>
-          <w:b w:val="0"/>
-          <w:sz w:val="17"/>
-          <w:u w:val="none"/>
-        </w:rPr>
-        <w:t>⑤ a skill that tends to break down under stress</w:t>
+        <w:t>① ⓐ, ⓓ, ⓕ    ② ⓑ, ⓒ, ⓔ    ③ ⓒ, ⓔ    ④ ⓑ, ⓓ, ⓔ    ⑤ ⓐ, ⓑ, ⓒ</w:t>
       </w:r>
     </w:p>
     <w:p>
@@ -1766,25 +1938,7 @@
           <w:sz w:val="17"/>
           <w:u w:val="none"/>
         </w:rPr>
-        <w:t xml:space="preserve"> 다음 [A], [B]에 대한 설명으로 적절하지 </w:t>
-      </w:r>
-      <w:r>
-        <w:rPr>
-          <w:rFonts w:ascii="맑은 고딕" w:hAnsi="맑은 고딕" w:eastAsia="맑은 고딕"/>
-          <w:b/>
-          <w:sz w:val="17"/>
-          <w:u w:val="none"/>
-        </w:rPr>
-        <w:t>않은</w:t>
-      </w:r>
-      <w:r>
-        <w:rPr>
-          <w:rFonts w:ascii="맑은 고딕" w:hAnsi="맑은 고딕" w:eastAsia="맑은 고딕"/>
-          <w:b w:val="0"/>
-          <w:sz w:val="17"/>
-          <w:u w:val="none"/>
-        </w:rPr>
-        <w:t xml:space="preserve"> 것은? [3.1점]</w:t>
+        <w:t xml:space="preserve"> 다음 글의 (A), (B), (C)의 각 괄호 안에서 문맥과 어법에 맞는 표현으로 가장 적절한 것은? [3.0점]</w:t>
       </w:r>
     </w:p>
     <w:p>
@@ -1803,11 +1957,107 @@
       <w:r>
         <w:rPr>
           <w:rFonts w:ascii="맑은 고딕" w:hAnsi="맑은 고딕" w:eastAsia="맑은 고딕"/>
+          <w:b w:val="0"/>
+          <w:sz w:val="17"/>
+          <w:u w:val="none"/>
+        </w:rPr>
+        <w:t>Despite the cultural trope depicting emotions as the (A) [partner / opposite] of rational thought, cognition — what we commonly refer to as thinking — is actually a key building block of emotion. How we think about our circumstances shapes the emotions we experience; then those emotions echo back to influence how we think. For instance, if you walk into a test thinking you are bad at taking tests, your anxiety will be (B) [increased / reduced]. Then you don’t feel good about your performance on the test, and that becomes evidence for continuing to think that you’re bad at test taking. In this way there’s simply no pulling emotion and cognition apart. This bi-directionality of cognition and emotion allows us (C) [adjusting / to adjust] difficult emotions by changing the way we think. By thinking differently — I get nervous sometimes, but I’m still a good test taker, or that nervous feeling is just excitement and anticipation, it means I’m ready — you can work those pathways to your advantage.</w:t>
+      </w:r>
+    </w:p>
+    <w:p>
+      <w:pPr>
+        <w:spacing w:before="0" w:after="0" w:line="269" w:lineRule="auto"/>
+        <w:ind w:left="180" w:hanging="180"/>
+        <w:snapToGrid w:val="0"/>
+      </w:pPr>
+      <w:r>
+        <w:rPr>
+          <w:rFonts w:ascii="맑은 고딕" w:hAnsi="맑은 고딕" w:eastAsia="맑은 고딕"/>
+          <w:b w:val="0"/>
+          <w:sz w:val="17"/>
+          <w:u w:val="none"/>
+        </w:rPr>
+        <w:t>① (A) partner  (B) increased  (C) to adjust</w:t>
+      </w:r>
+    </w:p>
+    <w:p>
+      <w:pPr>
+        <w:spacing w:before="0" w:after="0" w:line="269" w:lineRule="auto"/>
+        <w:ind w:left="180" w:hanging="180"/>
+        <w:snapToGrid w:val="0"/>
+      </w:pPr>
+      <w:r>
+        <w:rPr>
+          <w:rFonts w:ascii="맑은 고딕" w:hAnsi="맑은 고딕" w:eastAsia="맑은 고딕"/>
+          <w:b w:val="0"/>
+          <w:sz w:val="17"/>
+          <w:u w:val="none"/>
+        </w:rPr>
+        <w:t>② (A) opposite  (B) reduced  (C) to adjust</w:t>
+      </w:r>
+    </w:p>
+    <w:p>
+      <w:pPr>
+        <w:spacing w:before="0" w:after="0" w:line="269" w:lineRule="auto"/>
+        <w:ind w:left="180" w:hanging="180"/>
+        <w:snapToGrid w:val="0"/>
+      </w:pPr>
+      <w:r>
+        <w:rPr>
+          <w:rFonts w:ascii="맑은 고딕" w:hAnsi="맑은 고딕" w:eastAsia="맑은 고딕"/>
+          <w:b w:val="0"/>
+          <w:sz w:val="17"/>
+          <w:u w:val="none"/>
+        </w:rPr>
+        <w:t>③ (A) opposite  (B) increased  (C) adjusting</w:t>
+      </w:r>
+    </w:p>
+    <w:p>
+      <w:pPr>
+        <w:spacing w:before="0" w:after="0" w:line="269" w:lineRule="auto"/>
+        <w:ind w:left="180" w:hanging="180"/>
+        <w:snapToGrid w:val="0"/>
+      </w:pPr>
+      <w:r>
+        <w:rPr>
+          <w:rFonts w:ascii="맑은 고딕" w:hAnsi="맑은 고딕" w:eastAsia="맑은 고딕"/>
+          <w:b w:val="0"/>
+          <w:sz w:val="17"/>
+          <w:u w:val="none"/>
+        </w:rPr>
+        <w:t>④ (A) partner  (B) reduced  (C) adjusting</w:t>
+      </w:r>
+    </w:p>
+    <w:p>
+      <w:pPr>
+        <w:spacing w:before="0" w:after="0" w:line="269" w:lineRule="auto"/>
+        <w:ind w:left="180" w:hanging="180"/>
+        <w:snapToGrid w:val="0"/>
+      </w:pPr>
+      <w:r>
+        <w:rPr>
+          <w:rFonts w:ascii="맑은 고딕" w:hAnsi="맑은 고딕" w:eastAsia="맑은 고딕"/>
+          <w:b w:val="0"/>
+          <w:sz w:val="17"/>
+          <w:u w:val="none"/>
+        </w:rPr>
+        <w:t>⑤ (A) opposite  (B) increased  (C) to adjust</w:t>
+      </w:r>
+    </w:p>
+    <w:p>
+      <w:pPr>
+        <w:keepNext/>
+        <w:spacing w:before="80" w:after="20" w:line="276" w:lineRule="auto"/>
+        <w:snapToGrid w:val="0"/>
+      </w:pPr>
+      <w:r>
+        <w:rPr>
+          <w:rFonts w:ascii="맑은 고딕" w:hAnsi="맑은 고딕" w:eastAsia="맑은 고딕"/>
           <w:b/>
           <w:sz w:val="17"/>
           <w:u w:val="none"/>
         </w:rPr>
-        <w:t>[A]</w:t>
+        <w:t>33-4.</w:t>
       </w:r>
       <w:r>
         <w:rPr>
@@ -1816,7 +2066,176 @@
           <w:sz w:val="17"/>
           <w:u w:val="none"/>
         </w:rPr>
-        <w:t xml:space="preserve"> How we think about our circumstances shapes the emotions we experience, and those emotions echo back to influence how we think. Walk into a test thinking you are bad at tests, and your anxiety rises; afterwards you feel bad about your performance, which becomes evidence that you really are bad at tests. Emotion and cognition cannot be pulled apart. Yet this means that by thinking differently we can adjust difficult emotions.</w:t>
+        <w:t xml:space="preserve"> According to the passage, which of the following is </w:t>
+      </w:r>
+      <w:r>
+        <w:rPr>
+          <w:rFonts w:ascii="맑은 고딕" w:hAnsi="맑은 고딕" w:eastAsia="맑은 고딕"/>
+          <w:b w:val="0"/>
+          <w:sz w:val="17"/>
+          <w:u w:val="single"/>
+        </w:rPr>
+        <w:t>NOT</w:t>
+      </w:r>
+      <w:r>
+        <w:rPr>
+          <w:rFonts w:ascii="맑은 고딕" w:hAnsi="맑은 고딕" w:eastAsia="맑은 고딕"/>
+          <w:b w:val="0"/>
+          <w:sz w:val="17"/>
+          <w:u w:val="none"/>
+        </w:rPr>
+        <w:t xml:space="preserve"> true? [2.8점]</w:t>
+      </w:r>
+    </w:p>
+    <w:p>
+      <w:pPr>
+        <w:spacing w:before="0" w:after="60" w:line="288" w:lineRule="auto"/>
+        <w:ind w:left="40"/>
+        <w:snapToGrid w:val="0"/>
+        <w:pBdr>
+          <w:top w:val="single" w:sz="4" w:space="2" w:color="999999"/>
+          <w:left w:val="single" w:sz="4" w:space="2" w:color="999999"/>
+          <w:bottom w:val="single" w:sz="4" w:space="2" w:color="999999"/>
+          <w:right w:val="single" w:sz="4" w:space="2" w:color="999999"/>
+        </w:pBdr>
+        <w:shd w:val="clear" w:color="auto" w:fill="F6F3EA"/>
+      </w:pPr>
+      <w:r>
+        <w:rPr>
+          <w:rFonts w:ascii="맑은 고딕" w:hAnsi="맑은 고딕" w:eastAsia="맑은 고딕"/>
+          <w:b w:val="0"/>
+          <w:sz w:val="17"/>
+          <w:u w:val="none"/>
+        </w:rPr>
+        <w:t>Despite the cultural trope depicting emotions as the opposite of rational thought, cognition — what we commonly refer to as thinking — is actually a key building block of emotion. How we think about our circumstances shapes the emotions we experience; then those emotions echo back to influence how we think. For instance, if you walk into a test thinking you are bad at taking tests, your anxiety will be increased. Then you don’t feel good about your performance on the test, and that becomes evidence for continuing to think that you’re bad at test taking. In this way there’s simply no pulling emotion and cognition apart. This bi-directionality of cognition and emotion allows us to adjust difficult emotions by changing the way we think. By thinking differently — I get nervous sometimes, but I’m still a good test taker, or that nervous feeling is just excitement and anticipation, it means I’m ready — you can work those pathways to your advantage.</w:t>
+      </w:r>
+    </w:p>
+    <w:p>
+      <w:pPr>
+        <w:spacing w:before="0" w:after="0" w:line="269" w:lineRule="auto"/>
+        <w:ind w:left="180" w:hanging="180"/>
+        <w:snapToGrid w:val="0"/>
+      </w:pPr>
+      <w:r>
+        <w:rPr>
+          <w:rFonts w:ascii="맑은 고딕" w:hAnsi="맑은 고딕" w:eastAsia="맑은 고딕"/>
+          <w:b w:val="0"/>
+          <w:sz w:val="17"/>
+          <w:u w:val="none"/>
+        </w:rPr>
+        <w:t>① The writer agrees with the common view that emotions work against rational thought.</w:t>
+      </w:r>
+    </w:p>
+    <w:p>
+      <w:pPr>
+        <w:spacing w:before="0" w:after="0" w:line="269" w:lineRule="auto"/>
+        <w:ind w:left="180" w:hanging="180"/>
+        <w:snapToGrid w:val="0"/>
+      </w:pPr>
+      <w:r>
+        <w:rPr>
+          <w:rFonts w:ascii="맑은 고딕" w:hAnsi="맑은 고딕" w:eastAsia="맑은 고딕"/>
+          <w:b w:val="0"/>
+          <w:sz w:val="17"/>
+          <w:u w:val="none"/>
+        </w:rPr>
+        <w:t>② The way we think about a situation affects the emotions we feel.</w:t>
+      </w:r>
+    </w:p>
+    <w:p>
+      <w:pPr>
+        <w:spacing w:before="0" w:after="0" w:line="269" w:lineRule="auto"/>
+        <w:ind w:left="180" w:hanging="180"/>
+        <w:snapToGrid w:val="0"/>
+      </w:pPr>
+      <w:r>
+        <w:rPr>
+          <w:rFonts w:ascii="맑은 고딕" w:hAnsi="맑은 고딕" w:eastAsia="맑은 고딕"/>
+          <w:b w:val="0"/>
+          <w:sz w:val="17"/>
+          <w:u w:val="none"/>
+        </w:rPr>
+        <w:t>③ Emotions can, in turn, influence the way we think.</w:t>
+      </w:r>
+    </w:p>
+    <w:p>
+      <w:pPr>
+        <w:spacing w:before="0" w:after="0" w:line="269" w:lineRule="auto"/>
+        <w:ind w:left="180" w:hanging="180"/>
+        <w:snapToGrid w:val="0"/>
+      </w:pPr>
+      <w:r>
+        <w:rPr>
+          <w:rFonts w:ascii="맑은 고딕" w:hAnsi="맑은 고딕" w:eastAsia="맑은 고딕"/>
+          <w:b w:val="0"/>
+          <w:sz w:val="17"/>
+          <w:u w:val="none"/>
+        </w:rPr>
+        <w:t>④ Feeling bad about a test performance can strengthen the belief that one is a poor test taker.</w:t>
+      </w:r>
+    </w:p>
+    <w:p>
+      <w:pPr>
+        <w:spacing w:before="0" w:after="0" w:line="269" w:lineRule="auto"/>
+        <w:ind w:left="180" w:hanging="180"/>
+        <w:snapToGrid w:val="0"/>
+      </w:pPr>
+      <w:r>
+        <w:rPr>
+          <w:rFonts w:ascii="맑은 고딕" w:hAnsi="맑은 고딕" w:eastAsia="맑은 고딕"/>
+          <w:b w:val="0"/>
+          <w:sz w:val="17"/>
+          <w:u w:val="none"/>
+        </w:rPr>
+        <w:t>⑤ Reinterpreting nervousness as excitement is offered as a way to manage emotions.</w:t>
+      </w:r>
+    </w:p>
+    <w:p>
+      <w:pPr>
+        <w:keepNext/>
+        <w:spacing w:before="80" w:after="20" w:line="276" w:lineRule="auto"/>
+        <w:snapToGrid w:val="0"/>
+      </w:pPr>
+      <w:r>
+        <w:rPr>
+          <w:rFonts w:ascii="맑은 고딕" w:hAnsi="맑은 고딕" w:eastAsia="맑은 고딕"/>
+          <w:b/>
+          <w:sz w:val="17"/>
+          <w:u w:val="none"/>
+        </w:rPr>
+        <w:t>33-5.</w:t>
+      </w:r>
+      <w:r>
+        <w:rPr>
+          <w:rFonts w:ascii="맑은 고딕" w:hAnsi="맑은 고딕" w:eastAsia="맑은 고딕"/>
+          <w:b w:val="0"/>
+          <w:sz w:val="17"/>
+          <w:u w:val="none"/>
+        </w:rPr>
+        <w:t xml:space="preserve"> [A]와 [B]를 읽고 이해한 것으로 가장 적절한 것은? [3.2점]</w:t>
+      </w:r>
+    </w:p>
+    <w:p>
+      <w:pPr>
+        <w:spacing w:before="0" w:after="60" w:line="288" w:lineRule="auto"/>
+        <w:ind w:left="40"/>
+        <w:snapToGrid w:val="0"/>
+        <w:pBdr>
+          <w:top w:val="single" w:sz="4" w:space="2" w:color="999999"/>
+          <w:left w:val="single" w:sz="4" w:space="2" w:color="999999"/>
+          <w:bottom w:val="single" w:sz="4" w:space="2" w:color="999999"/>
+          <w:right w:val="single" w:sz="4" w:space="2" w:color="999999"/>
+        </w:pBdr>
+        <w:shd w:val="clear" w:color="auto" w:fill="F6F3EA"/>
+      </w:pPr>
+      <w:r>
+        <w:rPr>
+          <w:rFonts w:ascii="맑은 고딕" w:hAnsi="맑은 고딕" w:eastAsia="맑은 고딕"/>
+          <w:b w:val="0"/>
+          <w:sz w:val="17"/>
+          <w:u w:val="none"/>
+        </w:rPr>
+        <w:t>[A] How we think about our circumstances shapes the emotions we experience; then those emotions echo back to influence how we think. For instance, if you walk into a test thinking you are bad at taking tests, your anxiety will be increased. Then you don’t feel good about your performance on the test, and that becomes evidence for continuing to think that you’re bad at test taking. This bi-directionality of cognition and emotion allows us to adjust difficult emotions by changing the way we think.</w:t>
       </w:r>
     </w:p>
     <w:p>
@@ -1835,20 +2254,11 @@
       <w:r>
         <w:rPr>
           <w:rFonts w:ascii="맑은 고딕" w:hAnsi="맑은 고딕" w:eastAsia="맑은 고딕"/>
-          <w:b/>
-          <w:sz w:val="17"/>
-          <w:u w:val="none"/>
-        </w:rPr>
-        <w:t>[B]</w:t>
-      </w:r>
-      <w:r>
-        <w:rPr>
-          <w:rFonts w:ascii="맑은 고딕" w:hAnsi="맑은 고딕" w:eastAsia="맑은 고딕"/>
           <w:b w:val="0"/>
           <w:sz w:val="17"/>
           <w:u w:val="none"/>
         </w:rPr>
-        <w:t xml:space="preserve"> The same loop links sleep and worry. Lying awake, convinced that tomorrow will be ruined, makes it harder to fall asleep; the lost sleep then seems to prove that the worry was justified. Neither side of the loop can be separated from the other. But the loop can be turned around: telling yourself that one short night is rarely a disaster lets the body relax, and sleep comes more easily.</w:t>
+        <w:t>[B] Before a big race, a runner who tells herself she always falls apart under pressure tends to tighten up, run poorly, and then take the poor result as proof that she cannot handle pressure. Coaches therefore teach athletes to rename the pounding heart before the start: not as fear, but as the body getting ready to perform. The physical feeling stays the same; what changes is the story the runner tells about it.</w:t>
       </w:r>
     </w:p>
     <w:p>
@@ -1864,7 +2274,7 @@
           <w:sz w:val="17"/>
           <w:u w:val="none"/>
         </w:rPr>
-        <w:t>① [B]에서 잠을 설친 것은 걱정이 근거 없는 것이었음을 보여 주는 증거로 받아들여진다.</w:t>
+        <w:t>① [A] argues that emotions cannot be changed, while [B] argues that they can.</w:t>
       </w:r>
     </w:p>
     <w:p>
@@ -1880,7 +2290,7 @@
           <w:sz w:val="17"/>
           <w:u w:val="none"/>
         </w:rPr>
-        <w:t>② [A]와 [B]는 모두 생각과 감정(또는 몸의 상태)이 서로 영향을 주고받는 순환을 다룬다.</w:t>
+        <w:t>② Both texts suggest that physical sensations must be removed completely before a performance.</w:t>
       </w:r>
     </w:p>
     <w:p>
@@ -1896,7 +2306,7 @@
           <w:sz w:val="17"/>
           <w:u w:val="none"/>
         </w:rPr>
-        <w:t>③ [A]의 ‘시험을 못 본다는 생각’과 [B]의 ‘내일을 망칠 것이라는 확신’은 순환의 출발점이라는 점에서 대응한다.</w:t>
+        <w:t>③ Both texts show a loop between thoughts and feelings and suggest managing a feeling by changing how one interprets it.</w:t>
       </w:r>
     </w:p>
     <w:p>
@@ -1912,7 +2322,7 @@
           <w:sz w:val="17"/>
           <w:u w:val="none"/>
         </w:rPr>
-        <w:t>④ [A]와 [B]는 모두 순환을 이루는 두 요소를 서로 떼어 놓을 수 없다고 본다.</w:t>
+        <w:t>④ [B] claims that coaches should ignore athletes’ emotions altogether.</w:t>
       </w:r>
     </w:p>
     <w:p>
@@ -1928,7 +2338,7 @@
           <w:sz w:val="17"/>
           <w:u w:val="none"/>
         </w:rPr>
-        <w:t>⑤ [A]와 [B]는 모두 생각을 바꿈으로써 순환을 유리한 방향으로 돌릴 수 있다고 본다.</w:t>
+        <w:t>⑤ [A] is about sports, while [B] is about school tests.</w:t>
       </w:r>
     </w:p>
     <w:p>
@@ -1944,7 +2354,7 @@
           <w:sz w:val="17"/>
           <w:u w:val="none"/>
         </w:rPr>
-        <w:t>33-4.</w:t>
+        <w:t>33-6.</w:t>
       </w:r>
       <w:r>
         <w:rPr>
@@ -1953,25 +2363,7 @@
           <w:sz w:val="17"/>
           <w:u w:val="none"/>
         </w:rPr>
-        <w:t xml:space="preserve"> 다음 글의 밑줄 친 부분 중, 문맥상 낱말의 쓰임이 적절하지 </w:t>
-      </w:r>
-      <w:r>
-        <w:rPr>
-          <w:rFonts w:ascii="맑은 고딕" w:hAnsi="맑은 고딕" w:eastAsia="맑은 고딕"/>
-          <w:b/>
-          <w:sz w:val="17"/>
-          <w:u w:val="none"/>
-        </w:rPr>
-        <w:t>않은</w:t>
-      </w:r>
-      <w:r>
-        <w:rPr>
-          <w:rFonts w:ascii="맑은 고딕" w:hAnsi="맑은 고딕" w:eastAsia="맑은 고딕"/>
-          <w:b w:val="0"/>
-          <w:sz w:val="17"/>
-          <w:u w:val="none"/>
-        </w:rPr>
-        <w:t xml:space="preserve"> 것은? [3.0점]</w:t>
+        <w:t xml:space="preserve"> 다음 빈칸에 들어갈 말로 가장 적절한 것은? [2.9점]</w:t>
       </w:r>
     </w:p>
     <w:p>
@@ -1994,7 +2386,112 @@
           <w:sz w:val="17"/>
           <w:u w:val="none"/>
         </w:rPr>
-        <w:t>Despite the cultural trope depicting emotions as the ①</w:t>
+        <w:t>Despite the cultural trope depicting emotions as the opposite of rational thought, cognition — what we commonly refer to as thinking — is actually a key building block of emotion. How we think about our circumstances shapes the emotions we experience; then those emotions echo back to influence how we think. For instance, if you walk into a test thinking you are bad at taking tests, your anxiety will be increased. Then you don’t feel good about your performance on the test, and that becomes evidence for continuing to think that you’re bad at test taking. In this way there’s simply no ________________________. This bi-directionality of cognition and emotion allows us to adjust difficult emotions by changing the way we think. By thinking differently — I get nervous sometimes, but I’m still a good test taker, or that nervous feeling is just excitement and anticipation, it means I’m ready — you can work those pathways to your advantage.</w:t>
+      </w:r>
+    </w:p>
+    <w:p>
+      <w:pPr>
+        <w:spacing w:before="0" w:after="0" w:line="269" w:lineRule="auto"/>
+        <w:ind w:left="180" w:hanging="180"/>
+        <w:snapToGrid w:val="0"/>
+      </w:pPr>
+      <w:r>
+        <w:rPr>
+          <w:rFonts w:ascii="맑은 고딕" w:hAnsi="맑은 고딕" w:eastAsia="맑은 고딕"/>
+          <w:b w:val="0"/>
+          <w:sz w:val="17"/>
+          <w:u w:val="none"/>
+        </w:rPr>
+        <w:t>① controlling our anxiety before a test</w:t>
+      </w:r>
+    </w:p>
+    <w:p>
+      <w:pPr>
+        <w:spacing w:before="0" w:after="0" w:line="269" w:lineRule="auto"/>
+        <w:ind w:left="180" w:hanging="180"/>
+        <w:snapToGrid w:val="0"/>
+      </w:pPr>
+      <w:r>
+        <w:rPr>
+          <w:rFonts w:ascii="맑은 고딕" w:hAnsi="맑은 고딕" w:eastAsia="맑은 고딕"/>
+          <w:b w:val="0"/>
+          <w:sz w:val="17"/>
+          <w:u w:val="none"/>
+        </w:rPr>
+        <w:t>② pulling emotion and cognition apart</w:t>
+      </w:r>
+    </w:p>
+    <w:p>
+      <w:pPr>
+        <w:spacing w:before="0" w:after="0" w:line="269" w:lineRule="auto"/>
+        <w:ind w:left="180" w:hanging="180"/>
+        <w:snapToGrid w:val="0"/>
+      </w:pPr>
+      <w:r>
+        <w:rPr>
+          <w:rFonts w:ascii="맑은 고딕" w:hAnsi="맑은 고딕" w:eastAsia="맑은 고딕"/>
+          <w:b w:val="0"/>
+          <w:sz w:val="17"/>
+          <w:u w:val="none"/>
+        </w:rPr>
+        <w:t>③ escaping the cultural trope about emotions</w:t>
+      </w:r>
+    </w:p>
+    <w:p>
+      <w:pPr>
+        <w:spacing w:before="0" w:after="0" w:line="269" w:lineRule="auto"/>
+        <w:ind w:left="180" w:hanging="180"/>
+        <w:snapToGrid w:val="0"/>
+      </w:pPr>
+      <w:r>
+        <w:rPr>
+          <w:rFonts w:ascii="맑은 고딕" w:hAnsi="맑은 고딕" w:eastAsia="맑은 고딕"/>
+          <w:b w:val="0"/>
+          <w:sz w:val="17"/>
+          <w:u w:val="none"/>
+        </w:rPr>
+        <w:t>④ measuring how well we really think</w:t>
+      </w:r>
+    </w:p>
+    <w:p>
+      <w:pPr>
+        <w:spacing w:before="0" w:after="0" w:line="269" w:lineRule="auto"/>
+        <w:ind w:left="180" w:hanging="180"/>
+        <w:snapToGrid w:val="0"/>
+      </w:pPr>
+      <w:r>
+        <w:rPr>
+          <w:rFonts w:ascii="맑은 고딕" w:hAnsi="맑은 고딕" w:eastAsia="맑은 고딕"/>
+          <w:b w:val="0"/>
+          <w:sz w:val="17"/>
+          <w:u w:val="none"/>
+        </w:rPr>
+        <w:t>⑤ feeling nervous during an exam</w:t>
+      </w:r>
+    </w:p>
+    <w:p>
+      <w:pPr>
+        <w:keepNext/>
+        <w:spacing w:before="80" w:after="20" w:line="276" w:lineRule="auto"/>
+        <w:snapToGrid w:val="0"/>
+      </w:pPr>
+      <w:r>
+        <w:rPr>
+          <w:rFonts w:ascii="맑은 고딕" w:hAnsi="맑은 고딕" w:eastAsia="맑은 고딕"/>
+          <w:b/>
+          <w:sz w:val="17"/>
+          <w:u w:val="none"/>
+        </w:rPr>
+        <w:t>33-7.</w:t>
+      </w:r>
+      <w:r>
+        <w:rPr>
+          <w:rFonts w:ascii="맑은 고딕" w:hAnsi="맑은 고딕" w:eastAsia="맑은 고딕"/>
+          <w:b w:val="0"/>
+          <w:sz w:val="17"/>
+          <w:u w:val="none"/>
+        </w:rPr>
+        <w:t xml:space="preserve"> 다음 글에서 전체 흐름과 관계 </w:t>
       </w:r>
       <w:r>
         <w:rPr>
@@ -2003,7 +2500,7 @@
           <w:sz w:val="17"/>
           <w:u w:val="single"/>
         </w:rPr>
-        <w:t>opposite</w:t>
+        <w:t>없는</w:t>
       </w:r>
       <w:r>
         <w:rPr>
@@ -2012,122 +2509,7 @@
           <w:sz w:val="17"/>
           <w:u w:val="none"/>
         </w:rPr>
-        <w:t xml:space="preserve"> of rational thought, cognition — what we commonly refer to as thinking — is actually a key building block of emotion. How we think about our circumstances ②</w:t>
-      </w:r>
-      <w:r>
-        <w:rPr>
-          <w:rFonts w:ascii="맑은 고딕" w:hAnsi="맑은 고딕" w:eastAsia="맑은 고딕"/>
-          <w:b w:val="0"/>
-          <w:sz w:val="17"/>
-          <w:u w:val="single"/>
-        </w:rPr>
-        <w:t>shapes</w:t>
-      </w:r>
-      <w:r>
-        <w:rPr>
-          <w:rFonts w:ascii="맑은 고딕" w:hAnsi="맑은 고딕" w:eastAsia="맑은 고딕"/>
-          <w:b w:val="0"/>
-          <w:sz w:val="17"/>
-          <w:u w:val="none"/>
-        </w:rPr>
-        <w:t xml:space="preserve"> the emotions we experience; then those emotions echo back to influence how we think. For instance, if you walk into a test thinking you are bad at taking tests, your anxiety will be ③</w:t>
-      </w:r>
-      <w:r>
-        <w:rPr>
-          <w:rFonts w:ascii="맑은 고딕" w:hAnsi="맑은 고딕" w:eastAsia="맑은 고딕"/>
-          <w:b w:val="0"/>
-          <w:sz w:val="17"/>
-          <w:u w:val="single"/>
-        </w:rPr>
-        <w:t>reduced</w:t>
-      </w:r>
-      <w:r>
-        <w:rPr>
-          <w:rFonts w:ascii="맑은 고딕" w:hAnsi="맑은 고딕" w:eastAsia="맑은 고딕"/>
-          <w:b w:val="0"/>
-          <w:sz w:val="17"/>
-          <w:u w:val="none"/>
-        </w:rPr>
-        <w:t>. Then you don’t feel good about your performance on the test, and that becomes ④</w:t>
-      </w:r>
-      <w:r>
-        <w:rPr>
-          <w:rFonts w:ascii="맑은 고딕" w:hAnsi="맑은 고딕" w:eastAsia="맑은 고딕"/>
-          <w:b w:val="0"/>
-          <w:sz w:val="17"/>
-          <w:u w:val="single"/>
-        </w:rPr>
-        <w:t>evidence</w:t>
-      </w:r>
-      <w:r>
-        <w:rPr>
-          <w:rFonts w:ascii="맑은 고딕" w:hAnsi="맑은 고딕" w:eastAsia="맑은 고딕"/>
-          <w:b w:val="0"/>
-          <w:sz w:val="17"/>
-          <w:u w:val="none"/>
-        </w:rPr>
-        <w:t xml:space="preserve"> for continuing to think that you’re bad at test taking. In this way there’s simply no pulling emotion and cognition apart. This bi-directionality of cognition and emotion allows us to ⑤</w:t>
-      </w:r>
-      <w:r>
-        <w:rPr>
-          <w:rFonts w:ascii="맑은 고딕" w:hAnsi="맑은 고딕" w:eastAsia="맑은 고딕"/>
-          <w:b w:val="0"/>
-          <w:sz w:val="17"/>
-          <w:u w:val="single"/>
-        </w:rPr>
-        <w:t>adjust</w:t>
-      </w:r>
-      <w:r>
-        <w:rPr>
-          <w:rFonts w:ascii="맑은 고딕" w:hAnsi="맑은 고딕" w:eastAsia="맑은 고딕"/>
-          <w:b w:val="0"/>
-          <w:sz w:val="17"/>
-          <w:u w:val="none"/>
-        </w:rPr>
-        <w:t xml:space="preserve"> difficult emotions by changing the way we think. By thinking differently — I get nervous sometimes, but I’m still a good test taker, or that nervous feeling is just excitement and anticipation, it means I’m ready — you can work those pathways to your advantage.</w:t>
-      </w:r>
-    </w:p>
-    <w:p>
-      <w:pPr>
-        <w:keepNext/>
-        <w:spacing w:before="80" w:after="20" w:line="276" w:lineRule="auto"/>
-        <w:snapToGrid w:val="0"/>
-      </w:pPr>
-      <w:r>
-        <w:rPr>
-          <w:rFonts w:ascii="맑은 고딕" w:hAnsi="맑은 고딕" w:eastAsia="맑은 고딕"/>
-          <w:b/>
-          <w:sz w:val="17"/>
-          <w:u w:val="none"/>
-        </w:rPr>
-        <w:t>33-5.</w:t>
-      </w:r>
-      <w:r>
-        <w:rPr>
-          <w:rFonts w:ascii="맑은 고딕" w:hAnsi="맑은 고딕" w:eastAsia="맑은 고딕"/>
-          <w:b w:val="0"/>
-          <w:sz w:val="17"/>
-          <w:u w:val="none"/>
-        </w:rPr>
-        <w:t xml:space="preserve"> 다음 글에 대한 &lt;보기&gt;의 설명 중 옳은 것만을 </w:t>
-      </w:r>
-      <w:r>
-        <w:rPr>
-          <w:rFonts w:ascii="맑은 고딕" w:hAnsi="맑은 고딕" w:eastAsia="맑은 고딕"/>
-          <w:b/>
-          <w:sz w:val="17"/>
-          <w:u w:val="none"/>
-        </w:rPr>
-        <w:t>있는 대로</w:t>
-      </w:r>
-      <w:r>
-        <w:rPr>
-          <w:rFonts w:ascii="맑은 고딕" w:hAnsi="맑은 고딕" w:eastAsia="맑은 고딕"/>
-          <w:b w:val="0"/>
-          <w:sz w:val="17"/>
-          <w:u w:val="none"/>
-        </w:rPr>
-        <w:t xml:space="preserve"> 고른 것은? [3.3점]</w:t>
+        <w:t xml:space="preserve"> 문장은? [3.0점]</w:t>
       </w:r>
     </w:p>
     <w:p>
@@ -2150,8 +2532,49 @@
           <w:sz w:val="17"/>
           <w:u w:val="none"/>
         </w:rPr>
-        <w:t>Emotions are often pictured as the opposite of rational thought. In fact, thinking is one of the things emotions are built from, and the influence runs both ways. A student ⓐ</w:t>
-      </w:r>
+        <w:t>Despite the cultural trope depicting emotions as the opposite of rational thought, cognition — what we commonly refer to as thinking — is actually a key building block of emotion. ① How we think about our circumstances shapes the emotions we experience; then those emotions echo back to influence how we think. ② For instance, if you walk into a test thinking you are bad at taking tests, your anxiety will be increased. ③ Then you don’t feel good about your performance on the test, and that becomes evidence for continuing to think that you’re bad at test taking. ④ In this way there’s simply no pulling emotion and cognition apart. ⑤ Many schools now allow students to retake tests in order to improve their final grades. This bi-directionality of cognition and emotion allows us to adjust difficult emotions by changing the way we think.</w:t>
+      </w:r>
+    </w:p>
+    <w:p>
+      <w:pPr>
+        <w:spacing w:before="0" w:after="20" w:line="276" w:lineRule="auto"/>
+        <w:ind w:left="80"/>
+        <w:snapToGrid w:val="0"/>
+      </w:pPr>
+      <w:r>
+        <w:rPr>
+          <w:rFonts w:ascii="맑은 고딕" w:hAnsi="맑은 고딕" w:eastAsia="맑은 고딕"/>
+          <w:b w:val="0"/>
+          <w:sz w:val="17"/>
+          <w:u w:val="none"/>
+        </w:rPr>
+        <w:t>① ①    ② ②    ③ ③    ④ ④    ⑤ ⑤</w:t>
+      </w:r>
+    </w:p>
+    <w:p>
+      <w:pPr>
+        <w:keepNext/>
+        <w:spacing w:before="80" w:after="40" w:line="276" w:lineRule="auto"/>
+        <w:snapToGrid w:val="0"/>
+        <w:shd w:val="clear" w:color="auto" w:fill="8A3A12"/>
+      </w:pPr>
+      <w:r>
+        <w:rPr>
+          <w:rFonts w:ascii="맑은 고딕" w:hAnsi="맑은 고딕" w:eastAsia="맑은 고딕"/>
+          <w:b/>
+          <w:color w:val="FFFFFF"/>
+          <w:sz w:val="17"/>
+          <w:u w:val="none"/>
+        </w:rPr>
+        <w:t>서답형  33-서1 ~ 33-서2</w:t>
+      </w:r>
+    </w:p>
+    <w:p>
+      <w:pPr>
+        <w:keepNext/>
+        <w:spacing w:before="80" w:after="20" w:line="276" w:lineRule="auto"/>
+        <w:snapToGrid w:val="0"/>
+      </w:pPr>
       <w:r>
         <w:rPr>
           <w:rFonts w:ascii="맑은 고딕" w:hAnsi="맑은 고딕" w:eastAsia="맑은 고딕"/>
@@ -2159,7 +2582,7 @@
           <w:sz w:val="17"/>
           <w:u w:val="none"/>
         </w:rPr>
-        <w:t>[ convinced / convincing ]</w:t>
+        <w:t>33-서1.</w:t>
       </w:r>
       <w:r>
         <w:rPr>
@@ -2168,7 +2591,7 @@
           <w:sz w:val="17"/>
           <w:u w:val="none"/>
         </w:rPr>
-        <w:t xml:space="preserve"> that she is bad at tests enters the exam room anxious, performs below her ability, and takes the result as proof of her belief. ⓑ</w:t>
+        <w:t xml:space="preserve"> 다음 글의 내용을 요약하고자 한다. 빈칸 (1)~(3)에 들어갈 말을 본문에서 찾아 </w:t>
       </w:r>
       <w:r>
         <w:rPr>
@@ -2177,7 +2600,7 @@
           <w:sz w:val="17"/>
           <w:u w:val="single"/>
         </w:rPr>
-        <w:t>So tightly are the two woven together that neither can be treated alone</w:t>
+        <w:t>반드시 변형하여</w:t>
       </w:r>
       <w:r>
         <w:rPr>
@@ -2186,7 +2609,53 @@
           <w:sz w:val="17"/>
           <w:u w:val="none"/>
         </w:rPr>
-        <w:t>. The good news is that the loop can be entered from the thinking side: tell yourself that the nervous feeling is only excitement, and the feeling itself begins to change.</w:t>
+        <w:t xml:space="preserve"> 쓰시오. (한 칸에 한 단어) [각 1점, 총 3점] [3.0점]</w:t>
+      </w:r>
+    </w:p>
+    <w:p>
+      <w:pPr>
+        <w:spacing w:before="0" w:after="60" w:line="288" w:lineRule="auto"/>
+        <w:ind w:left="40"/>
+        <w:snapToGrid w:val="0"/>
+        <w:pBdr>
+          <w:top w:val="single" w:sz="4" w:space="2" w:color="999999"/>
+          <w:left w:val="single" w:sz="4" w:space="2" w:color="999999"/>
+          <w:bottom w:val="single" w:sz="4" w:space="2" w:color="999999"/>
+          <w:right w:val="single" w:sz="4" w:space="2" w:color="999999"/>
+        </w:pBdr>
+        <w:shd w:val="clear" w:color="auto" w:fill="F6F3EA"/>
+      </w:pPr>
+      <w:r>
+        <w:rPr>
+          <w:rFonts w:ascii="맑은 고딕" w:hAnsi="맑은 고딕" w:eastAsia="맑은 고딕"/>
+          <w:b w:val="0"/>
+          <w:sz w:val="17"/>
+          <w:u w:val="none"/>
+        </w:rPr>
+        <w:t>Despite the cultural trope depicting emotions as the opposite of rational thought, cognition — what we commonly refer to as thinking — is actually a key building block of emotion. How we think about our circumstances shapes the emotions we experience; then those emotions echo back to influence how we think. For instance, if you walk into a test thinking you are bad at taking tests, your anxiety will be increased. Then you don’t feel good about your performance on the test, and that becomes evidence for continuing to think that you’re bad at test taking. In this way there’s simply no pulling emotion and cognition apart. This bi-directionality of cognition and emotion allows us to adjust difficult emotions by changing the way we think. By thinking differently — I get nervous sometimes, but I’m still a good test taker, or that nervous feeling is just excitement and anticipation, it means I’m ready — you can work those pathways to your advantage.</w:t>
+      </w:r>
+    </w:p>
+    <w:p>
+      <w:pPr>
+        <w:spacing w:before="0" w:after="60" w:line="288" w:lineRule="auto"/>
+        <w:ind w:left="40"/>
+        <w:snapToGrid w:val="0"/>
+        <w:pBdr>
+          <w:top w:val="single" w:sz="4" w:space="2" w:color="C99B4E"/>
+          <w:left w:val="single" w:sz="4" w:space="2" w:color="C99B4E"/>
+          <w:bottom w:val="single" w:sz="4" w:space="2" w:color="C99B4E"/>
+          <w:right w:val="single" w:sz="4" w:space="2" w:color="C99B4E"/>
+        </w:pBdr>
+        <w:shd w:val="clear" w:color="auto" w:fill="FFF8E1"/>
+      </w:pPr>
+      <w:r>
+        <w:rPr>
+          <w:rFonts w:ascii="맑은 고딕" w:hAnsi="맑은 고딕" w:eastAsia="맑은 고딕"/>
+          <w:b w:val="0"/>
+          <w:sz w:val="17"/>
+          <w:u w:val="none"/>
+        </w:rPr>
+        <w:t>Our thoughts and (1) ________ states shape each other, so when we feel (2) ________ before a test, viewing the feeling as excitement can turn it into an (3) ________ one.</w:t>
       </w:r>
     </w:p>
     <w:p>
@@ -2209,7 +2678,30 @@
           <w:sz w:val="17"/>
           <w:u w:val="none"/>
         </w:rPr>
-        <w:t>&lt;보 기&gt;</w:t>
+        <w:t>&lt;조 건&gt;</w:t>
+      </w:r>
+    </w:p>
+    <w:p>
+      <w:pPr>
+        <w:spacing w:before="0" w:after="0" w:line="288" w:lineRule="auto"/>
+        <w:ind w:left="40"/>
+        <w:snapToGrid w:val="0"/>
+        <w:pBdr>
+          <w:top w:val="single" w:sz="4" w:space="2" w:color="9B6BD0"/>
+          <w:left w:val="single" w:sz="4" w:space="2" w:color="9B6BD0"/>
+          <w:bottom w:val="single" w:sz="4" w:space="2" w:color="9B6BD0"/>
+          <w:right w:val="single" w:sz="4" w:space="2" w:color="9B6BD0"/>
+        </w:pBdr>
+        <w:shd w:val="clear" w:color="auto" w:fill="FAF5FF"/>
+      </w:pPr>
+      <w:r>
+        <w:rPr>
+          <w:rFonts w:ascii="맑은 고딕" w:hAnsi="맑은 고딕" w:eastAsia="맑은 고딕"/>
+          <w:b w:val="0"/>
+          <w:sz w:val="17"/>
+          <w:u w:val="none"/>
+        </w:rPr>
+        <w:t>1. 본문의 단어를 반드시 변형(품사·어형)하여 쓸 것 — 본문 형태 그대로 쓰면 0점</w:t>
       </w:r>
     </w:p>
     <w:p>
@@ -2232,13 +2724,12 @@
           <w:sz w:val="17"/>
           <w:u w:val="none"/>
         </w:rPr>
-        <w:t>(A) 윗글에서 시험을 못 본다고 믿는 학생의 사례는 ‘감정은 이성적 사고의 반대’라는 통념을 뒷받침하는 예로 쓰였다.</w:t>
+        <w:t>2. 답안지에 소문항 번호를 정확하게 기입할 것  예) 1-(1) 1-(2) 1-(3)</w:t>
       </w:r>
     </w:p>
     <w:p>
       <w:pPr>
-        <w:spacing w:before="0" w:after="20" w:line="276" w:lineRule="auto"/>
-        <w:ind w:left="80"/>
+        <w:spacing w:before="0" w:after="40" w:line="360" w:lineRule="auto"/>
         <w:snapToGrid w:val="0"/>
       </w:pPr>
       <w:r>
@@ -2248,7 +2739,7 @@
           <w:sz w:val="17"/>
           <w:u w:val="none"/>
         </w:rPr>
-        <w:t>① (A), (B)    ② (B), (C)    ③ (C), (D)    ④ (A), (C), (D)    ⑤ (B), (C), (D)</w:t>
+        <w:t>(1) ______________   (2) ______________   (3) ______________</w:t>
       </w:r>
     </w:p>
     <w:p>
@@ -2264,7 +2755,7 @@
           <w:sz w:val="17"/>
           <w:u w:val="none"/>
         </w:rPr>
-        <w:t>33-6.</w:t>
+        <w:t>33-서2.</w:t>
       </w:r>
       <w:r>
         <w:rPr>
@@ -2273,25 +2764,7 @@
           <w:sz w:val="17"/>
           <w:u w:val="none"/>
         </w:rPr>
-        <w:t xml:space="preserve"> 다음 글의 내용과 일치하지 </w:t>
-      </w:r>
-      <w:r>
-        <w:rPr>
-          <w:rFonts w:ascii="맑은 고딕" w:hAnsi="맑은 고딕" w:eastAsia="맑은 고딕"/>
-          <w:b/>
-          <w:sz w:val="17"/>
-          <w:u w:val="none"/>
-        </w:rPr>
-        <w:t>않는</w:t>
-      </w:r>
-      <w:r>
-        <w:rPr>
-          <w:rFonts w:ascii="맑은 고딕" w:hAnsi="맑은 고딕" w:eastAsia="맑은 고딕"/>
-          <w:b w:val="0"/>
-          <w:sz w:val="17"/>
-          <w:u w:val="none"/>
-        </w:rPr>
-        <w:t xml:space="preserve"> 것은? [2.7점]</w:t>
+        <w:t xml:space="preserve"> 다음 글의 밑줄 친 부분과 같은 뜻이 되도록 &lt;보기&gt;의 표현을 모두 사용하여 &lt;조건&gt;에 맞게 영작하시오. [3점] [3.0점]</w:t>
       </w:r>
     </w:p>
     <w:p>
@@ -2312,17 +2785,42 @@
           <w:rFonts w:ascii="맑은 고딕" w:hAnsi="맑은 고딕" w:eastAsia="맑은 고딕"/>
           <w:b w:val="0"/>
           <w:sz w:val="17"/>
-          <w:u w:val="none"/>
-        </w:rPr>
-        <w:t>A cultural trope depicts emotions as the opposite of rational thought, but cognition is actually a key building block of emotion. How we think about our circumstances shapes the emotions we experience, and those emotions echo back to influence how we think. If you walk into a test thinking you are bad at taking tests, your anxiety will rise; then you don’t feel good about your performance, and that becomes evidence for continuing to think that you’re bad at test taking. Because cognition and emotion work in both directions, we can adjust difficult emotions by changing the way we think, working those pathways to our advantage.</w:t>
+          <w:u w:val="single"/>
+        </w:rPr>
+        <w:t>How we think about our circumstances shapes the emotions we experience</w:t>
+      </w:r>
+      <w:r>
+        <w:rPr>
+          <w:rFonts w:ascii="맑은 고딕" w:hAnsi="맑은 고딕" w:eastAsia="맑은 고딕"/>
+          <w:b w:val="0"/>
+          <w:sz w:val="17"/>
+          <w:u w:val="none"/>
+        </w:rPr>
+        <w:t>; then those emotions echo back to influence how we think.</w:t>
       </w:r>
     </w:p>
     <w:p>
       <w:pPr>
-        <w:spacing w:before="0" w:after="0" w:line="269" w:lineRule="auto"/>
-        <w:ind w:left="180" w:hanging="180"/>
+        <w:spacing w:before="0" w:after="60" w:line="288" w:lineRule="auto"/>
+        <w:ind w:left="40"/>
         <w:snapToGrid w:val="0"/>
-      </w:pPr>
+        <w:pBdr>
+          <w:top w:val="single" w:sz="4" w:space="2" w:color="9B6BD0"/>
+          <w:left w:val="single" w:sz="4" w:space="2" w:color="9B6BD0"/>
+          <w:bottom w:val="single" w:sz="4" w:space="2" w:color="9B6BD0"/>
+          <w:right w:val="single" w:sz="4" w:space="2" w:color="9B6BD0"/>
+        </w:pBdr>
+        <w:shd w:val="clear" w:color="auto" w:fill="FAF5FF"/>
+      </w:pPr>
+      <w:r>
+        <w:rPr>
+          <w:rFonts w:ascii="맑은 고딕" w:hAnsi="맑은 고딕" w:eastAsia="맑은 고딕"/>
+          <w:b/>
+          <w:sz w:val="17"/>
+          <w:u w:val="none"/>
+        </w:rPr>
+        <w:t>&lt;보 기&gt;</w:t>
+      </w:r>
       <w:r>
         <w:rPr>
           <w:rFonts w:ascii="맑은 고딕" w:hAnsi="맑은 고딕" w:eastAsia="맑은 고딕"/>
@@ -2330,14 +2828,44 @@
           <w:sz w:val="17"/>
           <w:u w:val="none"/>
         </w:rPr>
-        <w:t>① Emotions are commonly portrayed as the opposite of rational thought.</w:t>
+        <w:t xml:space="preserve"> the emotions / we / experience / be / shape / by / how / we / think about / our circumstances</w:t>
       </w:r>
     </w:p>
     <w:p>
       <w:pPr>
-        <w:spacing w:before="0" w:after="0" w:line="269" w:lineRule="auto"/>
-        <w:ind w:left="180" w:hanging="180"/>
+        <w:spacing w:before="0" w:after="0" w:line="288" w:lineRule="auto"/>
+        <w:ind w:left="40"/>
         <w:snapToGrid w:val="0"/>
+        <w:pBdr>
+          <w:top w:val="single" w:sz="4" w:space="2" w:color="9B6BD0"/>
+          <w:left w:val="single" w:sz="4" w:space="2" w:color="9B6BD0"/>
+          <w:bottom w:val="single" w:sz="4" w:space="2" w:color="9B6BD0"/>
+          <w:right w:val="single" w:sz="4" w:space="2" w:color="9B6BD0"/>
+        </w:pBdr>
+        <w:shd w:val="clear" w:color="auto" w:fill="FAF5FF"/>
+      </w:pPr>
+      <w:r>
+        <w:rPr>
+          <w:rFonts w:ascii="맑은 고딕" w:hAnsi="맑은 고딕" w:eastAsia="맑은 고딕"/>
+          <w:b/>
+          <w:sz w:val="17"/>
+          <w:u w:val="none"/>
+        </w:rPr>
+        <w:t>&lt;조 건&gt;</w:t>
+      </w:r>
+    </w:p>
+    <w:p>
+      <w:pPr>
+        <w:spacing w:before="0" w:after="0" w:line="288" w:lineRule="auto"/>
+        <w:ind w:left="40"/>
+        <w:snapToGrid w:val="0"/>
+        <w:pBdr>
+          <w:top w:val="single" w:sz="4" w:space="2" w:color="9B6BD0"/>
+          <w:left w:val="single" w:sz="4" w:space="2" w:color="9B6BD0"/>
+          <w:bottom w:val="single" w:sz="4" w:space="2" w:color="9B6BD0"/>
+          <w:right w:val="single" w:sz="4" w:space="2" w:color="9B6BD0"/>
+        </w:pBdr>
+        <w:shd w:val="clear" w:color="auto" w:fill="FAF5FF"/>
       </w:pPr>
       <w:r>
         <w:rPr>
@@ -2346,14 +2874,21 @@
           <w:sz w:val="17"/>
           <w:u w:val="none"/>
         </w:rPr>
-        <w:t>② The way we think about our situation affects what we feel.</w:t>
+        <w:t>1. &lt;보기&gt;의 표현을 모두 한 번씩만 사용하고 다른 단어를 추가하지 말 것</w:t>
       </w:r>
     </w:p>
     <w:p>
       <w:pPr>
-        <w:spacing w:before="0" w:after="0" w:line="269" w:lineRule="auto"/>
-        <w:ind w:left="180" w:hanging="180"/>
+        <w:spacing w:before="0" w:after="0" w:line="288" w:lineRule="auto"/>
+        <w:ind w:left="40"/>
         <w:snapToGrid w:val="0"/>
+        <w:pBdr>
+          <w:top w:val="single" w:sz="4" w:space="2" w:color="9B6BD0"/>
+          <w:left w:val="single" w:sz="4" w:space="2" w:color="9B6BD0"/>
+          <w:bottom w:val="single" w:sz="4" w:space="2" w:color="9B6BD0"/>
+          <w:right w:val="single" w:sz="4" w:space="2" w:color="9B6BD0"/>
+        </w:pBdr>
+        <w:shd w:val="clear" w:color="auto" w:fill="FAF5FF"/>
       </w:pPr>
       <w:r>
         <w:rPr>
@@ -2362,14 +2897,21 @@
           <w:sz w:val="17"/>
           <w:u w:val="none"/>
         </w:rPr>
-        <w:t>③ Believing that you are bad at tests can raise your anxiety going into a test.</w:t>
+        <w:t>2. &lt;보기&gt;의 동사 중 2개는 문맥에 맞게 어형을 바꿀 것</w:t>
       </w:r>
     </w:p>
     <w:p>
       <w:pPr>
-        <w:spacing w:before="0" w:after="0" w:line="269" w:lineRule="auto"/>
-        <w:ind w:left="180" w:hanging="180"/>
+        <w:spacing w:before="0" w:after="0" w:line="288" w:lineRule="auto"/>
+        <w:ind w:left="40"/>
         <w:snapToGrid w:val="0"/>
+        <w:pBdr>
+          <w:top w:val="single" w:sz="4" w:space="2" w:color="9B6BD0"/>
+          <w:left w:val="single" w:sz="4" w:space="2" w:color="9B6BD0"/>
+          <w:bottom w:val="single" w:sz="4" w:space="2" w:color="9B6BD0"/>
+          <w:right w:val="single" w:sz="4" w:space="2" w:color="9B6BD0"/>
+        </w:pBdr>
+        <w:shd w:val="clear" w:color="auto" w:fill="FAF5FF"/>
       </w:pPr>
       <w:r>
         <w:rPr>
@@ -2378,14 +2920,21 @@
           <w:sz w:val="17"/>
           <w:u w:val="none"/>
         </w:rPr>
-        <w:t>④ Feeling bad about your performance weakens the belief that you are poor at tests.</w:t>
+        <w:t>3. ‘The emotions’를 주어로 하는 수동태 문장으로 쓸 것</w:t>
       </w:r>
     </w:p>
     <w:p>
       <w:pPr>
-        <w:spacing w:before="0" w:after="0" w:line="269" w:lineRule="auto"/>
-        <w:ind w:left="180" w:hanging="180"/>
+        <w:spacing w:before="0" w:after="0" w:line="288" w:lineRule="auto"/>
+        <w:ind w:left="40"/>
         <w:snapToGrid w:val="0"/>
+        <w:pBdr>
+          <w:top w:val="single" w:sz="4" w:space="2" w:color="9B6BD0"/>
+          <w:left w:val="single" w:sz="4" w:space="2" w:color="9B6BD0"/>
+          <w:bottom w:val="single" w:sz="4" w:space="2" w:color="9B6BD0"/>
+          <w:right w:val="single" w:sz="4" w:space="2" w:color="9B6BD0"/>
+        </w:pBdr>
+        <w:shd w:val="clear" w:color="auto" w:fill="FAF5FF"/>
       </w:pPr>
       <w:r>
         <w:rPr>
@@ -2394,7 +2943,63 @@
           <w:sz w:val="17"/>
           <w:u w:val="none"/>
         </w:rPr>
-        <w:t>⑤ Thinking differently can turn the link between thought and emotion to our benefit.</w:t>
+        <w:t>4. 총 13단어로 쓸 것</w:t>
+      </w:r>
+    </w:p>
+    <w:p>
+      <w:pPr>
+        <w:spacing w:before="0" w:after="60" w:line="288" w:lineRule="auto"/>
+        <w:ind w:left="40"/>
+        <w:snapToGrid w:val="0"/>
+        <w:pBdr>
+          <w:top w:val="single" w:sz="4" w:space="2" w:color="9B6BD0"/>
+          <w:left w:val="single" w:sz="4" w:space="2" w:color="9B6BD0"/>
+          <w:bottom w:val="single" w:sz="4" w:space="2" w:color="9B6BD0"/>
+          <w:right w:val="single" w:sz="4" w:space="2" w:color="9B6BD0"/>
+        </w:pBdr>
+        <w:shd w:val="clear" w:color="auto" w:fill="FAF5FF"/>
+      </w:pPr>
+      <w:r>
+        <w:rPr>
+          <w:rFonts w:ascii="맑은 고딕" w:hAnsi="맑은 고딕" w:eastAsia="맑은 고딕"/>
+          <w:b w:val="0"/>
+          <w:sz w:val="17"/>
+          <w:u w:val="none"/>
+        </w:rPr>
+        <w:t>5. 답안지에 소문항 번호를 정확하게 기입할 것</w:t>
+      </w:r>
+    </w:p>
+    <w:p>
+      <w:pPr>
+        <w:spacing w:before="0" w:after="40" w:line="360" w:lineRule="auto"/>
+        <w:snapToGrid w:val="0"/>
+      </w:pPr>
+      <w:r>
+        <w:rPr>
+          <w:rFonts w:ascii="맑은 고딕" w:hAnsi="맑은 고딕" w:eastAsia="맑은 고딕"/>
+          <w:b w:val="0"/>
+          <w:sz w:val="17"/>
+          <w:u w:val="none"/>
+        </w:rPr>
+        <w:t>⇒ ______________________________________________________________ .</w:t>
+      </w:r>
+    </w:p>
+    <w:p>
+      <w:pPr>
+        <w:keepNext/>
+        <w:spacing w:before="80" w:after="40" w:line="276" w:lineRule="auto"/>
+        <w:snapToGrid w:val="0"/>
+        <w:shd w:val="clear" w:color="auto" w:fill="6B21A8"/>
+      </w:pPr>
+      <w:r>
+        <w:rPr>
+          <w:rFonts w:ascii="맑은 고딕" w:hAnsi="맑은 고딕" w:eastAsia="맑은 고딕"/>
+          <w:b/>
+          <w:color w:val="FFFFFF"/>
+          <w:sz w:val="17"/>
+          <w:u w:val="none"/>
+        </w:rPr>
+        <w:t>[지문 구조]  ※ 앞 문항을 모두 푼 뒤에 풀 것</w:t>
       </w:r>
     </w:p>
     <w:p>
@@ -2410,7 +3015,7 @@
           <w:sz w:val="17"/>
           <w:u w:val="none"/>
         </w:rPr>
-        <w:t>33-7.</w:t>
+        <w:t>33-8.</w:t>
       </w:r>
       <w:r>
         <w:rPr>
@@ -2419,7 +3024,30 @@
           <w:sz w:val="17"/>
           <w:u w:val="none"/>
         </w:rPr>
-        <w:t xml:space="preserve"> 다음 글의 내용을 한 문장으로 요약하고자 한다. 빈칸 (A), (B)에 들어갈 말로 가장 적절한 것은? [3.0점]</w:t>
+        <w:t xml:space="preserve"> 글의 흐름으로 보아, 주어진 문장이 들어가기에 가장 적절한 곳은? [2.7점]</w:t>
+      </w:r>
+    </w:p>
+    <w:p>
+      <w:pPr>
+        <w:spacing w:before="0" w:after="60" w:line="288" w:lineRule="auto"/>
+        <w:ind w:left="40"/>
+        <w:snapToGrid w:val="0"/>
+        <w:pBdr>
+          <w:top w:val="single" w:sz="4" w:space="2" w:color="C99B4E"/>
+          <w:left w:val="single" w:sz="4" w:space="2" w:color="C99B4E"/>
+          <w:bottom w:val="single" w:sz="4" w:space="2" w:color="C99B4E"/>
+          <w:right w:val="single" w:sz="4" w:space="2" w:color="C99B4E"/>
+        </w:pBdr>
+        <w:shd w:val="clear" w:color="auto" w:fill="FFF8E1"/>
+      </w:pPr>
+      <w:r>
+        <w:rPr>
+          <w:rFonts w:ascii="맑은 고딕" w:hAnsi="맑은 고딕" w:eastAsia="맑은 고딕"/>
+          <w:b w:val="0"/>
+          <w:sz w:val="17"/>
+          <w:u w:val="none"/>
+        </w:rPr>
+        <w:t>How we think about our circumstances shapes the emotions we experience; then those emotions echo back to influence how we think.</w:t>
       </w:r>
     </w:p>
     <w:p>
@@ -2442,21 +3070,14 @@
           <w:sz w:val="17"/>
           <w:u w:val="none"/>
         </w:rPr>
-        <w:t>Emotions are not the opposite of rational thought, whatever the cultural trope says; cognition is a key building block of emotion. The way we think about our circumstances shapes the emotions we experience, and those emotions echo back to influence the way we think. A person who walks into a test thinking that he or she is bad at tests grows anxious, feels bad about the performance, and treats that feeling as evidence. There is simply no pulling the two apart. For that very reason, difficult emotions can be adjusted: thinking differently lets us work those pathways to our advantage.</w:t>
+        <w:t>Despite the cultural trope depicting emotions as the opposite of rational thought, cognition — what we commonly refer to as thinking — is actually a key building block of emotion. ( ① ) For instance, if you walk into a test thinking you are bad at taking tests, your anxiety will be increased. ( ② ) Then you don’t feel good about your performance on the test, and that becomes evidence for continuing to think that you’re bad at test taking. ( ③ ) In this way there’s simply no pulling emotion and cognition apart. ( ④ ) This bi-directionality of cognition and emotion allows us to adjust difficult emotions by changing the way we think. ( ⑤ ) By thinking differently — I get nervous sometimes, but I’m still a good test taker, or that nervous feeling is just excitement and anticipation, it means I’m ready — you can work those pathways to your advantage.</w:t>
       </w:r>
     </w:p>
     <w:p>
       <w:pPr>
-        <w:spacing w:before="0" w:after="60" w:line="288" w:lineRule="auto"/>
-        <w:ind w:left="40"/>
+        <w:spacing w:before="0" w:after="20" w:line="276" w:lineRule="auto"/>
+        <w:ind w:left="80"/>
         <w:snapToGrid w:val="0"/>
-        <w:pBdr>
-          <w:top w:val="single" w:sz="4" w:space="2" w:color="C99B4E"/>
-          <w:left w:val="single" w:sz="4" w:space="2" w:color="C99B4E"/>
-          <w:bottom w:val="single" w:sz="4" w:space="2" w:color="C99B4E"/>
-          <w:right w:val="single" w:sz="4" w:space="2" w:color="C99B4E"/>
-        </w:pBdr>
-        <w:shd w:val="clear" w:color="auto" w:fill="FFF8E1"/>
       </w:pPr>
       <w:r>
         <w:rPr>
@@ -2465,592 +3086,7 @@
           <w:sz w:val="17"/>
           <w:u w:val="none"/>
         </w:rPr>
-        <w:t>Since cognition and emotion ______(A)______, we can ______(B)______ by changing how we think.</w:t>
-      </w:r>
-    </w:p>
-    <w:p>
-      <w:pPr>
-        <w:spacing w:before="0" w:after="0" w:line="269" w:lineRule="auto"/>
-        <w:ind w:left="180" w:hanging="180"/>
-        <w:snapToGrid w:val="0"/>
-      </w:pPr>
-      <w:r>
-        <w:rPr>
-          <w:rFonts w:ascii="맑은 고딕" w:hAnsi="맑은 고딕" w:eastAsia="맑은 고딕"/>
-          <w:b w:val="0"/>
-          <w:sz w:val="17"/>
-          <w:u w:val="none"/>
-        </w:rPr>
-        <w:t>① (A) constantly feed into each other  (B) ease feelings that are hard to bear</w:t>
-      </w:r>
-    </w:p>
-    <w:p>
-      <w:pPr>
-        <w:spacing w:before="0" w:after="0" w:line="269" w:lineRule="auto"/>
-        <w:ind w:left="180" w:hanging="180"/>
-        <w:snapToGrid w:val="0"/>
-      </w:pPr>
-      <w:r>
-        <w:rPr>
-          <w:rFonts w:ascii="맑은 고딕" w:hAnsi="맑은 고딕" w:eastAsia="맑은 고딕"/>
-          <w:b w:val="0"/>
-          <w:sz w:val="17"/>
-          <w:u w:val="none"/>
-        </w:rPr>
-        <w:t>② (A) constantly feed into each other  (B) remove feelings from our decisions</w:t>
-      </w:r>
-    </w:p>
-    <w:p>
-      <w:pPr>
-        <w:spacing w:before="0" w:after="0" w:line="269" w:lineRule="auto"/>
-        <w:ind w:left="180" w:hanging="180"/>
-        <w:snapToGrid w:val="0"/>
-      </w:pPr>
-      <w:r>
-        <w:rPr>
-          <w:rFonts w:ascii="맑은 고딕" w:hAnsi="맑은 고딕" w:eastAsia="맑은 고딕"/>
-          <w:b w:val="0"/>
-          <w:sz w:val="17"/>
-          <w:u w:val="none"/>
-        </w:rPr>
-        <w:t>③ (A) work independently of each other  (B) ease feelings that are hard to bear</w:t>
-      </w:r>
-    </w:p>
-    <w:p>
-      <w:pPr>
-        <w:spacing w:before="0" w:after="0" w:line="269" w:lineRule="auto"/>
-        <w:ind w:left="180" w:hanging="180"/>
-        <w:snapToGrid w:val="0"/>
-      </w:pPr>
-      <w:r>
-        <w:rPr>
-          <w:rFonts w:ascii="맑은 고딕" w:hAnsi="맑은 고딕" w:eastAsia="맑은 고딕"/>
-          <w:b w:val="0"/>
-          <w:sz w:val="17"/>
-          <w:u w:val="none"/>
-        </w:rPr>
-        <w:t>④ (A) compete with each other for control  (B) raise our scores on any test</w:t>
-      </w:r>
-    </w:p>
-    <w:p>
-      <w:pPr>
-        <w:spacing w:before="0" w:after="0" w:line="269" w:lineRule="auto"/>
-        <w:ind w:left="180" w:hanging="180"/>
-        <w:snapToGrid w:val="0"/>
-      </w:pPr>
-      <w:r>
-        <w:rPr>
-          <w:rFonts w:ascii="맑은 고딕" w:hAnsi="맑은 고딕" w:eastAsia="맑은 고딕"/>
-          <w:b w:val="0"/>
-          <w:sz w:val="17"/>
-          <w:u w:val="none"/>
-        </w:rPr>
-        <w:t>⑤ (A) develop at different stages of life  (B) predict how we will react</w:t>
-      </w:r>
-    </w:p>
-    <w:p>
-      <w:pPr>
-        <w:keepNext/>
-        <w:spacing w:before="80" w:after="40" w:line="276" w:lineRule="auto"/>
-        <w:snapToGrid w:val="0"/>
-        <w:shd w:val="clear" w:color="auto" w:fill="8A3A12"/>
-      </w:pPr>
-      <w:r>
-        <w:rPr>
-          <w:rFonts w:ascii="맑은 고딕" w:hAnsi="맑은 고딕" w:eastAsia="맑은 고딕"/>
-          <w:b/>
-          <w:color w:val="FFFFFF"/>
-          <w:sz w:val="17"/>
-          <w:u w:val="none"/>
-        </w:rPr>
-        <w:t>서답형  33-서1 ~ 33-서2</w:t>
-      </w:r>
-    </w:p>
-    <w:p>
-      <w:pPr>
-        <w:keepNext/>
-        <w:spacing w:before="80" w:after="20" w:line="276" w:lineRule="auto"/>
-        <w:snapToGrid w:val="0"/>
-      </w:pPr>
-      <w:r>
-        <w:rPr>
-          <w:rFonts w:ascii="맑은 고딕" w:hAnsi="맑은 고딕" w:eastAsia="맑은 고딕"/>
-          <w:b/>
-          <w:sz w:val="17"/>
-          <w:u w:val="none"/>
-        </w:rPr>
-        <w:t>33-서1.</w:t>
-      </w:r>
-      <w:r>
-        <w:rPr>
-          <w:rFonts w:ascii="맑은 고딕" w:hAnsi="맑은 고딕" w:eastAsia="맑은 고딕"/>
-          <w:b w:val="0"/>
-          <w:sz w:val="17"/>
-          <w:u w:val="none"/>
-        </w:rPr>
-        <w:t xml:space="preserve"> 다음 글의 밑줄 친 부분과 의미가 같도록 &lt;조건&gt;에 맞게 아래 문장을 완성하시오. [3.0점]</w:t>
-      </w:r>
-    </w:p>
-    <w:p>
-      <w:pPr>
-        <w:spacing w:before="0" w:after="60" w:line="288" w:lineRule="auto"/>
-        <w:ind w:left="40"/>
-        <w:snapToGrid w:val="0"/>
-        <w:pBdr>
-          <w:top w:val="single" w:sz="4" w:space="2" w:color="999999"/>
-          <w:left w:val="single" w:sz="4" w:space="2" w:color="999999"/>
-          <w:bottom w:val="single" w:sz="4" w:space="2" w:color="999999"/>
-          <w:right w:val="single" w:sz="4" w:space="2" w:color="999999"/>
-        </w:pBdr>
-        <w:shd w:val="clear" w:color="auto" w:fill="F6F3EA"/>
-      </w:pPr>
-      <w:r>
-        <w:rPr>
-          <w:rFonts w:ascii="맑은 고딕" w:hAnsi="맑은 고딕" w:eastAsia="맑은 고딕"/>
-          <w:b w:val="0"/>
-          <w:sz w:val="17"/>
-          <w:u w:val="none"/>
-        </w:rPr>
-        <w:t xml:space="preserve">Then you don’t feel good about your performance on the test, and that becomes evidence for continuing to think that you’re bad at test taking. In this way </w:t>
-      </w:r>
-      <w:r>
-        <w:rPr>
-          <w:rFonts w:ascii="맑은 고딕" w:hAnsi="맑은 고딕" w:eastAsia="맑은 고딕"/>
-          <w:b w:val="0"/>
-          <w:sz w:val="17"/>
-          <w:u w:val="single"/>
-        </w:rPr>
-        <w:t>there’s simply no pulling emotion and cognition apart</w:t>
-      </w:r>
-      <w:r>
-        <w:rPr>
-          <w:rFonts w:ascii="맑은 고딕" w:hAnsi="맑은 고딕" w:eastAsia="맑은 고딕"/>
-          <w:b w:val="0"/>
-          <w:sz w:val="17"/>
-          <w:u w:val="none"/>
-        </w:rPr>
-        <w:t>.</w:t>
-      </w:r>
-    </w:p>
-    <w:p>
-      <w:pPr>
-        <w:spacing w:before="0" w:after="0" w:line="288" w:lineRule="auto"/>
-        <w:ind w:left="40"/>
-        <w:snapToGrid w:val="0"/>
-        <w:pBdr>
-          <w:top w:val="single" w:sz="4" w:space="2" w:color="9B6BD0"/>
-          <w:left w:val="single" w:sz="4" w:space="2" w:color="9B6BD0"/>
-          <w:bottom w:val="single" w:sz="4" w:space="2" w:color="9B6BD0"/>
-          <w:right w:val="single" w:sz="4" w:space="2" w:color="9B6BD0"/>
-        </w:pBdr>
-        <w:shd w:val="clear" w:color="auto" w:fill="FAF5FF"/>
-      </w:pPr>
-      <w:r>
-        <w:rPr>
-          <w:rFonts w:ascii="맑은 고딕" w:hAnsi="맑은 고딕" w:eastAsia="맑은 고딕"/>
-          <w:b/>
-          <w:sz w:val="17"/>
-          <w:u w:val="none"/>
-        </w:rPr>
-        <w:t>&lt;조 건&gt;</w:t>
-      </w:r>
-    </w:p>
-    <w:p>
-      <w:pPr>
-        <w:spacing w:before="0" w:after="60" w:line="288" w:lineRule="auto"/>
-        <w:ind w:left="40"/>
-        <w:snapToGrid w:val="0"/>
-        <w:pBdr>
-          <w:top w:val="single" w:sz="4" w:space="2" w:color="9B6BD0"/>
-          <w:left w:val="single" w:sz="4" w:space="2" w:color="9B6BD0"/>
-          <w:bottom w:val="single" w:sz="4" w:space="2" w:color="9B6BD0"/>
-          <w:right w:val="single" w:sz="4" w:space="2" w:color="9B6BD0"/>
-        </w:pBdr>
-        <w:shd w:val="clear" w:color="auto" w:fill="FAF5FF"/>
-      </w:pPr>
-      <w:r>
-        <w:rPr>
-          <w:rFonts w:ascii="맑은 고딕" w:hAnsi="맑은 고딕" w:eastAsia="맑은 고딕"/>
-          <w:b w:val="0"/>
-          <w:sz w:val="17"/>
-          <w:u w:val="none"/>
-        </w:rPr>
-        <w:t>1. 가주어 it과 형용사 impossible을 사용할 것</w:t>
-      </w:r>
-    </w:p>
-    <w:p>
-      <w:pPr>
-        <w:spacing w:before="0" w:after="40" w:line="360" w:lineRule="auto"/>
-        <w:snapToGrid w:val="0"/>
-      </w:pPr>
-      <w:r>
-        <w:rPr>
-          <w:rFonts w:ascii="맑은 고딕" w:hAnsi="맑은 고딕" w:eastAsia="맑은 고딕"/>
-          <w:b w:val="0"/>
-          <w:sz w:val="17"/>
-          <w:u w:val="none"/>
-        </w:rPr>
-        <w:t>→ In this way ________ ________ simply ________ ________ ________ emotion and cognition apart.</w:t>
-      </w:r>
-    </w:p>
-    <w:p>
-      <w:pPr>
-        <w:keepNext/>
-        <w:spacing w:before="80" w:after="20" w:line="276" w:lineRule="auto"/>
-        <w:snapToGrid w:val="0"/>
-      </w:pPr>
-      <w:r>
-        <w:rPr>
-          <w:rFonts w:ascii="맑은 고딕" w:hAnsi="맑은 고딕" w:eastAsia="맑은 고딕"/>
-          <w:b/>
-          <w:sz w:val="17"/>
-          <w:u w:val="none"/>
-        </w:rPr>
-        <w:t>33-서2.</w:t>
-      </w:r>
-      <w:r>
-        <w:rPr>
-          <w:rFonts w:ascii="맑은 고딕" w:hAnsi="맑은 고딕" w:eastAsia="맑은 고딕"/>
-          <w:b w:val="0"/>
-          <w:sz w:val="17"/>
-          <w:u w:val="none"/>
-        </w:rPr>
-        <w:t xml:space="preserve"> 다음 글의 내용을 요약한 문장의 빈칸 (A)~(C)에 들어갈 말을 &lt;보기&gt;에서 골라 쓰시오. (단, 필요한 경우 어형을 바꾸고, 각 빈칸에 한 단어만 쓸 것) [3.0점]</w:t>
-      </w:r>
-    </w:p>
-    <w:p>
-      <w:pPr>
-        <w:spacing w:before="0" w:after="60" w:line="288" w:lineRule="auto"/>
-        <w:ind w:left="40"/>
-        <w:snapToGrid w:val="0"/>
-        <w:pBdr>
-          <w:top w:val="single" w:sz="4" w:space="2" w:color="999999"/>
-          <w:left w:val="single" w:sz="4" w:space="2" w:color="999999"/>
-          <w:bottom w:val="single" w:sz="4" w:space="2" w:color="999999"/>
-          <w:right w:val="single" w:sz="4" w:space="2" w:color="999999"/>
-        </w:pBdr>
-        <w:shd w:val="clear" w:color="auto" w:fill="F6F3EA"/>
-      </w:pPr>
-      <w:r>
-        <w:rPr>
-          <w:rFonts w:ascii="맑은 고딕" w:hAnsi="맑은 고딕" w:eastAsia="맑은 고딕"/>
-          <w:b w:val="0"/>
-          <w:sz w:val="17"/>
-          <w:u w:val="none"/>
-        </w:rPr>
-        <w:t>People often see emotions as the opposite of rational thought, but thinking is actually a key building block of emotion. If you walk into a test sure that you are bad at taking tests, your anxiety grows and you do poorly. Then you feel bad about the result, and that feeling makes the original thought even stronger.</w:t>
-      </w:r>
-    </w:p>
-    <w:p>
-      <w:pPr>
-        <w:spacing w:before="0" w:after="60" w:line="288" w:lineRule="auto"/>
-        <w:ind w:left="40"/>
-        <w:snapToGrid w:val="0"/>
-        <w:pBdr>
-          <w:top w:val="single" w:sz="4" w:space="2" w:color="C99B4E"/>
-          <w:left w:val="single" w:sz="4" w:space="2" w:color="C99B4E"/>
-          <w:bottom w:val="single" w:sz="4" w:space="2" w:color="C99B4E"/>
-          <w:right w:val="single" w:sz="4" w:space="2" w:color="C99B4E"/>
-        </w:pBdr>
-        <w:shd w:val="clear" w:color="auto" w:fill="FFF8E1"/>
-      </w:pPr>
-      <w:r>
-        <w:rPr>
-          <w:rFonts w:ascii="맑은 고딕" w:hAnsi="맑은 고딕" w:eastAsia="맑은 고딕"/>
-          <w:b w:val="0"/>
-          <w:sz w:val="17"/>
-          <w:u w:val="none"/>
-        </w:rPr>
-        <w:t>Far from ___(A)___ opposed to emotion, thinking helps to build it; a student ___(B)___ of failure grows anxious and performs badly, and the poor result ends up ___(C)___ the belief.</w:t>
-      </w:r>
-    </w:p>
-    <w:p>
-      <w:pPr>
-        <w:spacing w:before="0" w:after="60" w:line="288" w:lineRule="auto"/>
-        <w:ind w:left="40"/>
-        <w:snapToGrid w:val="0"/>
-        <w:pBdr>
-          <w:top w:val="single" w:sz="4" w:space="2" w:color="9B6BD0"/>
-          <w:left w:val="single" w:sz="4" w:space="2" w:color="9B6BD0"/>
-          <w:bottom w:val="single" w:sz="4" w:space="2" w:color="9B6BD0"/>
-          <w:right w:val="single" w:sz="4" w:space="2" w:color="9B6BD0"/>
-        </w:pBdr>
-        <w:shd w:val="clear" w:color="auto" w:fill="FAF5FF"/>
-      </w:pPr>
-      <w:r>
-        <w:rPr>
-          <w:rFonts w:ascii="맑은 고딕" w:hAnsi="맑은 고딕" w:eastAsia="맑은 고딕"/>
-          <w:b/>
-          <w:sz w:val="17"/>
-          <w:u w:val="none"/>
-        </w:rPr>
-        <w:t>&lt;보 기&gt;</w:t>
-      </w:r>
-      <w:r>
-        <w:rPr>
-          <w:rFonts w:ascii="맑은 고딕" w:hAnsi="맑은 고딕" w:eastAsia="맑은 고딕"/>
-          <w:b w:val="0"/>
-          <w:sz w:val="17"/>
-          <w:u w:val="none"/>
-        </w:rPr>
-        <w:t xml:space="preserve"> adjust / be / depict / convince / pull / refer / reinforce / experience / walk / anticipate / perform / depend</w:t>
-      </w:r>
-    </w:p>
-    <w:p>
-      <w:pPr>
-        <w:spacing w:before="0" w:after="40" w:line="360" w:lineRule="auto"/>
-        <w:snapToGrid w:val="0"/>
-      </w:pPr>
-      <w:r>
-        <w:rPr>
-          <w:rFonts w:ascii="맑은 고딕" w:hAnsi="맑은 고딕" w:eastAsia="맑은 고딕"/>
-          <w:b w:val="0"/>
-          <w:sz w:val="17"/>
-          <w:u w:val="none"/>
-        </w:rPr>
-        <w:t>(A) ______________   (B) ______________   (C) ______________</w:t>
-      </w:r>
-    </w:p>
-    <w:p>
-      <w:pPr>
-        <w:keepNext/>
-        <w:spacing w:before="80" w:after="40" w:line="276" w:lineRule="auto"/>
-        <w:snapToGrid w:val="0"/>
-        <w:shd w:val="clear" w:color="auto" w:fill="6B21A8"/>
-      </w:pPr>
-      <w:r>
-        <w:rPr>
-          <w:rFonts w:ascii="맑은 고딕" w:hAnsi="맑은 고딕" w:eastAsia="맑은 고딕"/>
-          <w:b/>
-          <w:color w:val="FFFFFF"/>
-          <w:sz w:val="17"/>
-          <w:u w:val="none"/>
-        </w:rPr>
-        <w:t>[지문 구조]  ※ 앞 문항을 모두 푼 뒤에 풀 것</w:t>
-      </w:r>
-    </w:p>
-    <w:p>
-      <w:pPr>
-        <w:keepNext/>
-        <w:spacing w:before="80" w:after="20" w:line="276" w:lineRule="auto"/>
-        <w:snapToGrid w:val="0"/>
-      </w:pPr>
-      <w:r>
-        <w:rPr>
-          <w:rFonts w:ascii="맑은 고딕" w:hAnsi="맑은 고딕" w:eastAsia="맑은 고딕"/>
-          <w:b/>
-          <w:sz w:val="17"/>
-          <w:u w:val="none"/>
-        </w:rPr>
-        <w:t>33-8.</w:t>
-      </w:r>
-      <w:r>
-        <w:rPr>
-          <w:rFonts w:ascii="맑은 고딕" w:hAnsi="맑은 고딕" w:eastAsia="맑은 고딕"/>
-          <w:b w:val="0"/>
-          <w:sz w:val="17"/>
-          <w:u w:val="none"/>
-        </w:rPr>
-        <w:t xml:space="preserve"> 주어진 글 다음에 이어질 글의 순서로 가장 적절한 것은? [2.7점]</w:t>
-      </w:r>
-    </w:p>
-    <w:p>
-      <w:pPr>
-        <w:spacing w:before="0" w:after="60" w:line="288" w:lineRule="auto"/>
-        <w:ind w:left="40"/>
-        <w:snapToGrid w:val="0"/>
-        <w:pBdr>
-          <w:top w:val="single" w:sz="4" w:space="2" w:color="C99B4E"/>
-          <w:left w:val="single" w:sz="4" w:space="2" w:color="C99B4E"/>
-          <w:bottom w:val="single" w:sz="4" w:space="2" w:color="C99B4E"/>
-          <w:right w:val="single" w:sz="4" w:space="2" w:color="C99B4E"/>
-        </w:pBdr>
-        <w:shd w:val="clear" w:color="auto" w:fill="FFF8E1"/>
-      </w:pPr>
-      <w:r>
-        <w:rPr>
-          <w:rFonts w:ascii="맑은 고딕" w:hAnsi="맑은 고딕" w:eastAsia="맑은 고딕"/>
-          <w:b w:val="0"/>
-          <w:sz w:val="17"/>
-          <w:u w:val="none"/>
-        </w:rPr>
-        <w:t>Despite the cultural trope depicting emotions as the opposite of rational thought, cognition — what we commonly refer to as thinking — is actually a key building block of emotion. How we think about our circumstances shapes the emotions we experience; then those emotions echo back to influence how we think.</w:t>
-      </w:r>
-    </w:p>
-    <w:p>
-      <w:pPr>
-        <w:spacing w:before="0" w:after="0" w:line="288" w:lineRule="auto"/>
-        <w:ind w:left="40"/>
-        <w:snapToGrid w:val="0"/>
-        <w:pBdr>
-          <w:top w:val="single" w:sz="4" w:space="2" w:color="999999"/>
-          <w:left w:val="single" w:sz="4" w:space="2" w:color="999999"/>
-          <w:bottom w:val="single" w:sz="4" w:space="2" w:color="999999"/>
-          <w:right w:val="single" w:sz="4" w:space="2" w:color="999999"/>
-        </w:pBdr>
-        <w:shd w:val="clear" w:color="auto" w:fill="F6F3EA"/>
-      </w:pPr>
-      <w:r>
-        <w:rPr>
-          <w:rFonts w:ascii="맑은 고딕" w:hAnsi="맑은 고딕" w:eastAsia="맑은 고딕"/>
-          <w:b/>
-          <w:sz w:val="17"/>
-          <w:u w:val="none"/>
-        </w:rPr>
-        <w:t>(A)</w:t>
-      </w:r>
-      <w:r>
-        <w:rPr>
-          <w:rFonts w:ascii="맑은 고딕" w:hAnsi="맑은 고딕" w:eastAsia="맑은 고딕"/>
-          <w:b w:val="0"/>
-          <w:sz w:val="17"/>
-          <w:u w:val="none"/>
-        </w:rPr>
-        <w:t xml:space="preserve"> In this way there’s simply no pulling emotion and cognition apart. This bi-directionality of cognition and emotion allows us to adjust difficult emotions by changing the way we think.</w:t>
-      </w:r>
-    </w:p>
-    <w:p>
-      <w:pPr>
-        <w:spacing w:before="0" w:after="0" w:line="288" w:lineRule="auto"/>
-        <w:ind w:left="40"/>
-        <w:snapToGrid w:val="0"/>
-        <w:pBdr>
-          <w:top w:val="single" w:sz="4" w:space="2" w:color="999999"/>
-          <w:left w:val="single" w:sz="4" w:space="2" w:color="999999"/>
-          <w:bottom w:val="single" w:sz="4" w:space="2" w:color="999999"/>
-          <w:right w:val="single" w:sz="4" w:space="2" w:color="999999"/>
-        </w:pBdr>
-        <w:shd w:val="clear" w:color="auto" w:fill="F6F3EA"/>
-      </w:pPr>
-      <w:r>
-        <w:rPr>
-          <w:rFonts w:ascii="맑은 고딕" w:hAnsi="맑은 고딕" w:eastAsia="맑은 고딕"/>
-          <w:b/>
-          <w:sz w:val="17"/>
-          <w:u w:val="none"/>
-        </w:rPr>
-        <w:t>(B)</w:t>
-      </w:r>
-      <w:r>
-        <w:rPr>
-          <w:rFonts w:ascii="맑은 고딕" w:hAnsi="맑은 고딕" w:eastAsia="맑은 고딕"/>
-          <w:b w:val="0"/>
-          <w:sz w:val="17"/>
-          <w:u w:val="none"/>
-        </w:rPr>
-        <w:t xml:space="preserve"> For instance, if you walk into a test thinking you are bad at taking tests, your anxiety will grow. Then you don’t feel good about your performance on the test, and that becomes evidence for continuing to think that you’re bad at test taking.</w:t>
-      </w:r>
-    </w:p>
-    <w:p>
-      <w:pPr>
-        <w:spacing w:before="0" w:after="60" w:line="288" w:lineRule="auto"/>
-        <w:ind w:left="40"/>
-        <w:snapToGrid w:val="0"/>
-        <w:pBdr>
-          <w:top w:val="single" w:sz="4" w:space="2" w:color="999999"/>
-          <w:left w:val="single" w:sz="4" w:space="2" w:color="999999"/>
-          <w:bottom w:val="single" w:sz="4" w:space="2" w:color="999999"/>
-          <w:right w:val="single" w:sz="4" w:space="2" w:color="999999"/>
-        </w:pBdr>
-        <w:shd w:val="clear" w:color="auto" w:fill="F6F3EA"/>
-      </w:pPr>
-      <w:r>
-        <w:rPr>
-          <w:rFonts w:ascii="맑은 고딕" w:hAnsi="맑은 고딕" w:eastAsia="맑은 고딕"/>
-          <w:b/>
-          <w:sz w:val="17"/>
-          <w:u w:val="none"/>
-        </w:rPr>
-        <w:t>(C)</w:t>
-      </w:r>
-      <w:r>
-        <w:rPr>
-          <w:rFonts w:ascii="맑은 고딕" w:hAnsi="맑은 고딕" w:eastAsia="맑은 고딕"/>
-          <w:b w:val="0"/>
-          <w:sz w:val="17"/>
-          <w:u w:val="none"/>
-        </w:rPr>
-        <w:t xml:space="preserve"> By thinking differently — I get nervous sometimes, but I’m still a good test taker, or that nervous feeling is just excitement and anticipation, it means I’m ready — you can work those pathways to your advantage.</w:t>
-      </w:r>
-    </w:p>
-    <w:p>
-      <w:pPr>
-        <w:spacing w:before="0" w:after="0" w:line="269" w:lineRule="auto"/>
-        <w:ind w:left="180" w:hanging="180"/>
-        <w:snapToGrid w:val="0"/>
-      </w:pPr>
-      <w:r>
-        <w:rPr>
-          <w:rFonts w:ascii="맑은 고딕" w:hAnsi="맑은 고딕" w:eastAsia="맑은 고딕"/>
-          <w:b w:val="0"/>
-          <w:sz w:val="17"/>
-          <w:u w:val="none"/>
-        </w:rPr>
-        <w:t>① (A) – (C) – (B)</w:t>
-      </w:r>
-    </w:p>
-    <w:p>
-      <w:pPr>
-        <w:spacing w:before="0" w:after="0" w:line="269" w:lineRule="auto"/>
-        <w:ind w:left="180" w:hanging="180"/>
-        <w:snapToGrid w:val="0"/>
-      </w:pPr>
-      <w:r>
-        <w:rPr>
-          <w:rFonts w:ascii="맑은 고딕" w:hAnsi="맑은 고딕" w:eastAsia="맑은 고딕"/>
-          <w:b w:val="0"/>
-          <w:sz w:val="17"/>
-          <w:u w:val="none"/>
-        </w:rPr>
-        <w:t>② (B) – (A) – (C)</w:t>
-      </w:r>
-    </w:p>
-    <w:p>
-      <w:pPr>
-        <w:spacing w:before="0" w:after="0" w:line="269" w:lineRule="auto"/>
-        <w:ind w:left="180" w:hanging="180"/>
-        <w:snapToGrid w:val="0"/>
-      </w:pPr>
-      <w:r>
-        <w:rPr>
-          <w:rFonts w:ascii="맑은 고딕" w:hAnsi="맑은 고딕" w:eastAsia="맑은 고딕"/>
-          <w:b w:val="0"/>
-          <w:sz w:val="17"/>
-          <w:u w:val="none"/>
-        </w:rPr>
-        <w:t>③ (B) – (C) – (A)</w:t>
-      </w:r>
-    </w:p>
-    <w:p>
-      <w:pPr>
-        <w:spacing w:before="0" w:after="0" w:line="269" w:lineRule="auto"/>
-        <w:ind w:left="180" w:hanging="180"/>
-        <w:snapToGrid w:val="0"/>
-      </w:pPr>
-      <w:r>
-        <w:rPr>
-          <w:rFonts w:ascii="맑은 고딕" w:hAnsi="맑은 고딕" w:eastAsia="맑은 고딕"/>
-          <w:b w:val="0"/>
-          <w:sz w:val="17"/>
-          <w:u w:val="none"/>
-        </w:rPr>
-        <w:t>④ (C) – (A) – (B)</w:t>
-      </w:r>
-    </w:p>
-    <w:p>
-      <w:pPr>
-        <w:spacing w:before="0" w:after="0" w:line="269" w:lineRule="auto"/>
-        <w:ind w:left="180" w:hanging="180"/>
-        <w:snapToGrid w:val="0"/>
-      </w:pPr>
-      <w:r>
-        <w:rPr>
-          <w:rFonts w:ascii="맑은 고딕" w:hAnsi="맑은 고딕" w:eastAsia="맑은 고딕"/>
-          <w:b w:val="0"/>
-          <w:sz w:val="17"/>
-          <w:u w:val="none"/>
-        </w:rPr>
-        <w:t>⑤ (C) – (B) – (A)</w:t>
+        <w:t>① ①    ② ②    ③ ③    ④ ④    ⑤ ⑤</w:t>
       </w:r>
     </w:p>
     <w:p>
@@ -4019,7 +4055,7 @@
           <w:sz w:val="15"/>
           <w:u w:val="none"/>
         </w:rPr>
-        <w:t xml:space="preserve"> 정답 ③</w:t>
+        <w:t xml:space="preserve"> 정답 ④ — (a) ○ (b) ○ (c) ✕ (d) ○ (e) ✕</w:t>
       </w:r>
     </w:p>
     <w:p>
@@ -4044,7 +4080,7 @@
           <w:sz w:val="15"/>
           <w:u w:val="none"/>
         </w:rPr>
-        <w:t xml:space="preserve"> 정답 ②</w:t>
+        <w:t xml:space="preserve"> 정답 ② — ⓑ are → is / ⓒ shape → shapes / ⓔ continue → continuing</w:t>
       </w:r>
     </w:p>
     <w:p>
@@ -4069,7 +4105,7 @@
           <w:sz w:val="15"/>
           <w:u w:val="none"/>
         </w:rPr>
-        <w:t xml:space="preserve"> 정답 ①</w:t>
+        <w:t xml:space="preserve"> 정답 ⑤ — opposite · increased · to adjust</w:t>
       </w:r>
     </w:p>
     <w:p>
@@ -4094,7 +4130,7 @@
           <w:sz w:val="15"/>
           <w:u w:val="none"/>
         </w:rPr>
-        <w:t xml:space="preserve"> 정답 ③ (reduced → increased)</w:t>
+        <w:t xml:space="preserve"> 정답 ①</w:t>
       </w:r>
     </w:p>
     <w:p>
@@ -4119,7 +4155,7 @@
           <w:sz w:val="15"/>
           <w:u w:val="none"/>
         </w:rPr>
-        <w:t xml:space="preserve"> 정답 ⑤ — (A) ✕ (B) ○ (C) ○ (D) ○</w:t>
+        <w:t xml:space="preserve"> 정답 ③</w:t>
       </w:r>
     </w:p>
     <w:p>
@@ -4144,7 +4180,7 @@
           <w:sz w:val="15"/>
           <w:u w:val="none"/>
         </w:rPr>
-        <w:t xml:space="preserve"> 정답 ④</w:t>
+        <w:t xml:space="preserve"> 정답 ②</w:t>
       </w:r>
     </w:p>
     <w:p>
@@ -4169,7 +4205,7 @@
           <w:sz w:val="15"/>
           <w:u w:val="none"/>
         </w:rPr>
-        <w:t xml:space="preserve"> 정답 ①</w:t>
+        <w:t xml:space="preserve"> 정답 ⑤</w:t>
       </w:r>
     </w:p>
     <w:p>
@@ -4194,7 +4230,7 @@
           <w:sz w:val="15"/>
           <w:u w:val="none"/>
         </w:rPr>
-        <w:t xml:space="preserve"> it is / impossible to pull</w:t>
+        <w:t xml:space="preserve"> (1) emotional  (2) anxious  (3) advantageous</w:t>
       </w:r>
     </w:p>
     <w:p>
@@ -4219,7 +4255,7 @@
           <w:sz w:val="15"/>
           <w:u w:val="none"/>
         </w:rPr>
-        <w:t xml:space="preserve"> (A) being  (B) convinced  (C) reinforcing</w:t>
+        <w:t xml:space="preserve"> The emotions we experience are shaped by how we think about our circumstances.</w:t>
       </w:r>
     </w:p>
     <w:p>
@@ -4244,7 +4280,7 @@
           <w:sz w:val="15"/>
           <w:u w:val="none"/>
         </w:rPr>
-        <w:t xml:space="preserve"> 정답 ② (B) – (A) – (C)</w:t>
+        <w:t xml:space="preserve"> 정답 ①</w:t>
       </w:r>
     </w:p>
     <w:p>
@@ -4285,7 +4321,7 @@
           <w:sz w:val="14"/>
           <w:u w:val="none"/>
         </w:rPr>
-        <w:t xml:space="preserve"> pathways → the link between thinking and feeling, to your advantage → in your own favour. </w:t>
+        <w:t xml:space="preserve"> </w:t>
       </w:r>
       <w:r>
         <w:rPr>
@@ -4294,7 +4330,7 @@
           <w:sz w:val="14"/>
           <w:u w:val="none"/>
         </w:rPr>
-        <w:t>② [통념으로 회귀·한 끗]</w:t>
+        <w:t>(c) [관용 구문 함정]</w:t>
       </w:r>
       <w:r>
         <w:rPr>
@@ -4303,7 +4339,7 @@
           <w:sz w:val="14"/>
           <w:u w:val="none"/>
         </w:rPr>
-        <w:t xml:space="preserve"> 감정 조절을 ‘감정 배제’로 읽은 선지 — 글은 둘을 떼어 놓을 수 </w:t>
+        <w:t xml:space="preserve"> there’s no + 동명사(불가능) 구문 — to pull로 바꾸면 비문. </w:t>
       </w:r>
       <w:r>
         <w:rPr>
@@ -4312,7 +4348,7 @@
           <w:sz w:val="14"/>
           <w:u w:val="none"/>
         </w:rPr>
-        <w:t>없다</w:t>
+        <w:t>(e) [쌍방향 지우기]</w:t>
       </w:r>
       <w:r>
         <w:rPr>
@@ -4321,43 +4357,7 @@
           <w:sz w:val="14"/>
           <w:u w:val="none"/>
         </w:rPr>
-        <w:t xml:space="preserve">고 했다. </w:t>
-      </w:r>
-      <w:r>
-        <w:rPr>
-          <w:rFonts w:ascii="맑은 고딕" w:hAnsi="맑은 고딕" w:eastAsia="맑은 고딕"/>
-          <w:b/>
-          <w:sz w:val="14"/>
-          <w:u w:val="none"/>
-        </w:rPr>
-        <w:t>④ [한 끗]</w:t>
-      </w:r>
-      <w:r>
-        <w:rPr>
-          <w:rFonts w:ascii="맑은 고딕" w:hAnsi="맑은 고딕" w:eastAsia="맑은 고딕"/>
-          <w:b w:val="0"/>
-          <w:sz w:val="14"/>
-          <w:u w:val="none"/>
-        </w:rPr>
-        <w:t xml:space="preserve"> 긴장감을 없애는 것이 아니라 ‘설렘’으로 다시 해석하는 것. </w:t>
-      </w:r>
-      <w:r>
-        <w:rPr>
-          <w:rFonts w:ascii="맑은 고딕" w:hAnsi="맑은 고딕" w:eastAsia="맑은 고딕"/>
-          <w:b/>
-          <w:sz w:val="14"/>
-          <w:u w:val="none"/>
-        </w:rPr>
-        <w:t>①⑤</w:t>
-      </w:r>
-      <w:r>
-        <w:rPr>
-          <w:rFonts w:ascii="맑은 고딕" w:hAnsi="맑은 고딕" w:eastAsia="맑은 고딕"/>
-          <w:b w:val="0"/>
-          <w:sz w:val="14"/>
-          <w:u w:val="none"/>
-        </w:rPr>
-        <w:t xml:space="preserve"> 회피·타인 의존은 언급 없음.</w:t>
+        <w:t xml:space="preserve"> S2의 앞 절(생각 → 감정)만 보고 뒤 절(감정 → 생각)을 놓친 진술. ②는 (b)를 틀렸다고 본 경우.</w:t>
       </w:r>
     </w:p>
     <w:p>
@@ -4382,7 +4382,7 @@
           <w:sz w:val="14"/>
           <w:u w:val="none"/>
         </w:rPr>
-        <w:t xml:space="preserve"> 원문 a key building block of emotion을 building block → basic ingredient로 환언. </w:t>
+        <w:t xml:space="preserve"> </w:t>
       </w:r>
       <w:r>
         <w:rPr>
@@ -4391,7 +4391,7 @@
           <w:sz w:val="14"/>
           <w:u w:val="none"/>
         </w:rPr>
-        <w:t>④ [통념 그대로]</w:t>
+        <w:t>ⓑ [삽입절 함정]</w:t>
       </w:r>
       <w:r>
         <w:rPr>
@@ -4400,7 +4400,7 @@
           <w:sz w:val="14"/>
           <w:u w:val="none"/>
         </w:rPr>
-        <w:t xml:space="preserve"> 빈칸은 통념을 뒤집는 자리. </w:t>
+        <w:t xml:space="preserve"> 바로 앞 thinking·emotions에 끌리기 쉬운 위치. </w:t>
       </w:r>
       <w:r>
         <w:rPr>
@@ -4409,7 +4409,7 @@
           <w:sz w:val="14"/>
           <w:u w:val="none"/>
         </w:rPr>
-        <w:t>① [한 끗]</w:t>
+        <w:t>ⓒ [복수 명사 근접]</w:t>
       </w:r>
       <w:r>
         <w:rPr>
@@ -4418,25 +4418,7 @@
           <w:sz w:val="14"/>
           <w:u w:val="none"/>
         </w:rPr>
-        <w:t xml:space="preserve"> 생각으로 감정을 조절한다는 뒷부분 내용과 통하는 듯하지만, ‘꺼 버린다’는 여전히 둘을 대립시키는 관점이다. </w:t>
-      </w:r>
-      <w:r>
-        <w:rPr>
-          <w:rFonts w:ascii="맑은 고딕" w:hAnsi="맑은 고딕" w:eastAsia="맑은 고딕"/>
-          <w:b/>
-          <w:sz w:val="14"/>
-          <w:u w:val="none"/>
-        </w:rPr>
-        <w:t>③ [방향 역전]</w:t>
-      </w:r>
-      <w:r>
-        <w:rPr>
-          <w:rFonts w:ascii="맑은 고딕" w:hAnsi="맑은 고딕" w:eastAsia="맑은 고딕"/>
-          <w:b w:val="0"/>
-          <w:sz w:val="14"/>
-          <w:u w:val="none"/>
-        </w:rPr>
-        <w:t xml:space="preserve"> 생각이 감정의 ‘산물’이 아니라 감정이 생각을 재료로 만들어진다.</w:t>
+        <w:t xml:space="preserve"> 바로 앞 circumstances(복수)에 끌려 shape가 맞아 보인다. ③은 ⓑ를 놓친 선지.</w:t>
       </w:r>
     </w:p>
     <w:p>
@@ -4470,7 +4452,7 @@
           <w:sz w:val="14"/>
           <w:u w:val="none"/>
         </w:rPr>
-        <w:t>① [방향 반전]</w:t>
+        <w:t>① [양보 함정]</w:t>
       </w:r>
       <w:r>
         <w:rPr>
@@ -4479,7 +4461,7 @@
           <w:sz w:val="14"/>
           <w:u w:val="none"/>
         </w:rPr>
-        <w:t xml:space="preserve"> seems to prove that the worry was </w:t>
+        <w:t xml:space="preserve"> partner면 Despite가 받을 대립이 사라진다(통념 = 필자 주장). </w:t>
       </w:r>
       <w:r>
         <w:rPr>
@@ -4488,7 +4470,7 @@
           <w:sz w:val="14"/>
           <w:u w:val="none"/>
         </w:rPr>
-        <w:t>justified</w:t>
+        <w:t>③ [한 끗]</w:t>
       </w:r>
       <w:r>
         <w:rPr>
@@ -4497,25 +4479,7 @@
           <w:sz w:val="14"/>
           <w:u w:val="none"/>
         </w:rPr>
-        <w:t xml:space="preserve"> — 걱정이 ‘옳았다’는 증거로 여겨진다. [A]의 becomes evidence that you really are bad at tests와 같은 구조. justified(정당한)를 모르면 틀리기 쉽다. </w:t>
-      </w:r>
-      <w:r>
-        <w:rPr>
-          <w:rFonts w:ascii="맑은 고딕" w:hAnsi="맑은 고딕" w:eastAsia="맑은 고딕"/>
-          <w:b/>
-          <w:sz w:val="14"/>
-          <w:u w:val="none"/>
-        </w:rPr>
-        <w:t>⑤ [한 끗]</w:t>
-      </w:r>
-      <w:r>
-        <w:rPr>
-          <w:rFonts w:ascii="맑은 고딕" w:hAnsi="맑은 고딕" w:eastAsia="맑은 고딕"/>
-          <w:b w:val="0"/>
-          <w:sz w:val="14"/>
-          <w:u w:val="none"/>
-        </w:rPr>
-        <w:t xml:space="preserve"> [A] by thinking differently, [B] the loop can be turned around로 성립.</w:t>
+        <w:t xml:space="preserve"> (C)만 adjusting — allow는 to부정사 목적격보어.</w:t>
       </w:r>
     </w:p>
     <w:p>
@@ -4540,7 +4504,7 @@
           <w:sz w:val="14"/>
           <w:u w:val="none"/>
         </w:rPr>
-        <w:t xml:space="preserve"> 부정적인 생각 → 불안이 ‘줄어든다’면 뒤의 Then you don’t feel good과 이어지지 않는다 → </w:t>
+        <w:t xml:space="preserve"> </w:t>
       </w:r>
       <w:r>
         <w:rPr>
@@ -4549,7 +4513,7 @@
           <w:sz w:val="14"/>
           <w:u w:val="none"/>
         </w:rPr>
-        <w:t>increased</w:t>
+        <w:t>① [입장 반전]</w:t>
       </w:r>
       <w:r>
         <w:rPr>
@@ -4558,7 +4522,7 @@
           <w:sz w:val="14"/>
           <w:u w:val="none"/>
         </w:rPr>
-        <w:t xml:space="preserve">. </w:t>
+        <w:t xml:space="preserve"> 첫 문장의 통념(trope)을 필자 주장으로 착각한 선지. </w:t>
       </w:r>
       <w:r>
         <w:rPr>
@@ -4567,7 +4531,7 @@
           <w:sz w:val="14"/>
           <w:u w:val="none"/>
         </w:rPr>
-        <w:t>① [한 끗 함정]</w:t>
+        <w:t>④</w:t>
       </w:r>
       <w:r>
         <w:rPr>
@@ -4576,25 +4540,7 @@
           <w:sz w:val="14"/>
           <w:u w:val="none"/>
         </w:rPr>
-        <w:t xml:space="preserve"> Despite가 이끄는 ‘통념’의 내용이므로 opposite가 맞다(필자의 주장이 아니라 필자가 뒤집으려는 생각). </w:t>
-      </w:r>
-      <w:r>
-        <w:rPr>
-          <w:rFonts w:ascii="맑은 고딕" w:hAnsi="맑은 고딕" w:eastAsia="맑은 고딕"/>
-          <w:b/>
-          <w:sz w:val="14"/>
-          <w:u w:val="none"/>
-        </w:rPr>
-        <w:t>④</w:t>
-      </w:r>
-      <w:r>
-        <w:rPr>
-          <w:rFonts w:ascii="맑은 고딕" w:hAnsi="맑은 고딕" w:eastAsia="맑은 고딕"/>
-          <w:b w:val="0"/>
-          <w:sz w:val="14"/>
-          <w:u w:val="none"/>
-        </w:rPr>
-        <w:t xml:space="preserve"> 나쁜 기분이 ‘못 본다’는 생각을 뒷받침하는 ‘증거’가 되어 순환이 완성된다.</w:t>
+        <w:t xml:space="preserve"> that becomes evidence for continuing to think that you’re bad at test taking의 환언 — 참.</w:t>
       </w:r>
     </w:p>
     <w:p>
@@ -4628,7 +4574,7 @@
           <w:sz w:val="14"/>
           <w:u w:val="none"/>
         </w:rPr>
-        <w:t>(A) ✕</w:t>
+        <w:t>② [사실 반전]</w:t>
       </w:r>
       <w:r>
         <w:rPr>
@@ -4637,7 +4583,7 @@
           <w:sz w:val="14"/>
           <w:u w:val="none"/>
         </w:rPr>
-        <w:t xml:space="preserve"> 학생 사례는 통념이 아니라 ‘영향이 양쪽으로 흐른다’는 필자의 주장(In fact 이하)의 예. </w:t>
+        <w:t xml:space="preserve"> [B] The physical feeling stays the same — 감각은 그대로, 해석만 바뀐다. </w:t>
       </w:r>
       <w:r>
         <w:rPr>
@@ -4646,7 +4592,7 @@
           <w:sz w:val="14"/>
           <w:u w:val="none"/>
         </w:rPr>
-        <w:t>(B) ○</w:t>
+        <w:t>① [정반대]</w:t>
       </w:r>
       <w:r>
         <w:rPr>
@@ -4655,7 +4601,7 @@
           <w:sz w:val="14"/>
           <w:u w:val="none"/>
         </w:rPr>
-        <w:t xml:space="preserve"> 학생이 ‘확신하게 된’ 상태 → 과거분사 convinced(be convinced that). </w:t>
+        <w:t xml:space="preserve"> [A] allows us to adjust difficult emotions. </w:t>
       </w:r>
       <w:r>
         <w:rPr>
@@ -4664,7 +4610,7 @@
           <w:sz w:val="14"/>
           <w:u w:val="none"/>
         </w:rPr>
-        <w:t>(C) ○</w:t>
+        <w:t>⑤</w:t>
       </w:r>
       <w:r>
         <w:rPr>
@@ -4673,25 +4619,7 @@
           <w:sz w:val="14"/>
           <w:u w:val="none"/>
         </w:rPr>
-        <w:t xml:space="preserve"> So tightly가 문두로 나가 도치된 so ~ that 구문 — ‘너무 긴밀해서 따로 다룰 수 없다’. </w:t>
-      </w:r>
-      <w:r>
-        <w:rPr>
-          <w:rFonts w:ascii="맑은 고딕" w:hAnsi="맑은 고딕" w:eastAsia="맑은 고딕"/>
-          <w:b/>
-          <w:sz w:val="14"/>
-          <w:u w:val="none"/>
-        </w:rPr>
-        <w:t>(D) ○</w:t>
-      </w:r>
-      <w:r>
-        <w:rPr>
-          <w:rFonts w:ascii="맑은 고딕" w:hAnsi="맑은 고딕" w:eastAsia="맑은 고딕"/>
-          <w:b w:val="0"/>
-          <w:sz w:val="14"/>
-          <w:u w:val="none"/>
-        </w:rPr>
-        <w:t xml:space="preserve"> 콤마 뒤에서 앞 절 전체를 받는 which, 동사 gives(단수). → ②는 (D)를 틀렸다고 본 경우, ④는 (A)를 놓친 경우.</w:t>
+        <w:t xml:space="preserve"> 소재를 뒤바꿨다.</w:t>
       </w:r>
     </w:p>
     <w:p>
@@ -4725,7 +4653,7 @@
           <w:sz w:val="14"/>
           <w:u w:val="none"/>
         </w:rPr>
-        <w:t>④ [방향 반전]</w:t>
+        <w:t>① [결론 반전]</w:t>
       </w:r>
       <w:r>
         <w:rPr>
@@ -4734,7 +4662,7 @@
           <w:sz w:val="14"/>
           <w:u w:val="none"/>
         </w:rPr>
-        <w:t xml:space="preserve"> 믿음이 ‘약해지는’ 것이 아니라 ‘강화’된다(증거가 되므로). </w:t>
+        <w:t xml:space="preserve"> 마지막 문장은 오히려 생각을 바꿔 감정을 조절할 수 있다고 한다. </w:t>
       </w:r>
       <w:r>
         <w:rPr>
@@ -4743,7 +4671,7 @@
           <w:sz w:val="14"/>
           <w:u w:val="none"/>
         </w:rPr>
-        <w:t>① [한 끗]</w:t>
+        <w:t>⑤ [지엽어]</w:t>
       </w:r>
       <w:r>
         <w:rPr>
@@ -4752,7 +4680,7 @@
           <w:sz w:val="14"/>
           <w:u w:val="none"/>
         </w:rPr>
-        <w:t xml:space="preserve"> 글이 이 통념에 동의하지 않는다고 해서 불일치가 아니다 — ‘그렇게 묘사된다’는 사실 자체는 글에 있다. </w:t>
+        <w:t xml:space="preserve"> 사례 소재(test·nervous)의 재조합. </w:t>
       </w:r>
       <w:r>
         <w:rPr>
@@ -4761,7 +4689,7 @@
           <w:sz w:val="14"/>
           <w:u w:val="none"/>
         </w:rPr>
-        <w:t>⑤</w:t>
+        <w:t>③</w:t>
       </w:r>
       <w:r>
         <w:rPr>
@@ -4770,7 +4698,7 @@
           <w:sz w:val="14"/>
           <w:u w:val="none"/>
         </w:rPr>
-        <w:t xml:space="preserve"> working those pathways to our advantage의 환언.</w:t>
+        <w:t xml:space="preserve"> trope는 첫 문장의 배경일 뿐.</w:t>
       </w:r>
     </w:p>
     <w:p>
@@ -4795,7 +4723,7 @@
           <w:sz w:val="14"/>
           <w:u w:val="none"/>
         </w:rPr>
-        <w:t xml:space="preserve"> (A) echo back·bi-directionality → feed into each other. (B) adjust difficult emotions → ease feelings that are hard to bear. </w:t>
+        <w:t xml:space="preserve"> </w:t>
       </w:r>
       <w:r>
         <w:rPr>
@@ -4804,7 +4732,7 @@
           <w:sz w:val="14"/>
           <w:u w:val="none"/>
         </w:rPr>
-        <w:t>② [한 끗]</w:t>
+        <w:t>⑤ [소재어 재사용 함정]</w:t>
       </w:r>
       <w:r>
         <w:rPr>
@@ -4813,43 +4741,7 @@
           <w:sz w:val="14"/>
           <w:u w:val="none"/>
         </w:rPr>
-        <w:t xml:space="preserve"> (A)는 맞지만 (B)가 ‘제거’ — 떼어 놓을 수 없다는 글과 모순. </w:t>
-      </w:r>
-      <w:r>
-        <w:rPr>
-          <w:rFonts w:ascii="맑은 고딕" w:hAnsi="맑은 고딕" w:eastAsia="맑은 고딕"/>
-          <w:b/>
-          <w:sz w:val="14"/>
-          <w:u w:val="none"/>
-        </w:rPr>
-        <w:t>③ [한 끗]</w:t>
-      </w:r>
-      <w:r>
-        <w:rPr>
-          <w:rFonts w:ascii="맑은 고딕" w:hAnsi="맑은 고딕" w:eastAsia="맑은 고딕"/>
-          <w:b w:val="0"/>
-          <w:sz w:val="14"/>
-          <w:u w:val="none"/>
-        </w:rPr>
-        <w:t xml:space="preserve"> (B)는 맞지만 (A)가 반대(independently). </w:t>
-      </w:r>
-      <w:r>
-        <w:rPr>
-          <w:rFonts w:ascii="맑은 고딕" w:hAnsi="맑은 고딕" w:eastAsia="맑은 고딕"/>
-          <w:b/>
-          <w:sz w:val="14"/>
-          <w:u w:val="none"/>
-        </w:rPr>
-        <w:t>④</w:t>
-      </w:r>
-      <w:r>
-        <w:rPr>
-          <w:rFonts w:ascii="맑은 고딕" w:hAnsi="맑은 고딕" w:eastAsia="맑은 고딕"/>
-          <w:b w:val="0"/>
-          <w:sz w:val="14"/>
-          <w:u w:val="none"/>
-        </w:rPr>
-        <w:t xml:space="preserve"> 통념(대립)으로 되돌아간 선지이고, 시험 점수는 예시의 소재일 뿐.</w:t>
+        <w:t xml:space="preserve"> 앞 사례의 test를 그대로 써서 이어지는 듯 보인다. ⑤를 빼면 ④ ‘분리 불가’ → This bi-directionality가 바로 이어진다.</w:t>
       </w:r>
     </w:p>
     <w:p>
@@ -4874,7 +4766,7 @@
           <w:sz w:val="14"/>
           <w:u w:val="none"/>
         </w:rPr>
-        <w:t xml:space="preserve"> no가 impossible로 바뀌면서 부정이 한 번만 남아야 한다(it is not impossible ✕ — 이중 부정). to pulling ✕. there’s를 풀면 there is이므로 시제는 현재 is. [채점] it is 1 · impossible 1 · to pull 1.</w:t>
+        <w:t xml:space="preserve"> (1) emotion ✕ — 명사 수식 형용사 자리. (2) anxiety ✕ — 2형식 feel의 보어 형용사. (3) advantage ✕ — 관사 an 뒤 형용사(one = feeling 수식). [채점] 각 1점.</w:t>
       </w:r>
     </w:p>
     <w:p>
@@ -4908,7 +4800,7 @@
           <w:sz w:val="14"/>
           <w:u w:val="none"/>
         </w:rPr>
-        <w:t>(A)</w:t>
+        <w:t>is shaped</w:t>
       </w:r>
       <w:r>
         <w:rPr>
@@ -4917,7 +4809,7 @@
           <w:sz w:val="14"/>
           <w:u w:val="none"/>
         </w:rPr>
-        <w:t xml:space="preserve"> far from + 동명사, be opposed to → </w:t>
+        <w:t xml:space="preserve"> ✕ — 주어 emotions 복수(we experience는 수식어). </w:t>
       </w:r>
       <w:r>
         <w:rPr>
@@ -4926,7 +4818,7 @@
           <w:sz w:val="14"/>
           <w:u w:val="none"/>
         </w:rPr>
-        <w:t>being</w:t>
+        <w:t>by how do we think</w:t>
       </w:r>
       <w:r>
         <w:rPr>
@@ -4935,79 +4827,7 @@
           <w:sz w:val="14"/>
           <w:u w:val="none"/>
         </w:rPr>
-        <w:t xml:space="preserve">. </w:t>
-      </w:r>
-      <w:r>
-        <w:rPr>
-          <w:rFonts w:ascii="맑은 고딕" w:hAnsi="맑은 고딕" w:eastAsia="맑은 고딕"/>
-          <w:b/>
-          <w:sz w:val="14"/>
-          <w:u w:val="none"/>
-        </w:rPr>
-        <w:t>(B)</w:t>
-      </w:r>
-      <w:r>
-        <w:rPr>
-          <w:rFonts w:ascii="맑은 고딕" w:hAnsi="맑은 고딕" w:eastAsia="맑은 고딕"/>
-          <w:b w:val="0"/>
-          <w:sz w:val="14"/>
-          <w:u w:val="none"/>
-        </w:rPr>
-        <w:t xml:space="preserve"> a student를 뒤에서 수식, be convinced of(~을 확신하다) → </w:t>
-      </w:r>
-      <w:r>
-        <w:rPr>
-          <w:rFonts w:ascii="맑은 고딕" w:hAnsi="맑은 고딕" w:eastAsia="맑은 고딕"/>
-          <w:b/>
-          <w:sz w:val="14"/>
-          <w:u w:val="none"/>
-        </w:rPr>
-        <w:t>convinced</w:t>
-      </w:r>
-      <w:r>
-        <w:rPr>
-          <w:rFonts w:ascii="맑은 고딕" w:hAnsi="맑은 고딕" w:eastAsia="맑은 고딕"/>
-          <w:b w:val="0"/>
-          <w:sz w:val="14"/>
-          <w:u w:val="none"/>
-        </w:rPr>
-        <w:t xml:space="preserve">(sure → convinced). </w:t>
-      </w:r>
-      <w:r>
-        <w:rPr>
-          <w:rFonts w:ascii="맑은 고딕" w:hAnsi="맑은 고딕" w:eastAsia="맑은 고딕"/>
-          <w:b/>
-          <w:sz w:val="14"/>
-          <w:u w:val="none"/>
-        </w:rPr>
-        <w:t>(C)</w:t>
-      </w:r>
-      <w:r>
-        <w:rPr>
-          <w:rFonts w:ascii="맑은 고딕" w:hAnsi="맑은 고딕" w:eastAsia="맑은 고딕"/>
-          <w:b w:val="0"/>
-          <w:sz w:val="14"/>
-          <w:u w:val="none"/>
-        </w:rPr>
-        <w:t xml:space="preserve"> end up + -ing, makes … stronger → </w:t>
-      </w:r>
-      <w:r>
-        <w:rPr>
-          <w:rFonts w:ascii="맑은 고딕" w:hAnsi="맑은 고딕" w:eastAsia="맑은 고딕"/>
-          <w:b/>
-          <w:sz w:val="14"/>
-          <w:u w:val="none"/>
-        </w:rPr>
-        <w:t>reinforcing</w:t>
-      </w:r>
-      <w:r>
-        <w:rPr>
-          <w:rFonts w:ascii="맑은 고딕" w:hAnsi="맑은 고딕" w:eastAsia="맑은 고딕"/>
-          <w:b w:val="0"/>
-          <w:sz w:val="14"/>
-          <w:u w:val="none"/>
-        </w:rPr>
-        <w:t>(reinforce의 e를 빼고 -ing). 동명사 2 + 과거분사 1. [채점] 각 1점, 어형 오류 0점.</w:t>
+        <w:t xml:space="preserve"> ✕ — 명사절은 평서문 어순. [채점] 수동 구조·수일치 1.5 / 명사절 어순 1 / 철자 0.5.</w:t>
       </w:r>
     </w:p>
     <w:p>
@@ -5032,7 +4852,7 @@
           <w:sz w:val="14"/>
           <w:u w:val="none"/>
         </w:rPr>
-        <w:t xml:space="preserve"> 예시 (B)의 순환을 In this way로 정리하는 (A), 그 끝의 ‘생각하는 방식을 바꿈’을 받아 구체적 방법을 보이는 (C). </w:t>
+        <w:t xml:space="preserve"> </w:t>
       </w:r>
       <w:r>
         <w:rPr>
@@ -5041,7 +4861,7 @@
           <w:sz w:val="14"/>
           <w:u w:val="none"/>
         </w:rPr>
-        <w:t>③ [한 끗]</w:t>
+        <w:t>④ [한 끗]</w:t>
       </w:r>
       <w:r>
         <w:rPr>
@@ -5050,7 +4870,7 @@
           <w:sz w:val="14"/>
           <w:u w:val="none"/>
         </w:rPr>
-        <w:t xml:space="preserve"> (B)의 test와 (C)의 test taker가 이어져 보이지만, (C)가 먼저 오면 those pathways가 가리킬 bi-directionality가 아직 나오지 않았고, 마지막에 온 (A)의 In this way가 (C)를 받게 되어 어긋난다.</w:t>
+        <w:t xml:space="preserve"> This bi-directionality 앞에 두면 그럴듯하지만, 그러면 For instance가 첫 문장(인지는 감정의 구성 요소)만을 받아 ‘감정 → 생각’ 방향의 근거가 사례 뒤에 늦게 나온다.</w:t>
       </w:r>
     </w:p>
     <w:p>

--- a/shinmok1/pack/2510/H1MOGO25-10_33_SET.docx
+++ b/shinmok1/pack/2510/H1MOGO25-10_33_SET.docx
@@ -107,7 +107,7 @@
     </w:p>
     <w:p>
       <w:pPr>
-        <w:spacing w:before="0" w:after="20" w:line="360" w:lineRule="auto"/>
+        <w:spacing w:before="0" w:after="20" w:line="300" w:lineRule="auto"/>
         <w:jc w:val="both"/>
         <w:snapToGrid w:val="0"/>
       </w:pPr>
@@ -167,7 +167,7 @@
           <w:sz w:val="17"/>
           <w:u w:val="none"/>
         </w:rPr>
-        <w:t>[ opposite / equivalent ]</w:t>
+        <w:t>[ opposite / partner ]</w:t>
       </w:r>
       <w:r>
         <w:rPr>
@@ -176,7 +176,7 @@
           <w:sz w:val="17"/>
           <w:u w:val="none"/>
         </w:rPr>
-        <w:t xml:space="preserve"> of rational thought, cognition — </w:t>
+        <w:t xml:space="preserve"> of rational thought, </w:t>
       </w:r>
       <w:r>
         <w:rPr>
@@ -192,20 +192,11 @@
       <w:r>
         <w:rPr>
           <w:rFonts w:ascii="맑은 고딕" w:hAnsi="맑은 고딕" w:eastAsia="맑은 고딕"/>
-          <w:b/>
-          <w:sz w:val="17"/>
-          <w:u w:val="none"/>
-        </w:rPr>
-        <w:t>[ what / which ]</w:t>
-      </w:r>
-      <w:r>
-        <w:rPr>
-          <w:rFonts w:ascii="맑은 고딕" w:hAnsi="맑은 고딕" w:eastAsia="맑은 고딕"/>
           <w:b w:val="0"/>
           <w:sz w:val="17"/>
           <w:u w:val="none"/>
         </w:rPr>
-        <w:t xml:space="preserve"> we commonly refer to as thinking — </w:t>
+        <w:t xml:space="preserve">c________ — </w:t>
       </w:r>
       <w:r>
         <w:rPr>
@@ -225,7 +216,7 @@
           <w:sz w:val="17"/>
           <w:u w:val="none"/>
         </w:rPr>
-        <w:t>[ is / are ]</w:t>
+        <w:t>[ what / that ]</w:t>
       </w:r>
       <w:r>
         <w:rPr>
@@ -234,7 +225,7 @@
           <w:sz w:val="17"/>
           <w:u w:val="none"/>
         </w:rPr>
-        <w:t xml:space="preserve"> actually a key building block of </w:t>
+        <w:t xml:space="preserve"> we commonly refer to as thinking — </w:t>
       </w:r>
       <w:r>
         <w:rPr>
@@ -250,11 +241,20 @@
       <w:r>
         <w:rPr>
           <w:rFonts w:ascii="맑은 고딕" w:hAnsi="맑은 고딕" w:eastAsia="맑은 고딕"/>
+          <w:b/>
+          <w:sz w:val="17"/>
+          <w:u w:val="none"/>
+        </w:rPr>
+        <w:t>[ is / are ]</w:t>
+      </w:r>
+      <w:r>
+        <w:rPr>
+          <w:rFonts w:ascii="맑은 고딕" w:hAnsi="맑은 고딕" w:eastAsia="맑은 고딕"/>
           <w:b w:val="0"/>
           <w:sz w:val="17"/>
           <w:u w:val="none"/>
         </w:rPr>
-        <w:t xml:space="preserve">e________. How we think about our circumstances </w:t>
+        <w:t xml:space="preserve"> actually a key </w:t>
       </w:r>
       <w:r>
         <w:rPr>
@@ -270,20 +270,11 @@
       <w:r>
         <w:rPr>
           <w:rFonts w:ascii="맑은 고딕" w:hAnsi="맑은 고딕" w:eastAsia="맑은 고딕"/>
-          <w:b/>
-          <w:sz w:val="17"/>
-          <w:u w:val="none"/>
-        </w:rPr>
-        <w:t>[ shapes / shape ]</w:t>
-      </w:r>
-      <w:r>
-        <w:rPr>
-          <w:rFonts w:ascii="맑은 고딕" w:hAnsi="맑은 고딕" w:eastAsia="맑은 고딕"/>
           <w:b w:val="0"/>
           <w:sz w:val="17"/>
           <w:u w:val="none"/>
         </w:rPr>
-        <w:t xml:space="preserve"> the emotions we experience; then those emotions echo back to influence how we think. For instance, if you walk into a test </w:t>
+        <w:t xml:space="preserve">b________ block of emotion. How we think about our </w:t>
       </w:r>
       <w:r>
         <w:rPr>
@@ -299,20 +290,11 @@
       <w:r>
         <w:rPr>
           <w:rFonts w:ascii="맑은 고딕" w:hAnsi="맑은 고딕" w:eastAsia="맑은 고딕"/>
-          <w:b/>
-          <w:sz w:val="17"/>
-          <w:u w:val="none"/>
-        </w:rPr>
-        <w:t>[ thinking / thought ]</w:t>
-      </w:r>
-      <w:r>
-        <w:rPr>
-          <w:rFonts w:ascii="맑은 고딕" w:hAnsi="맑은 고딕" w:eastAsia="맑은 고딕"/>
           <w:b w:val="0"/>
           <w:sz w:val="17"/>
           <w:u w:val="none"/>
         </w:rPr>
-        <w:t xml:space="preserve"> you are bad at taking tests, your anxiety </w:t>
+        <w:t xml:space="preserve">________(circumstance) </w:t>
       </w:r>
       <w:r>
         <w:rPr>
@@ -332,7 +314,7 @@
           <w:sz w:val="17"/>
           <w:u w:val="none"/>
         </w:rPr>
-        <w:t>[ will be / would have been ]</w:t>
+        <w:t>[ shapes / shape ]</w:t>
       </w:r>
       <w:r>
         <w:rPr>
@@ -341,7 +323,7 @@
           <w:sz w:val="17"/>
           <w:u w:val="none"/>
         </w:rPr>
-        <w:t xml:space="preserve"> </w:t>
+        <w:t xml:space="preserve"> the emotions we experience; then those emotions echo back </w:t>
       </w:r>
       <w:r>
         <w:rPr>
@@ -361,7 +343,7 @@
           <w:sz w:val="17"/>
           <w:u w:val="none"/>
         </w:rPr>
-        <w:t>[ increased / decreased ]</w:t>
+        <w:t>[ to influence / influencing ]</w:t>
       </w:r>
       <w:r>
         <w:rPr>
@@ -370,7 +352,7 @@
           <w:sz w:val="17"/>
           <w:u w:val="none"/>
         </w:rPr>
-        <w:t xml:space="preserve">. Then you don’t feel good about your </w:t>
+        <w:t xml:space="preserve"> how we think. For instance, if you walk into a test </w:t>
       </w:r>
       <w:r>
         <w:rPr>
@@ -386,11 +368,20 @@
       <w:r>
         <w:rPr>
           <w:rFonts w:ascii="맑은 고딕" w:hAnsi="맑은 고딕" w:eastAsia="맑은 고딕"/>
+          <w:b/>
+          <w:sz w:val="17"/>
+          <w:u w:val="none"/>
+        </w:rPr>
+        <w:t>[ thinking / thought ]</w:t>
+      </w:r>
+      <w:r>
+        <w:rPr>
+          <w:rFonts w:ascii="맑은 고딕" w:hAnsi="맑은 고딕" w:eastAsia="맑은 고딕"/>
           <w:b w:val="0"/>
           <w:sz w:val="17"/>
           <w:u w:val="none"/>
         </w:rPr>
-        <w:t xml:space="preserve">________(perform) on the test, and that becomes </w:t>
+        <w:t xml:space="preserve"> you are bad at taking tests, your </w:t>
       </w:r>
       <w:r>
         <w:rPr>
@@ -410,7 +401,7 @@
           <w:sz w:val="17"/>
           <w:u w:val="none"/>
         </w:rPr>
-        <w:t xml:space="preserve">e________ for </w:t>
+        <w:t xml:space="preserve">a________ </w:t>
       </w:r>
       <w:r>
         <w:rPr>
@@ -426,11 +417,20 @@
       <w:r>
         <w:rPr>
           <w:rFonts w:ascii="맑은 고딕" w:hAnsi="맑은 고딕" w:eastAsia="맑은 고딕"/>
+          <w:b/>
+          <w:sz w:val="17"/>
+          <w:u w:val="none"/>
+        </w:rPr>
+        <w:t>[ will be / would be ]</w:t>
+      </w:r>
+      <w:r>
+        <w:rPr>
+          <w:rFonts w:ascii="맑은 고딕" w:hAnsi="맑은 고딕" w:eastAsia="맑은 고딕"/>
           <w:b w:val="0"/>
           <w:sz w:val="17"/>
           <w:u w:val="none"/>
         </w:rPr>
-        <w:t xml:space="preserve">________(continue) to think that you’re bad at test taking. In this way there’s simply no </w:t>
+        <w:t xml:space="preserve"> </w:t>
       </w:r>
       <w:r>
         <w:rPr>
@@ -450,7 +450,7 @@
           <w:sz w:val="17"/>
           <w:u w:val="none"/>
         </w:rPr>
-        <w:t>[ pulling / pull ]</w:t>
+        <w:t>[ increased / decreased ]</w:t>
       </w:r>
       <w:r>
         <w:rPr>
@@ -459,7 +459,7 @@
           <w:sz w:val="17"/>
           <w:u w:val="none"/>
         </w:rPr>
-        <w:t xml:space="preserve"> emotion and cognition apart. This </w:t>
+        <w:t xml:space="preserve">. Then you don’t feel good about your </w:t>
       </w:r>
       <w:r>
         <w:rPr>
@@ -479,7 +479,7 @@
           <w:sz w:val="17"/>
           <w:u w:val="none"/>
         </w:rPr>
-        <w:t xml:space="preserve">________(bi-directional) of cognition and emotion allows us </w:t>
+        <w:t xml:space="preserve">________(perform) on the test, and that becomes </w:t>
       </w:r>
       <w:r>
         <w:rPr>
@@ -495,20 +495,11 @@
       <w:r>
         <w:rPr>
           <w:rFonts w:ascii="맑은 고딕" w:hAnsi="맑은 고딕" w:eastAsia="맑은 고딕"/>
-          <w:b/>
-          <w:sz w:val="17"/>
-          <w:u w:val="none"/>
-        </w:rPr>
-        <w:t>[ to adjust / adjust ]</w:t>
-      </w:r>
-      <w:r>
-        <w:rPr>
-          <w:rFonts w:ascii="맑은 고딕" w:hAnsi="맑은 고딕" w:eastAsia="맑은 고딕"/>
           <w:b w:val="0"/>
           <w:sz w:val="17"/>
           <w:u w:val="none"/>
         </w:rPr>
-        <w:t xml:space="preserve"> difficult emotions by </w:t>
+        <w:t xml:space="preserve">e________ for </w:t>
       </w:r>
       <w:r>
         <w:rPr>
@@ -528,7 +519,7 @@
           <w:sz w:val="17"/>
           <w:u w:val="none"/>
         </w:rPr>
-        <w:t xml:space="preserve">________(change) the way we think. By thinking </w:t>
+        <w:t xml:space="preserve">________(continue) to think that you’re bad at test taking. In this way there’s simply no </w:t>
       </w:r>
       <w:r>
         <w:rPr>
@@ -544,20 +535,11 @@
       <w:r>
         <w:rPr>
           <w:rFonts w:ascii="맑은 고딕" w:hAnsi="맑은 고딕" w:eastAsia="맑은 고딕"/>
-          <w:b/>
-          <w:sz w:val="17"/>
-          <w:u w:val="none"/>
-        </w:rPr>
-        <w:t>[ differently / different ]</w:t>
-      </w:r>
-      <w:r>
-        <w:rPr>
-          <w:rFonts w:ascii="맑은 고딕" w:hAnsi="맑은 고딕" w:eastAsia="맑은 고딕"/>
           <w:b w:val="0"/>
           <w:sz w:val="17"/>
           <w:u w:val="none"/>
         </w:rPr>
-        <w:t xml:space="preserve"> — I get nervous sometimes, but I’m still a good test taker, or that nervous feeling is just </w:t>
+        <w:t xml:space="preserve">________(pull) emotion and cognition apart. This bi-directionality of cognition and emotion allows us </w:t>
       </w:r>
       <w:r>
         <w:rPr>
@@ -573,11 +555,20 @@
       <w:r>
         <w:rPr>
           <w:rFonts w:ascii="맑은 고딕" w:hAnsi="맑은 고딕" w:eastAsia="맑은 고딕"/>
+          <w:b/>
+          <w:sz w:val="17"/>
+          <w:u w:val="none"/>
+        </w:rPr>
+        <w:t>[ to adjust / adjusting ]</w:t>
+      </w:r>
+      <w:r>
+        <w:rPr>
+          <w:rFonts w:ascii="맑은 고딕" w:hAnsi="맑은 고딕" w:eastAsia="맑은 고딕"/>
           <w:b w:val="0"/>
           <w:sz w:val="17"/>
           <w:u w:val="none"/>
         </w:rPr>
-        <w:t xml:space="preserve">e________ and anticipation, it means I’m </w:t>
+        <w:t xml:space="preserve"> </w:t>
       </w:r>
       <w:r>
         <w:rPr>
@@ -597,7 +588,7 @@
           <w:sz w:val="17"/>
           <w:u w:val="none"/>
         </w:rPr>
-        <w:t>[ ready / reluctant ]</w:t>
+        <w:t>[ difficult / pleasant ]</w:t>
       </w:r>
       <w:r>
         <w:rPr>
@@ -606,7 +597,7 @@
           <w:sz w:val="17"/>
           <w:u w:val="none"/>
         </w:rPr>
-        <w:t xml:space="preserve"> — you can work those </w:t>
+        <w:t xml:space="preserve"> emotions by changing the way we think. By thinking </w:t>
       </w:r>
       <w:r>
         <w:rPr>
@@ -622,11 +613,20 @@
       <w:r>
         <w:rPr>
           <w:rFonts w:ascii="맑은 고딕" w:hAnsi="맑은 고딕" w:eastAsia="맑은 고딕"/>
+          <w:b/>
+          <w:sz w:val="17"/>
+          <w:u w:val="none"/>
+        </w:rPr>
+        <w:t>[ differently / different ]</w:t>
+      </w:r>
+      <w:r>
+        <w:rPr>
+          <w:rFonts w:ascii="맑은 고딕" w:hAnsi="맑은 고딕" w:eastAsia="맑은 고딕"/>
           <w:b w:val="0"/>
           <w:sz w:val="17"/>
           <w:u w:val="none"/>
         </w:rPr>
-        <w:t xml:space="preserve">p________ to your </w:t>
+        <w:t xml:space="preserve"> — I get nervous sometimes, but I’m still a good test taker, or that nervous feeling is just excitement and anticipation, it means I’m ready — you can work those </w:t>
       </w:r>
       <w:r>
         <w:rPr>
@@ -646,7 +646,7 @@
           <w:sz w:val="17"/>
           <w:u w:val="none"/>
         </w:rPr>
-        <w:t>a________.</w:t>
+        <w:t>p________ to your advantage.</w:t>
       </w:r>
     </w:p>
     <w:p>
@@ -698,7 +698,7 @@
           <w:sz w:val="17"/>
           <w:u w:val="none"/>
         </w:rPr>
-        <w:t xml:space="preserve">How we think about our circumstances </w:t>
+        <w:t xml:space="preserve">cognition — what we commonly </w:t>
       </w:r>
       <w:r>
         <w:rPr>
@@ -707,7 +707,7 @@
           <w:sz w:val="17"/>
           <w:u w:val="single"/>
         </w:rPr>
-        <w:t>shapes</w:t>
+        <w:t>refer to as</w:t>
       </w:r>
       <w:r>
         <w:rPr>
@@ -716,7 +716,7 @@
           <w:sz w:val="17"/>
           <w:u w:val="none"/>
         </w:rPr>
-        <w:t xml:space="preserve"> the emotions we experience  → 제시 교정: </w:t>
+        <w:t xml:space="preserve"> thinking — is actually a key building block of emotion.  → 제시 교정: </w:t>
       </w:r>
       <w:r>
         <w:rPr>
@@ -725,7 +725,7 @@
           <w:sz w:val="17"/>
           <w:u w:val="none"/>
         </w:rPr>
-        <w:t>shape</w:t>
+        <w:t>call</w:t>
       </w:r>
       <w:r>
         <w:rPr>
@@ -760,7 +760,7 @@
           <w:sz w:val="17"/>
           <w:u w:val="none"/>
         </w:rPr>
-        <w:t xml:space="preserve">This bi-directionality … allows us to adjust difficult emotions </w:t>
+        <w:t xml:space="preserve">… and that becomes evidence for continuing </w:t>
       </w:r>
       <w:r>
         <w:rPr>
@@ -769,7 +769,7 @@
           <w:sz w:val="17"/>
           <w:u w:val="single"/>
         </w:rPr>
-        <w:t>by changing</w:t>
+        <w:t>to think</w:t>
       </w:r>
       <w:r>
         <w:rPr>
@@ -778,7 +778,7 @@
           <w:sz w:val="17"/>
           <w:u w:val="none"/>
         </w:rPr>
-        <w:t xml:space="preserve"> the way we think.  → 제시 교정: </w:t>
+        <w:t xml:space="preserve"> that you’re bad at test taking.  → 제시 교정: </w:t>
       </w:r>
       <w:r>
         <w:rPr>
@@ -787,7 +787,7 @@
           <w:sz w:val="17"/>
           <w:u w:val="none"/>
         </w:rPr>
-        <w:t>through changing</w:t>
+        <w:t>thinking</w:t>
       </w:r>
       <w:r>
         <w:rPr>
@@ -822,7 +822,7 @@
           <w:sz w:val="17"/>
           <w:u w:val="none"/>
         </w:rPr>
-        <w:t xml:space="preserve">In this way </w:t>
+        <w:t xml:space="preserve">This bi-directionality of cognition and emotion allows us </w:t>
       </w:r>
       <w:r>
         <w:rPr>
@@ -831,7 +831,7 @@
           <w:sz w:val="17"/>
           <w:u w:val="single"/>
         </w:rPr>
-        <w:t>there’s simply no pulling</w:t>
+        <w:t>to adjust</w:t>
       </w:r>
       <w:r>
         <w:rPr>
@@ -840,7 +840,7 @@
           <w:sz w:val="17"/>
           <w:u w:val="none"/>
         </w:rPr>
-        <w:t xml:space="preserve"> emotion and cognition apart.  → 제시 교정: </w:t>
+        <w:t xml:space="preserve"> difficult emotions by changing the way we think.  → 제시 교정: </w:t>
       </w:r>
       <w:r>
         <w:rPr>
@@ -849,7 +849,7 @@
           <w:sz w:val="17"/>
           <w:u w:val="none"/>
         </w:rPr>
-        <w:t>it is simply impossible to pull</w:t>
+        <w:t>adjusting</w:t>
       </w:r>
       <w:r>
         <w:rPr>
@@ -910,7 +910,7 @@
           <w:sz w:val="17"/>
           <w:u w:val="none"/>
         </w:rPr>
-        <w:t>그 감정들이 다시 메아리쳐 우리가 생각하는 방식에 영향을 준다.</w:t>
+        <w:t>이런 식으로, 감정과 인지를 떼어 놓기란 도저히 불가능하다.</w:t>
       </w:r>
     </w:p>
     <w:p>
@@ -927,7 +927,7 @@
           <w:sz w:val="17"/>
           <w:u w:val="none"/>
         </w:rPr>
-        <w:t>those emotions / echo / back / influence / how / we / think / influential</w:t>
+        <w:t>there / in this way / be / simply / pull / and cognition / emotion / together / apart</w:t>
       </w:r>
     </w:p>
     <w:p>
@@ -962,7 +962,7 @@
           <w:sz w:val="17"/>
           <w:u w:val="none"/>
         </w:rPr>
-        <w:t>우리는 생각하는 방식을 바꿈으로써 힘든 감정을 조절할 수 있다.</w:t>
+        <w:t>우리가 자기 상황에 대해 어떻게 생각하는지가 우리가 경험하는 감정을 형성하고, 그러면 그 감정은 되울려서 우리가 생각하는 방식에 영향을 미친다.</w:t>
       </w:r>
     </w:p>
     <w:p>
@@ -979,7 +979,7 @@
           <w:sz w:val="17"/>
           <w:u w:val="none"/>
         </w:rPr>
-        <w:t>we / can / adjust / difficult emotions / change / the way / we / think / difficulty</w:t>
+        <w:t>about / we / our circumstances / think / shape / the emotions / we / experience / then / those emotions / how we think / to influence / echo back / which</w:t>
       </w:r>
     </w:p>
     <w:p>
@@ -1040,7 +1040,7 @@
           <w:sz w:val="17"/>
           <w:u w:val="none"/>
         </w:rPr>
-        <w:t>시험을 잘 못 본다고 생각하며 시험장에 들어가면 불안이 커질 것이다.</w:t>
+        <w:t>예를 들어, 시험을 잘 못 본다고 생각하면서 시험장에 들어가면, 당신의 불안은 커질 것이다.</w:t>
       </w:r>
     </w:p>
     <w:p>
@@ -1057,7 +1057,7 @@
           <w:sz w:val="17"/>
           <w:u w:val="none"/>
         </w:rPr>
-        <w:t>if / you / walk into / a test / think / you are bad at / taking tests / your anxiety / will be / increased</w:t>
+        <w:t>you / if / you are bad at / for instance / walk into / a test / think / your anxiety / will be / taking tests / increased</w:t>
       </w:r>
     </w:p>
     <w:p>
@@ -1118,7 +1118,7 @@
           <w:sz w:val="17"/>
           <w:u w:val="none"/>
         </w:rPr>
-        <w:t xml:space="preserve">cognition — </w:t>
+        <w:t xml:space="preserve">then </w:t>
       </w:r>
       <w:r>
         <w:rPr>
@@ -1127,7 +1127,7 @@
           <w:sz w:val="17"/>
           <w:u w:val="none"/>
         </w:rPr>
-        <w:t>what</w:t>
+        <w:t>those emotions</w:t>
       </w:r>
       <w:r>
         <w:rPr>
@@ -1136,7 +1136,7 @@
           <w:sz w:val="17"/>
           <w:u w:val="none"/>
         </w:rPr>
-        <w:t xml:space="preserve"> we commonly refer to as thinking — 이 삽입구가 설명하는 말(1단어): ______________</w:t>
+        <w:t xml:space="preserve"> echo back — those emotions가 가리키는 말을 본문에서(4단어): ____________________________________________</w:t>
       </w:r>
     </w:p>
     <w:p>
@@ -1162,7 +1162,7 @@
           <w:sz w:val="17"/>
           <w:u w:val="none"/>
         </w:rPr>
-        <w:t xml:space="preserve">then </w:t>
+        <w:t xml:space="preserve">and </w:t>
       </w:r>
       <w:r>
         <w:rPr>
@@ -1171,7 +1171,7 @@
           <w:sz w:val="17"/>
           <w:u w:val="none"/>
         </w:rPr>
-        <w:t>those emotions</w:t>
+        <w:t>that</w:t>
       </w:r>
       <w:r>
         <w:rPr>
@@ -1180,7 +1180,7 @@
           <w:sz w:val="17"/>
           <w:u w:val="none"/>
         </w:rPr>
-        <w:t xml:space="preserve"> echo back — those emotions가 가리키는 말을 본문에서(4단어): ______________________</w:t>
+        <w:t xml:space="preserve"> becomes evidence — that이 가리키는 내용을 우리말로: ____________________________________________</w:t>
       </w:r>
     </w:p>
     <w:p>
@@ -1202,29 +1202,20 @@
       <w:r>
         <w:rPr>
           <w:rFonts w:ascii="맑은 고딕" w:hAnsi="맑은 고딕" w:eastAsia="맑은 고딕"/>
+          <w:b/>
+          <w:sz w:val="17"/>
+          <w:u w:val="none"/>
+        </w:rPr>
+        <w:t>This</w:t>
+      </w:r>
+      <w:r>
+        <w:rPr>
+          <w:rFonts w:ascii="맑은 고딕" w:hAnsi="맑은 고딕" w:eastAsia="맑은 고딕"/>
           <w:b w:val="0"/>
           <w:sz w:val="17"/>
           <w:u w:val="none"/>
         </w:rPr>
-        <w:t xml:space="preserve">and </w:t>
-      </w:r>
-      <w:r>
-        <w:rPr>
-          <w:rFonts w:ascii="맑은 고딕" w:hAnsi="맑은 고딕" w:eastAsia="맑은 고딕"/>
-          <w:b/>
-          <w:sz w:val="17"/>
-          <w:u w:val="none"/>
-        </w:rPr>
-        <w:t>that</w:t>
-      </w:r>
-      <w:r>
-        <w:rPr>
-          <w:rFonts w:ascii="맑은 고딕" w:hAnsi="맑은 고딕" w:eastAsia="맑은 고딕"/>
-          <w:b w:val="0"/>
-          <w:sz w:val="17"/>
-          <w:u w:val="none"/>
-        </w:rPr>
-        <w:t xml:space="preserve"> becomes evidence — that이 가리키는 내용을 우리말로: ______________________________________</w:t>
+        <w:t xml:space="preserve"> bi-directionality of cognition and emotion — This가 가리키는 내용을 우리말로: ____________________________________________</w:t>
       </w:r>
     </w:p>
     <w:p>
@@ -1268,7 +1259,7 @@
           <w:sz w:val="17"/>
           <w:u w:val="none"/>
         </w:rPr>
-        <w:t xml:space="preserve"> to your advantage — those pathways가 뜻하는 것을 우리말로: ______________________________________</w:t>
+        <w:t xml:space="preserve"> — those pathways가 가리키는 말을 본문에서(6단어): ____________________________________________</w:t>
       </w:r>
     </w:p>
     <w:p>
@@ -1299,7 +1290,7 @@
     </w:p>
     <w:p>
       <w:pPr>
-        <w:spacing w:before="0" w:after="20" w:line="360" w:lineRule="auto"/>
+        <w:spacing w:before="0" w:after="20" w:line="300" w:lineRule="auto"/>
         <w:jc w:val="both"/>
         <w:snapToGrid w:val="0"/>
       </w:pPr>
@@ -1310,7 +1301,7 @@
           <w:sz w:val="17"/>
           <w:u w:val="none"/>
         </w:rPr>
-        <w:t xml:space="preserve">Athletes use the same loop before a big race. A runner who </w:t>
+        <w:t xml:space="preserve">A similar loop shows up on the sports field. A sprinter who steps onto the track </w:t>
       </w:r>
       <w:r>
         <w:rPr>
@@ -1330,7 +1321,7 @@
           <w:sz w:val="17"/>
           <w:u w:val="none"/>
         </w:rPr>
-        <w:t>[ tells / tell ]</w:t>
+        <w:t>[ believing / believed ]</w:t>
       </w:r>
       <w:r>
         <w:rPr>
@@ -1339,7 +1330,7 @@
           <w:sz w:val="17"/>
           <w:u w:val="none"/>
         </w:rPr>
-        <w:t xml:space="preserve"> herself that her racing heart means she is ready, not afraid, often runs better than one who </w:t>
+        <w:t xml:space="preserve"> she always starts slowly tenses up; the tension slows her start, and the slow start </w:t>
       </w:r>
       <w:r>
         <w:rPr>
@@ -1359,7 +1350,7 @@
           <w:sz w:val="17"/>
           <w:u w:val="none"/>
         </w:rPr>
-        <w:t>[ sees / see ]</w:t>
+        <w:t>[ confirms / confirm ]</w:t>
       </w:r>
       <w:r>
         <w:rPr>
@@ -1368,7 +1359,7 @@
           <w:sz w:val="17"/>
           <w:u w:val="none"/>
         </w:rPr>
-        <w:t xml:space="preserve"> the same signal as a warning. The body is the same; </w:t>
+        <w:t xml:space="preserve"> the belief. Her coach does not tell her to stop feeling nervous. Instead he asks her to read the racing heartbeat as readiness — fuel for the first ten metres. Over a season the same body, with a different story </w:t>
       </w:r>
       <w:r>
         <w:rPr>
@@ -1388,7 +1379,7 @@
           <w:sz w:val="17"/>
           <w:u w:val="none"/>
         </w:rPr>
-        <w:t>[ what / that ]</w:t>
+        <w:t>[ attached / attaching ]</w:t>
       </w:r>
       <w:r>
         <w:rPr>
@@ -1397,7 +1388,7 @@
           <w:sz w:val="17"/>
           <w:u w:val="none"/>
         </w:rPr>
-        <w:t xml:space="preserve"> changes is the story the mind tells about it.</w:t>
+        <w:t>, produces a different race.</w:t>
       </w:r>
     </w:p>
     <w:p>
@@ -1449,7 +1440,7 @@
           <w:sz w:val="17"/>
           <w:u w:val="none"/>
         </w:rPr>
-        <w:t>Because thinking and feeling influence each other, changing our t____________ can change our emotions.</w:t>
+        <w:t>Because thinking and feeling influence each other, changing how we think can help us m____________ difficult emotions.</w:t>
       </w:r>
     </w:p>
     <w:p>
@@ -1492,25 +1483,7 @@
           <w:sz w:val="17"/>
           <w:u w:val="none"/>
         </w:rPr>
-        <w:t xml:space="preserve"> 다음 글에 대한 &lt;보기&gt;의 설명 중 </w:t>
-      </w:r>
-      <w:r>
-        <w:rPr>
-          <w:rFonts w:ascii="맑은 고딕" w:hAnsi="맑은 고딕" w:eastAsia="맑은 고딕"/>
-          <w:b w:val="0"/>
-          <w:sz w:val="17"/>
-          <w:u w:val="single"/>
-        </w:rPr>
-        <w:t>틀린</w:t>
-      </w:r>
-      <w:r>
-        <w:rPr>
-          <w:rFonts w:ascii="맑은 고딕" w:hAnsi="맑은 고딕" w:eastAsia="맑은 고딕"/>
-          <w:b w:val="0"/>
-          <w:sz w:val="17"/>
-          <w:u w:val="none"/>
-        </w:rPr>
-        <w:t xml:space="preserve"> 것만을 있는 대로 고른 것은? [3.3점]</w:t>
+        <w:t xml:space="preserve"> 다음 글에 대한 &lt;보기&gt;의 설명 중 옳은 것만을 있는 대로 고른 것은? [3.3점]</w:t>
       </w:r>
     </w:p>
     <w:p>
@@ -1533,43 +1506,7 @@
           <w:sz w:val="17"/>
           <w:u w:val="none"/>
         </w:rPr>
-        <w:t>Despite the cultural trope depicting emotions as the opposite of rational thought, cognition — what we commonly refer to as thinking — is actually a key building block of emotion. How we think about our circumstances shapes the emotions we experience; then those emotions echo back to influence how we think. (A) ________, if you walk into a test thinking you are bad at taking tests, your anxiety will be increased. Then you don’t feel good about your performance on the test, and that becomes evidence for continuing to think that you’re bad at test taking. In this way there’s simply no ⓐ</w:t>
-      </w:r>
-      <w:r>
-        <w:rPr>
-          <w:rFonts w:ascii="맑은 고딕" w:hAnsi="맑은 고딕" w:eastAsia="맑은 고딕"/>
-          <w:b w:val="0"/>
-          <w:sz w:val="17"/>
-          <w:u w:val="single"/>
-        </w:rPr>
-        <w:t>pulling</w:t>
-      </w:r>
-      <w:r>
-        <w:rPr>
-          <w:rFonts w:ascii="맑은 고딕" w:hAnsi="맑은 고딕" w:eastAsia="맑은 고딕"/>
-          <w:b w:val="0"/>
-          <w:sz w:val="17"/>
-          <w:u w:val="none"/>
-        </w:rPr>
-        <w:t xml:space="preserve"> emotion and cognition apart. This bi-directionality of cognition and emotion allows us to ⓑ</w:t>
-      </w:r>
-      <w:r>
-        <w:rPr>
-          <w:rFonts w:ascii="맑은 고딕" w:hAnsi="맑은 고딕" w:eastAsia="맑은 고딕"/>
-          <w:b w:val="0"/>
-          <w:sz w:val="17"/>
-          <w:u w:val="single"/>
-        </w:rPr>
-        <w:t>adjust</w:t>
-      </w:r>
-      <w:r>
-        <w:rPr>
-          <w:rFonts w:ascii="맑은 고딕" w:hAnsi="맑은 고딕" w:eastAsia="맑은 고딕"/>
-          <w:b w:val="0"/>
-          <w:sz w:val="17"/>
-          <w:u w:val="none"/>
-        </w:rPr>
-        <w:t xml:space="preserve"> difficult emotions by changing the way we think. By thinking differently — I get nervous sometimes, but I’m still a good test taker, or that nervous feeling is just excitement and anticipation, it means I’m ready — you can work those pathways to your advantage.</w:t>
+        <w:t>Popular culture likes to present emotion as the enemy of clear reasoning, but cognition — (ⓐ) [what / that] we commonly call thinking — is in fact one of the main ingredients of emotion. The way we interpret our situation determines which emotions we feel, and those emotions then feed back into the way we interpret things. Suppose you enter an exam convinced that you are hopeless at exams; your anxiety rises. You then feel unhappy with how you did, and that feeling serves as proof that you really are hopeless at exams. Seen this way, emotion and thought cannot be separated at all. Because the influence runs in both directions, we are able to soften painful emotions by changing our thinking. Tell yourself a different story — ‘I get nervous now and then, but I still do well on exams,’ or ‘this nervous energy is simply excitement, a sign that I am ready’ — and you can turn those same pathways to your own benefit.</w:t>
       </w:r>
     </w:p>
     <w:p>
@@ -1615,7 +1552,7 @@
           <w:sz w:val="17"/>
           <w:u w:val="none"/>
         </w:rPr>
-        <w:t>(a) The writer disagrees with the popular idea that emotion and thinking are opposites.</w:t>
+        <w:t>(A) The exam example shows a loop in which a feeling produced by a belief ends up strengthening that very belief.</w:t>
       </w:r>
     </w:p>
     <w:p>
@@ -1638,7 +1575,7 @@
           <w:sz w:val="17"/>
           <w:u w:val="none"/>
         </w:rPr>
-        <w:t>(b) The appropriate expression for (A) is ‘For example’.</w:t>
+        <w:t>(B) ‘what’ is the right choice for (ⓐ), because there is no noun in front of it for a relative pronoun to refer to.</w:t>
       </w:r>
     </w:p>
     <w:p>
@@ -1661,7 +1598,1086 @@
           <w:sz w:val="17"/>
           <w:u w:val="none"/>
         </w:rPr>
-        <w:t>(c) In ⓐ, ‘pulling’ should be changed to ‘to pull’.</w:t>
+        <w:t>(C) The sentence ‘Seen this way, emotion and thought cannot be separated at all.’ means that we should keep our feelings out of our reasoning.</w:t>
+      </w:r>
+    </w:p>
+    <w:p>
+      <w:pPr>
+        <w:spacing w:before="0" w:after="60" w:line="288" w:lineRule="auto"/>
+        <w:ind w:left="40"/>
+        <w:snapToGrid w:val="0"/>
+        <w:pBdr>
+          <w:top w:val="single" w:sz="4" w:space="2" w:color="9B6BD0"/>
+          <w:left w:val="single" w:sz="4" w:space="2" w:color="9B6BD0"/>
+          <w:bottom w:val="single" w:sz="4" w:space="2" w:color="9B6BD0"/>
+          <w:right w:val="single" w:sz="4" w:space="2" w:color="9B6BD0"/>
+        </w:pBdr>
+        <w:shd w:val="clear" w:color="auto" w:fill="FAF5FF"/>
+      </w:pPr>
+      <w:r>
+        <w:rPr>
+          <w:rFonts w:ascii="맑은 고딕" w:hAnsi="맑은 고딕" w:eastAsia="맑은 고딕"/>
+          <w:b w:val="0"/>
+          <w:sz w:val="17"/>
+          <w:u w:val="none"/>
+        </w:rPr>
+        <w:t>(D) In the summary ‘Thinking differently about a situation allows us to reshape the emotions it produces’, the verb ‘allows’ agrees with its subject.</w:t>
+      </w:r>
+    </w:p>
+    <w:p>
+      <w:pPr>
+        <w:spacing w:before="0" w:after="20" w:line="276" w:lineRule="auto"/>
+        <w:ind w:left="80"/>
+        <w:snapToGrid w:val="0"/>
+      </w:pPr>
+      <w:r>
+        <w:rPr>
+          <w:rFonts w:ascii="맑은 고딕" w:hAnsi="맑은 고딕" w:eastAsia="맑은 고딕"/>
+          <w:b w:val="0"/>
+          <w:sz w:val="17"/>
+          <w:u w:val="none"/>
+        </w:rPr>
+        <w:t>① (A), (C)    ② (B), (D)    ③ (A), (B), (C)    ④ (A), (B), (D)    ⑤ (B), (C), (D)</w:t>
+      </w:r>
+    </w:p>
+    <w:p>
+      <w:pPr>
+        <w:keepNext/>
+        <w:spacing w:before="80" w:after="20" w:line="276" w:lineRule="auto"/>
+        <w:snapToGrid w:val="0"/>
+      </w:pPr>
+      <w:r>
+        <w:rPr>
+          <w:rFonts w:ascii="맑은 고딕" w:hAnsi="맑은 고딕" w:eastAsia="맑은 고딕"/>
+          <w:b/>
+          <w:sz w:val="17"/>
+          <w:u w:val="none"/>
+        </w:rPr>
+        <w:t>33-2.</w:t>
+      </w:r>
+      <w:r>
+        <w:rPr>
+          <w:rFonts w:ascii="맑은 고딕" w:hAnsi="맑은 고딕" w:eastAsia="맑은 고딕"/>
+          <w:b w:val="0"/>
+          <w:sz w:val="17"/>
+          <w:u w:val="none"/>
+        </w:rPr>
+        <w:t xml:space="preserve"> [A]와 [B]를 읽고 이해한 것으로 가장 적절하지 </w:t>
+      </w:r>
+      <w:r>
+        <w:rPr>
+          <w:rFonts w:ascii="맑은 고딕" w:hAnsi="맑은 고딕" w:eastAsia="맑은 고딕"/>
+          <w:b w:val="0"/>
+          <w:sz w:val="17"/>
+          <w:u w:val="single"/>
+        </w:rPr>
+        <w:t>않은</w:t>
+      </w:r>
+      <w:r>
+        <w:rPr>
+          <w:rFonts w:ascii="맑은 고딕" w:hAnsi="맑은 고딕" w:eastAsia="맑은 고딕"/>
+          <w:b w:val="0"/>
+          <w:sz w:val="17"/>
+          <w:u w:val="none"/>
+        </w:rPr>
+        <w:t xml:space="preserve"> 것은? [3.2점]</w:t>
+      </w:r>
+    </w:p>
+    <w:p>
+      <w:pPr>
+        <w:spacing w:before="0" w:after="60" w:line="288" w:lineRule="auto"/>
+        <w:ind w:left="40"/>
+        <w:snapToGrid w:val="0"/>
+        <w:pBdr>
+          <w:top w:val="single" w:sz="4" w:space="2" w:color="999999"/>
+          <w:left w:val="single" w:sz="4" w:space="2" w:color="999999"/>
+          <w:bottom w:val="single" w:sz="4" w:space="2" w:color="999999"/>
+          <w:right w:val="single" w:sz="4" w:space="2" w:color="999999"/>
+        </w:pBdr>
+        <w:shd w:val="clear" w:color="auto" w:fill="F6F3EA"/>
+      </w:pPr>
+      <w:r>
+        <w:rPr>
+          <w:rFonts w:ascii="맑은 고딕" w:hAnsi="맑은 고딕" w:eastAsia="맑은 고딕"/>
+          <w:b w:val="0"/>
+          <w:sz w:val="17"/>
+          <w:u w:val="none"/>
+        </w:rPr>
+        <w:t>[A] How we think about our circumstances shapes the emotions we experience; then those emotions echo back to influence how we think. For instance, if you walk into a test thinking you are bad at taking tests, your anxiety will be increased. Then you don’t feel good about your performance on the test, and that becomes evidence for continuing to think that you’re bad at test taking. In this way there’s simply no pulling emotion and cognition apart. By thinking differently — I get nervous sometimes, but I’m still a good test taker, or that nervous feeling is just excitement and anticipation, it means I’m ready — you can work those pathways to your advantage.</w:t>
+      </w:r>
+    </w:p>
+    <w:p>
+      <w:pPr>
+        <w:spacing w:before="0" w:after="60" w:line="288" w:lineRule="auto"/>
+        <w:ind w:left="40"/>
+        <w:snapToGrid w:val="0"/>
+        <w:pBdr>
+          <w:top w:val="single" w:sz="4" w:space="2" w:color="6B7FB8"/>
+          <w:left w:val="single" w:sz="4" w:space="2" w:color="6B7FB8"/>
+          <w:bottom w:val="single" w:sz="4" w:space="2" w:color="6B7FB8"/>
+          <w:right w:val="single" w:sz="4" w:space="2" w:color="6B7FB8"/>
+        </w:pBdr>
+        <w:shd w:val="clear" w:color="auto" w:fill="EEF2FF"/>
+      </w:pPr>
+      <w:r>
+        <w:rPr>
+          <w:rFonts w:ascii="맑은 고딕" w:hAnsi="맑은 고딕" w:eastAsia="맑은 고딕"/>
+          <w:b w:val="0"/>
+          <w:sz w:val="17"/>
+          <w:u w:val="none"/>
+        </w:rPr>
+        <w:t>[B] A similar loop shows up on the sports field. A sprinter who steps onto the track believing she always starts slowly tenses up; the tension slows her start, and the slow start confirms the belief. Her coach does not tell her to stop feeling nervous. Instead he asks her to read the racing heartbeat as readiness — fuel for the first ten metres. Over a season the same body, with a different story attached, produces a different race.</w:t>
+      </w:r>
+    </w:p>
+    <w:p>
+      <w:pPr>
+        <w:spacing w:before="0" w:after="0" w:line="269" w:lineRule="auto"/>
+        <w:ind w:left="180" w:hanging="180"/>
+        <w:snapToGrid w:val="0"/>
+      </w:pPr>
+      <w:r>
+        <w:rPr>
+          <w:rFonts w:ascii="맑은 고딕" w:hAnsi="맑은 고딕" w:eastAsia="맑은 고딕"/>
+          <w:b w:val="0"/>
+          <w:sz w:val="17"/>
+          <w:u w:val="none"/>
+        </w:rPr>
+        <w:t>① Both [A] and [B] describe a cycle in which a belief produces a feeling that then confirms the belief.</w:t>
+      </w:r>
+    </w:p>
+    <w:p>
+      <w:pPr>
+        <w:spacing w:before="0" w:after="0" w:line="269" w:lineRule="auto"/>
+        <w:ind w:left="180" w:hanging="180"/>
+        <w:snapToGrid w:val="0"/>
+      </w:pPr>
+      <w:r>
+        <w:rPr>
+          <w:rFonts w:ascii="맑은 고딕" w:hAnsi="맑은 고딕" w:eastAsia="맑은 고딕"/>
+          <w:b w:val="0"/>
+          <w:sz w:val="17"/>
+          <w:u w:val="none"/>
+        </w:rPr>
+        <w:t>② In both texts, the way out of the cycle is to change the interpretation rather than to get rid of the feeling.</w:t>
+      </w:r>
+    </w:p>
+    <w:p>
+      <w:pPr>
+        <w:spacing w:before="0" w:after="0" w:line="269" w:lineRule="auto"/>
+        <w:ind w:left="180" w:hanging="180"/>
+        <w:snapToGrid w:val="0"/>
+      </w:pPr>
+      <w:r>
+        <w:rPr>
+          <w:rFonts w:ascii="맑은 고딕" w:hAnsi="맑은 고딕" w:eastAsia="맑은 고딕"/>
+          <w:b w:val="0"/>
+          <w:sz w:val="17"/>
+          <w:u w:val="none"/>
+        </w:rPr>
+        <w:t>③ Unlike the writer of [A], the coach in [B] believes the nervous feeling itself must be removed before performance can improve.</w:t>
+      </w:r>
+    </w:p>
+    <w:p>
+      <w:pPr>
+        <w:spacing w:before="0" w:after="0" w:line="269" w:lineRule="auto"/>
+        <w:ind w:left="180" w:hanging="180"/>
+        <w:snapToGrid w:val="0"/>
+      </w:pPr>
+      <w:r>
+        <w:rPr>
+          <w:rFonts w:ascii="맑은 고딕" w:hAnsi="맑은 고딕" w:eastAsia="맑은 고딕"/>
+          <w:b w:val="0"/>
+          <w:sz w:val="17"/>
+          <w:u w:val="none"/>
+        </w:rPr>
+        <w:t>④ [A] relabels nervousness as excitement, and [B] relabels a racing heartbeat as a sign of readiness.</w:t>
+      </w:r>
+    </w:p>
+    <w:p>
+      <w:pPr>
+        <w:spacing w:before="0" w:after="0" w:line="269" w:lineRule="auto"/>
+        <w:ind w:left="180" w:hanging="180"/>
+        <w:snapToGrid w:val="0"/>
+      </w:pPr>
+      <w:r>
+        <w:rPr>
+          <w:rFonts w:ascii="맑은 고딕" w:hAnsi="맑은 고딕" w:eastAsia="맑은 고딕"/>
+          <w:b w:val="0"/>
+          <w:sz w:val="17"/>
+          <w:u w:val="none"/>
+        </w:rPr>
+        <w:t>⑤ [B] offers a concrete case of the general principle that [A] states.</w:t>
+      </w:r>
+    </w:p>
+    <w:p>
+      <w:pPr>
+        <w:keepNext/>
+        <w:spacing w:before="80" w:after="20" w:line="276" w:lineRule="auto"/>
+        <w:snapToGrid w:val="0"/>
+      </w:pPr>
+      <w:r>
+        <w:rPr>
+          <w:rFonts w:ascii="맑은 고딕" w:hAnsi="맑은 고딕" w:eastAsia="맑은 고딕"/>
+          <w:b/>
+          <w:sz w:val="17"/>
+          <w:u w:val="none"/>
+        </w:rPr>
+        <w:t>33-3.</w:t>
+      </w:r>
+      <w:r>
+        <w:rPr>
+          <w:rFonts w:ascii="맑은 고딕" w:hAnsi="맑은 고딕" w:eastAsia="맑은 고딕"/>
+          <w:b w:val="0"/>
+          <w:sz w:val="17"/>
+          <w:u w:val="none"/>
+        </w:rPr>
+        <w:t xml:space="preserve"> 다음 글의 밑줄 친 ⓐ ~ ⓕ 중, 어법상 </w:t>
+      </w:r>
+      <w:r>
+        <w:rPr>
+          <w:rFonts w:ascii="맑은 고딕" w:hAnsi="맑은 고딕" w:eastAsia="맑은 고딕"/>
+          <w:b w:val="0"/>
+          <w:sz w:val="17"/>
+          <w:u w:val="single"/>
+        </w:rPr>
+        <w:t>틀린</w:t>
+      </w:r>
+      <w:r>
+        <w:rPr>
+          <w:rFonts w:ascii="맑은 고딕" w:hAnsi="맑은 고딕" w:eastAsia="맑은 고딕"/>
+          <w:b w:val="0"/>
+          <w:sz w:val="17"/>
+          <w:u w:val="none"/>
+        </w:rPr>
+        <w:t xml:space="preserve"> 것을 모두 고른 것은? [3.1점]</w:t>
+      </w:r>
+    </w:p>
+    <w:p>
+      <w:pPr>
+        <w:spacing w:before="0" w:after="60" w:line="288" w:lineRule="auto"/>
+        <w:ind w:left="40"/>
+        <w:snapToGrid w:val="0"/>
+        <w:pBdr>
+          <w:top w:val="single" w:sz="4" w:space="2" w:color="999999"/>
+          <w:left w:val="single" w:sz="4" w:space="2" w:color="999999"/>
+          <w:bottom w:val="single" w:sz="4" w:space="2" w:color="999999"/>
+          <w:right w:val="single" w:sz="4" w:space="2" w:color="999999"/>
+        </w:pBdr>
+        <w:shd w:val="clear" w:color="auto" w:fill="F6F3EA"/>
+      </w:pPr>
+      <w:r>
+        <w:rPr>
+          <w:rFonts w:ascii="맑은 고딕" w:hAnsi="맑은 고딕" w:eastAsia="맑은 고딕"/>
+          <w:b w:val="0"/>
+          <w:sz w:val="17"/>
+          <w:u w:val="none"/>
+        </w:rPr>
+        <w:t>Despite the cultural trope depicting emotions as the opposite of rational thought, cognition — what we commonly refer to as thinking — ⓐ</w:t>
+      </w:r>
+      <w:r>
+        <w:rPr>
+          <w:rFonts w:ascii="맑은 고딕" w:hAnsi="맑은 고딕" w:eastAsia="맑은 고딕"/>
+          <w:b w:val="0"/>
+          <w:sz w:val="17"/>
+          <w:u w:val="single"/>
+        </w:rPr>
+        <w:t>are</w:t>
+      </w:r>
+      <w:r>
+        <w:rPr>
+          <w:rFonts w:ascii="맑은 고딕" w:hAnsi="맑은 고딕" w:eastAsia="맑은 고딕"/>
+          <w:b w:val="0"/>
+          <w:sz w:val="17"/>
+          <w:u w:val="none"/>
+        </w:rPr>
+        <w:t xml:space="preserve"> actually a key building block of emotion. How we think about our circumstances ⓑ</w:t>
+      </w:r>
+      <w:r>
+        <w:rPr>
+          <w:rFonts w:ascii="맑은 고딕" w:hAnsi="맑은 고딕" w:eastAsia="맑은 고딕"/>
+          <w:b w:val="0"/>
+          <w:sz w:val="17"/>
+          <w:u w:val="single"/>
+        </w:rPr>
+        <w:t>shapes</w:t>
+      </w:r>
+      <w:r>
+        <w:rPr>
+          <w:rFonts w:ascii="맑은 고딕" w:hAnsi="맑은 고딕" w:eastAsia="맑은 고딕"/>
+          <w:b w:val="0"/>
+          <w:sz w:val="17"/>
+          <w:u w:val="none"/>
+        </w:rPr>
+        <w:t xml:space="preserve"> the emotions we experience; then those emotions echo back to influence how we think. For instance, if you walk into a test thinking you are bad at taking tests, your anxiety will be increased. Then you don’t feel good about your performance on the test, and that becomes evidence for ⓒ</w:t>
+      </w:r>
+      <w:r>
+        <w:rPr>
+          <w:rFonts w:ascii="맑은 고딕" w:hAnsi="맑은 고딕" w:eastAsia="맑은 고딕"/>
+          <w:b w:val="0"/>
+          <w:sz w:val="17"/>
+          <w:u w:val="single"/>
+        </w:rPr>
+        <w:t>continue</w:t>
+      </w:r>
+      <w:r>
+        <w:rPr>
+          <w:rFonts w:ascii="맑은 고딕" w:hAnsi="맑은 고딕" w:eastAsia="맑은 고딕"/>
+          <w:b w:val="0"/>
+          <w:sz w:val="17"/>
+          <w:u w:val="none"/>
+        </w:rPr>
+        <w:t xml:space="preserve"> to think that you’re bad at test taking. In this way there’s simply no ⓓ</w:t>
+      </w:r>
+      <w:r>
+        <w:rPr>
+          <w:rFonts w:ascii="맑은 고딕" w:hAnsi="맑은 고딕" w:eastAsia="맑은 고딕"/>
+          <w:b w:val="0"/>
+          <w:sz w:val="17"/>
+          <w:u w:val="single"/>
+        </w:rPr>
+        <w:t>pulling</w:t>
+      </w:r>
+      <w:r>
+        <w:rPr>
+          <w:rFonts w:ascii="맑은 고딕" w:hAnsi="맑은 고딕" w:eastAsia="맑은 고딕"/>
+          <w:b w:val="0"/>
+          <w:sz w:val="17"/>
+          <w:u w:val="none"/>
+        </w:rPr>
+        <w:t xml:space="preserve"> emotion and cognition apart. This bi-directionality of cognition and emotion allows us ⓔ</w:t>
+      </w:r>
+      <w:r>
+        <w:rPr>
+          <w:rFonts w:ascii="맑은 고딕" w:hAnsi="맑은 고딕" w:eastAsia="맑은 고딕"/>
+          <w:b w:val="0"/>
+          <w:sz w:val="17"/>
+          <w:u w:val="single"/>
+        </w:rPr>
+        <w:t>adjusting</w:t>
+      </w:r>
+      <w:r>
+        <w:rPr>
+          <w:rFonts w:ascii="맑은 고딕" w:hAnsi="맑은 고딕" w:eastAsia="맑은 고딕"/>
+          <w:b w:val="0"/>
+          <w:sz w:val="17"/>
+          <w:u w:val="none"/>
+        </w:rPr>
+        <w:t xml:space="preserve"> difficult emotions by changing the way we think. By thinking ⓕ</w:t>
+      </w:r>
+      <w:r>
+        <w:rPr>
+          <w:rFonts w:ascii="맑은 고딕" w:hAnsi="맑은 고딕" w:eastAsia="맑은 고딕"/>
+          <w:b w:val="0"/>
+          <w:sz w:val="17"/>
+          <w:u w:val="single"/>
+        </w:rPr>
+        <w:t>differently</w:t>
+      </w:r>
+      <w:r>
+        <w:rPr>
+          <w:rFonts w:ascii="맑은 고딕" w:hAnsi="맑은 고딕" w:eastAsia="맑은 고딕"/>
+          <w:b w:val="0"/>
+          <w:sz w:val="17"/>
+          <w:u w:val="none"/>
+        </w:rPr>
+        <w:t xml:space="preserve"> — I get nervous sometimes, but I’m still a good test taker, or that nervous feeling is just excitement and anticipation, it means I’m ready — you can work those pathways to your advantage.</w:t>
+      </w:r>
+    </w:p>
+    <w:p>
+      <w:pPr>
+        <w:spacing w:before="0" w:after="20" w:line="276" w:lineRule="auto"/>
+        <w:ind w:left="80"/>
+        <w:snapToGrid w:val="0"/>
+      </w:pPr>
+      <w:r>
+        <w:rPr>
+          <w:rFonts w:ascii="맑은 고딕" w:hAnsi="맑은 고딕" w:eastAsia="맑은 고딕"/>
+          <w:b w:val="0"/>
+          <w:sz w:val="17"/>
+          <w:u w:val="none"/>
+        </w:rPr>
+        <w:t>① ⓐ, ⓑ    ② ⓐ, ⓒ, ⓔ    ③ ⓑ, ⓓ    ④ ⓒ, ⓓ, ⓕ    ⑤ ⓐ, ⓔ, ⓕ</w:t>
+      </w:r>
+    </w:p>
+    <w:p>
+      <w:pPr>
+        <w:keepNext/>
+        <w:spacing w:before="80" w:after="20" w:line="276" w:lineRule="auto"/>
+        <w:snapToGrid w:val="0"/>
+      </w:pPr>
+      <w:r>
+        <w:rPr>
+          <w:rFonts w:ascii="맑은 고딕" w:hAnsi="맑은 고딕" w:eastAsia="맑은 고딕"/>
+          <w:b/>
+          <w:sz w:val="17"/>
+          <w:u w:val="none"/>
+        </w:rPr>
+        <w:t>33-4.</w:t>
+      </w:r>
+      <w:r>
+        <w:rPr>
+          <w:rFonts w:ascii="맑은 고딕" w:hAnsi="맑은 고딕" w:eastAsia="맑은 고딕"/>
+          <w:b w:val="0"/>
+          <w:sz w:val="17"/>
+          <w:u w:val="none"/>
+        </w:rPr>
+        <w:t xml:space="preserve"> 다음 글의 빈칸에 들어갈 말로 가장 적절한 것은? [3.0점]</w:t>
+      </w:r>
+    </w:p>
+    <w:p>
+      <w:pPr>
+        <w:spacing w:before="0" w:after="60" w:line="288" w:lineRule="auto"/>
+        <w:ind w:left="40"/>
+        <w:snapToGrid w:val="0"/>
+        <w:pBdr>
+          <w:top w:val="single" w:sz="4" w:space="2" w:color="999999"/>
+          <w:left w:val="single" w:sz="4" w:space="2" w:color="999999"/>
+          <w:bottom w:val="single" w:sz="4" w:space="2" w:color="999999"/>
+          <w:right w:val="single" w:sz="4" w:space="2" w:color="999999"/>
+        </w:pBdr>
+        <w:shd w:val="clear" w:color="auto" w:fill="F6F3EA"/>
+      </w:pPr>
+      <w:r>
+        <w:rPr>
+          <w:rFonts w:ascii="맑은 고딕" w:hAnsi="맑은 고딕" w:eastAsia="맑은 고딕"/>
+          <w:b w:val="0"/>
+          <w:sz w:val="17"/>
+          <w:u w:val="none"/>
+        </w:rPr>
+        <w:t>Despite the cultural trope depicting emotions as the opposite of rational thought, cognition — what we commonly refer to as thinking — is actually ________________________________. The way we interpret our situation determines which emotions we feel, and those emotions then feed back into the way we interpret things. Suppose you enter an exam convinced that you are hopeless at exams; your anxiety rises. You then feel unhappy with how you did, and that feeling serves as proof that you really are hopeless at exams. Seen this way, emotion and thought cannot be separated at all. Because the influence runs in both directions, we are able to soften painful emotions by changing our thinking. Tell yourself a different story — ‘I get nervous now and then, but I still do well on exams,’ or ‘this nervous energy is simply excitement, a sign that I am ready’ — and you can turn those same pathways to your own benefit.</w:t>
+      </w:r>
+    </w:p>
+    <w:p>
+      <w:pPr>
+        <w:spacing w:before="0" w:after="0" w:line="269" w:lineRule="auto"/>
+        <w:ind w:left="180" w:hanging="180"/>
+        <w:snapToGrid w:val="0"/>
+      </w:pPr>
+      <w:r>
+        <w:rPr>
+          <w:rFonts w:ascii="맑은 고딕" w:hAnsi="맑은 고딕" w:eastAsia="맑은 고딕"/>
+          <w:b w:val="0"/>
+          <w:sz w:val="17"/>
+          <w:u w:val="none"/>
+        </w:rPr>
+        <w:t>① a late product of emotional experience</w:t>
+      </w:r>
+    </w:p>
+    <w:p>
+      <w:pPr>
+        <w:spacing w:before="0" w:after="0" w:line="269" w:lineRule="auto"/>
+        <w:ind w:left="180" w:hanging="180"/>
+        <w:snapToGrid w:val="0"/>
+      </w:pPr>
+      <w:r>
+        <w:rPr>
+          <w:rFonts w:ascii="맑은 고딕" w:hAnsi="맑은 고딕" w:eastAsia="맑은 고딕"/>
+          <w:b w:val="0"/>
+          <w:sz w:val="17"/>
+          <w:u w:val="none"/>
+        </w:rPr>
+        <w:t>② something that rational people keep apart from feeling</w:t>
+      </w:r>
+    </w:p>
+    <w:p>
+      <w:pPr>
+        <w:spacing w:before="0" w:after="0" w:line="269" w:lineRule="auto"/>
+        <w:ind w:left="180" w:hanging="180"/>
+        <w:snapToGrid w:val="0"/>
+      </w:pPr>
+      <w:r>
+        <w:rPr>
+          <w:rFonts w:ascii="맑은 고딕" w:hAnsi="맑은 고딕" w:eastAsia="맑은 고딕"/>
+          <w:b w:val="0"/>
+          <w:sz w:val="17"/>
+          <w:u w:val="none"/>
+        </w:rPr>
+        <w:t>③ far less reliable than our emotions in a crisis</w:t>
+      </w:r>
+    </w:p>
+    <w:p>
+      <w:pPr>
+        <w:spacing w:before="0" w:after="0" w:line="269" w:lineRule="auto"/>
+        <w:ind w:left="180" w:hanging="180"/>
+        <w:snapToGrid w:val="0"/>
+      </w:pPr>
+      <w:r>
+        <w:rPr>
+          <w:rFonts w:ascii="맑은 고딕" w:hAnsi="맑은 고딕" w:eastAsia="맑은 고딕"/>
+          <w:b w:val="0"/>
+          <w:sz w:val="17"/>
+          <w:u w:val="none"/>
+        </w:rPr>
+        <w:t>④ the tool we use to suppress unwanted emotions</w:t>
+      </w:r>
+    </w:p>
+    <w:p>
+      <w:pPr>
+        <w:spacing w:before="0" w:after="0" w:line="269" w:lineRule="auto"/>
+        <w:ind w:left="180" w:hanging="180"/>
+        <w:snapToGrid w:val="0"/>
+      </w:pPr>
+      <w:r>
+        <w:rPr>
+          <w:rFonts w:ascii="맑은 고딕" w:hAnsi="맑은 고딕" w:eastAsia="맑은 고딕"/>
+          <w:b w:val="0"/>
+          <w:sz w:val="17"/>
+          <w:u w:val="none"/>
+        </w:rPr>
+        <w:t>⑤ one of the basic materials that emotion is made of</w:t>
+      </w:r>
+    </w:p>
+    <w:p>
+      <w:pPr>
+        <w:keepNext/>
+        <w:spacing w:before="80" w:after="20" w:line="276" w:lineRule="auto"/>
+        <w:snapToGrid w:val="0"/>
+      </w:pPr>
+      <w:r>
+        <w:rPr>
+          <w:rFonts w:ascii="맑은 고딕" w:hAnsi="맑은 고딕" w:eastAsia="맑은 고딕"/>
+          <w:b/>
+          <w:sz w:val="17"/>
+          <w:u w:val="none"/>
+        </w:rPr>
+        <w:t>33-5.</w:t>
+      </w:r>
+      <w:r>
+        <w:rPr>
+          <w:rFonts w:ascii="맑은 고딕" w:hAnsi="맑은 고딕" w:eastAsia="맑은 고딕"/>
+          <w:b w:val="0"/>
+          <w:sz w:val="17"/>
+          <w:u w:val="none"/>
+        </w:rPr>
+        <w:t xml:space="preserve"> According to the passage, which of the following is </w:t>
+      </w:r>
+      <w:r>
+        <w:rPr>
+          <w:rFonts w:ascii="맑은 고딕" w:hAnsi="맑은 고딕" w:eastAsia="맑은 고딕"/>
+          <w:b w:val="0"/>
+          <w:sz w:val="17"/>
+          <w:u w:val="single"/>
+        </w:rPr>
+        <w:t>NOT</w:t>
+      </w:r>
+      <w:r>
+        <w:rPr>
+          <w:rFonts w:ascii="맑은 고딕" w:hAnsi="맑은 고딕" w:eastAsia="맑은 고딕"/>
+          <w:b w:val="0"/>
+          <w:sz w:val="17"/>
+          <w:u w:val="none"/>
+        </w:rPr>
+        <w:t xml:space="preserve"> true? [2.8점]</w:t>
+      </w:r>
+    </w:p>
+    <w:p>
+      <w:pPr>
+        <w:spacing w:before="0" w:after="60" w:line="288" w:lineRule="auto"/>
+        <w:ind w:left="40"/>
+        <w:snapToGrid w:val="0"/>
+        <w:pBdr>
+          <w:top w:val="single" w:sz="4" w:space="2" w:color="999999"/>
+          <w:left w:val="single" w:sz="4" w:space="2" w:color="999999"/>
+          <w:bottom w:val="single" w:sz="4" w:space="2" w:color="999999"/>
+          <w:right w:val="single" w:sz="4" w:space="2" w:color="999999"/>
+        </w:pBdr>
+        <w:shd w:val="clear" w:color="auto" w:fill="F6F3EA"/>
+      </w:pPr>
+      <w:r>
+        <w:rPr>
+          <w:rFonts w:ascii="맑은 고딕" w:hAnsi="맑은 고딕" w:eastAsia="맑은 고딕"/>
+          <w:b w:val="0"/>
+          <w:sz w:val="17"/>
+          <w:u w:val="none"/>
+        </w:rPr>
+        <w:t>Popular culture likes to present emotion as the enemy of clear reasoning, but cognition — what we commonly call thinking — is in fact one of the main ingredients of emotion. The way we interpret our situation determines which emotions we feel, and those emotions then feed back into the way we interpret things. Suppose you enter an exam convinced that you are hopeless at exams; your anxiety rises. You then feel unhappy with how you did, and that feeling serves as proof that you really are hopeless at exams. Seen this way, emotion and thought cannot be separated at all. Because the influence runs in both directions, we are able to soften painful emotions by changing our thinking. Tell yourself a different story — ‘I get nervous now and then, but I still do well on exams,’ or ‘this nervous energy is simply excitement, a sign that I am ready’ — and you can turn those same pathways to your own benefit.</w:t>
+      </w:r>
+    </w:p>
+    <w:p>
+      <w:pPr>
+        <w:spacing w:before="0" w:after="0" w:line="269" w:lineRule="auto"/>
+        <w:ind w:left="180" w:hanging="180"/>
+        <w:snapToGrid w:val="0"/>
+      </w:pPr>
+      <w:r>
+        <w:rPr>
+          <w:rFonts w:ascii="맑은 고딕" w:hAnsi="맑은 고딕" w:eastAsia="맑은 고딕"/>
+          <w:b w:val="0"/>
+          <w:sz w:val="17"/>
+          <w:u w:val="none"/>
+        </w:rPr>
+        <w:t>① Thinking is described as something that comes after emotion and merely reacts to it.</w:t>
+      </w:r>
+    </w:p>
+    <w:p>
+      <w:pPr>
+        <w:spacing w:before="0" w:after="0" w:line="269" w:lineRule="auto"/>
+        <w:ind w:left="180" w:hanging="180"/>
+        <w:snapToGrid w:val="0"/>
+      </w:pPr>
+      <w:r>
+        <w:rPr>
+          <w:rFonts w:ascii="맑은 고딕" w:hAnsi="맑은 고딕" w:eastAsia="맑은 고딕"/>
+          <w:b w:val="0"/>
+          <w:sz w:val="17"/>
+          <w:u w:val="none"/>
+        </w:rPr>
+        <w:t>② How we read a situation decides which emotions we end up feeling.</w:t>
+      </w:r>
+    </w:p>
+    <w:p>
+      <w:pPr>
+        <w:spacing w:before="0" w:after="0" w:line="269" w:lineRule="auto"/>
+        <w:ind w:left="180" w:hanging="180"/>
+        <w:snapToGrid w:val="0"/>
+      </w:pPr>
+      <w:r>
+        <w:rPr>
+          <w:rFonts w:ascii="맑은 고딕" w:hAnsi="맑은 고딕" w:eastAsia="맑은 고딕"/>
+          <w:b w:val="0"/>
+          <w:sz w:val="17"/>
+          <w:u w:val="none"/>
+        </w:rPr>
+        <w:t>③ Entering an exam convinced of failure tends to raise one’s anxiety.</w:t>
+      </w:r>
+    </w:p>
+    <w:p>
+      <w:pPr>
+        <w:spacing w:before="0" w:after="0" w:line="269" w:lineRule="auto"/>
+        <w:ind w:left="180" w:hanging="180"/>
+        <w:snapToGrid w:val="0"/>
+      </w:pPr>
+      <w:r>
+        <w:rPr>
+          <w:rFonts w:ascii="맑은 고딕" w:hAnsi="맑은 고딕" w:eastAsia="맑은 고딕"/>
+          <w:b w:val="0"/>
+          <w:sz w:val="17"/>
+          <w:u w:val="none"/>
+        </w:rPr>
+        <w:t>④ A bad feeling after an exam can serve as evidence for the original belief.</w:t>
+      </w:r>
+    </w:p>
+    <w:p>
+      <w:pPr>
+        <w:spacing w:before="0" w:after="0" w:line="269" w:lineRule="auto"/>
+        <w:ind w:left="180" w:hanging="180"/>
+        <w:snapToGrid w:val="0"/>
+      </w:pPr>
+      <w:r>
+        <w:rPr>
+          <w:rFonts w:ascii="맑은 고딕" w:hAnsi="맑은 고딕" w:eastAsia="맑은 고딕"/>
+          <w:b w:val="0"/>
+          <w:sz w:val="17"/>
+          <w:u w:val="none"/>
+        </w:rPr>
+        <w:t>⑤ Because the influence runs both ways, changing our thinking can ease painful emotions.</w:t>
+      </w:r>
+    </w:p>
+    <w:p>
+      <w:pPr>
+        <w:keepNext/>
+        <w:spacing w:before="80" w:after="20" w:line="276" w:lineRule="auto"/>
+        <w:snapToGrid w:val="0"/>
+      </w:pPr>
+      <w:r>
+        <w:rPr>
+          <w:rFonts w:ascii="맑은 고딕" w:hAnsi="맑은 고딕" w:eastAsia="맑은 고딕"/>
+          <w:b/>
+          <w:sz w:val="17"/>
+          <w:u w:val="none"/>
+        </w:rPr>
+        <w:t>33-6.</w:t>
+      </w:r>
+      <w:r>
+        <w:rPr>
+          <w:rFonts w:ascii="맑은 고딕" w:hAnsi="맑은 고딕" w:eastAsia="맑은 고딕"/>
+          <w:b w:val="0"/>
+          <w:sz w:val="17"/>
+          <w:u w:val="none"/>
+        </w:rPr>
+        <w:t xml:space="preserve"> What is the main idea of the passage? [2.8점]</w:t>
+      </w:r>
+    </w:p>
+    <w:p>
+      <w:pPr>
+        <w:spacing w:before="0" w:after="60" w:line="288" w:lineRule="auto"/>
+        <w:ind w:left="40"/>
+        <w:snapToGrid w:val="0"/>
+        <w:pBdr>
+          <w:top w:val="single" w:sz="4" w:space="2" w:color="999999"/>
+          <w:left w:val="single" w:sz="4" w:space="2" w:color="999999"/>
+          <w:bottom w:val="single" w:sz="4" w:space="2" w:color="999999"/>
+          <w:right w:val="single" w:sz="4" w:space="2" w:color="999999"/>
+        </w:pBdr>
+        <w:shd w:val="clear" w:color="auto" w:fill="F6F3EA"/>
+      </w:pPr>
+      <w:r>
+        <w:rPr>
+          <w:rFonts w:ascii="맑은 고딕" w:hAnsi="맑은 고딕" w:eastAsia="맑은 고딕"/>
+          <w:b w:val="0"/>
+          <w:sz w:val="17"/>
+          <w:u w:val="none"/>
+        </w:rPr>
+        <w:t>Popular culture likes to present emotion as the enemy of clear reasoning, but cognition — what we commonly call thinking — is in fact one of the main ingredients of emotion. The way we interpret our situation determines which emotions we feel, and those emotions then feed back into the way we interpret things. Suppose you enter an exam convinced that you are hopeless at exams; your anxiety rises. You then feel unhappy with how you did, and that feeling serves as proof that you really are hopeless at exams. Seen this way, emotion and thought cannot be separated at all. Because the influence runs in both directions, we are able to soften painful emotions by changing our thinking. Tell yourself a different story — ‘I get nervous now and then, but I still do well on exams,’ or ‘this nervous energy is simply excitement, a sign that I am ready’ — and you can turn those same pathways to your own benefit.</w:t>
+      </w:r>
+    </w:p>
+    <w:p>
+      <w:pPr>
+        <w:spacing w:before="0" w:after="0" w:line="269" w:lineRule="auto"/>
+        <w:ind w:left="180" w:hanging="180"/>
+        <w:snapToGrid w:val="0"/>
+      </w:pPr>
+      <w:r>
+        <w:rPr>
+          <w:rFonts w:ascii="맑은 고딕" w:hAnsi="맑은 고딕" w:eastAsia="맑은 고딕"/>
+          <w:b w:val="0"/>
+          <w:sz w:val="17"/>
+          <w:u w:val="none"/>
+        </w:rPr>
+        <w:t>① Emotions are more powerful than reason and usually win in the end.</w:t>
+      </w:r>
+    </w:p>
+    <w:p>
+      <w:pPr>
+        <w:spacing w:before="0" w:after="0" w:line="269" w:lineRule="auto"/>
+        <w:ind w:left="180" w:hanging="180"/>
+        <w:snapToGrid w:val="0"/>
+      </w:pPr>
+      <w:r>
+        <w:rPr>
+          <w:rFonts w:ascii="맑은 고딕" w:hAnsi="맑은 고딕" w:eastAsia="맑은 고딕"/>
+          <w:b w:val="0"/>
+          <w:sz w:val="17"/>
+          <w:u w:val="none"/>
+        </w:rPr>
+        <w:t>② Test anxiety can be overcome only by taking many practice tests.</w:t>
+      </w:r>
+    </w:p>
+    <w:p>
+      <w:pPr>
+        <w:spacing w:before="0" w:after="0" w:line="269" w:lineRule="auto"/>
+        <w:ind w:left="180" w:hanging="180"/>
+        <w:snapToGrid w:val="0"/>
+      </w:pPr>
+      <w:r>
+        <w:rPr>
+          <w:rFonts w:ascii="맑은 고딕" w:hAnsi="맑은 고딕" w:eastAsia="맑은 고딕"/>
+          <w:b w:val="0"/>
+          <w:sz w:val="17"/>
+          <w:u w:val="none"/>
+        </w:rPr>
+        <w:t>③ Because thinking and feeling shape each other, we can manage hard emotions by changing how we think.</w:t>
+      </w:r>
+    </w:p>
+    <w:p>
+      <w:pPr>
+        <w:spacing w:before="0" w:after="0" w:line="269" w:lineRule="auto"/>
+        <w:ind w:left="180" w:hanging="180"/>
+        <w:snapToGrid w:val="0"/>
+      </w:pPr>
+      <w:r>
+        <w:rPr>
+          <w:rFonts w:ascii="맑은 고딕" w:hAnsi="맑은 고딕" w:eastAsia="맑은 고딕"/>
+          <w:b w:val="0"/>
+          <w:sz w:val="17"/>
+          <w:u w:val="none"/>
+        </w:rPr>
+        <w:t>④ Rational thought works best when it is kept free of any emotional influence.</w:t>
+      </w:r>
+    </w:p>
+    <w:p>
+      <w:pPr>
+        <w:spacing w:before="0" w:after="0" w:line="269" w:lineRule="auto"/>
+        <w:ind w:left="180" w:hanging="180"/>
+        <w:snapToGrid w:val="0"/>
+      </w:pPr>
+      <w:r>
+        <w:rPr>
+          <w:rFonts w:ascii="맑은 고딕" w:hAnsi="맑은 고딕" w:eastAsia="맑은 고딕"/>
+          <w:b w:val="0"/>
+          <w:sz w:val="17"/>
+          <w:u w:val="none"/>
+        </w:rPr>
+        <w:t>⑤ Nervousness before a test is a reliable sign of poor preparation.</w:t>
+      </w:r>
+    </w:p>
+    <w:p>
+      <w:pPr>
+        <w:keepNext/>
+        <w:spacing w:before="80" w:after="20" w:line="276" w:lineRule="auto"/>
+        <w:snapToGrid w:val="0"/>
+      </w:pPr>
+      <w:r>
+        <w:rPr>
+          <w:rFonts w:ascii="맑은 고딕" w:hAnsi="맑은 고딕" w:eastAsia="맑은 고딕"/>
+          <w:b/>
+          <w:sz w:val="17"/>
+          <w:u w:val="none"/>
+        </w:rPr>
+        <w:t>33-7.</w:t>
+      </w:r>
+      <w:r>
+        <w:rPr>
+          <w:rFonts w:ascii="맑은 고딕" w:hAnsi="맑은 고딕" w:eastAsia="맑은 고딕"/>
+          <w:b w:val="0"/>
+          <w:sz w:val="17"/>
+          <w:u w:val="none"/>
+        </w:rPr>
+        <w:t xml:space="preserve"> 다음 글의 밑줄 친 부분 중, 문맥상 낱말의 쓰임이 적절하지 </w:t>
+      </w:r>
+      <w:r>
+        <w:rPr>
+          <w:rFonts w:ascii="맑은 고딕" w:hAnsi="맑은 고딕" w:eastAsia="맑은 고딕"/>
+          <w:b w:val="0"/>
+          <w:sz w:val="17"/>
+          <w:u w:val="single"/>
+        </w:rPr>
+        <w:t>않은</w:t>
+      </w:r>
+      <w:r>
+        <w:rPr>
+          <w:rFonts w:ascii="맑은 고딕" w:hAnsi="맑은 고딕" w:eastAsia="맑은 고딕"/>
+          <w:b w:val="0"/>
+          <w:sz w:val="17"/>
+          <w:u w:val="none"/>
+        </w:rPr>
+        <w:t xml:space="preserve"> 것은? [3.0점]</w:t>
+      </w:r>
+    </w:p>
+    <w:p>
+      <w:pPr>
+        <w:spacing w:before="0" w:after="60" w:line="288" w:lineRule="auto"/>
+        <w:ind w:left="40"/>
+        <w:snapToGrid w:val="0"/>
+        <w:pBdr>
+          <w:top w:val="single" w:sz="4" w:space="2" w:color="999999"/>
+          <w:left w:val="single" w:sz="4" w:space="2" w:color="999999"/>
+          <w:bottom w:val="single" w:sz="4" w:space="2" w:color="999999"/>
+          <w:right w:val="single" w:sz="4" w:space="2" w:color="999999"/>
+        </w:pBdr>
+        <w:shd w:val="clear" w:color="auto" w:fill="F6F3EA"/>
+      </w:pPr>
+      <w:r>
+        <w:rPr>
+          <w:rFonts w:ascii="맑은 고딕" w:hAnsi="맑은 고딕" w:eastAsia="맑은 고딕"/>
+          <w:b w:val="0"/>
+          <w:sz w:val="17"/>
+          <w:u w:val="none"/>
+        </w:rPr>
+        <w:t>Popular culture likes to present emotion as the enemy of clear reasoning, but cognition — what we commonly call thinking — is in fact one of the main ingredients of emotion. How we think about our circumstances ①</w:t>
+      </w:r>
+      <w:r>
+        <w:rPr>
+          <w:rFonts w:ascii="맑은 고딕" w:hAnsi="맑은 고딕" w:eastAsia="맑은 고딕"/>
+          <w:b w:val="0"/>
+          <w:sz w:val="17"/>
+          <w:u w:val="single"/>
+        </w:rPr>
+        <w:t>shapes</w:t>
+      </w:r>
+      <w:r>
+        <w:rPr>
+          <w:rFonts w:ascii="맑은 고딕" w:hAnsi="맑은 고딕" w:eastAsia="맑은 고딕"/>
+          <w:b w:val="0"/>
+          <w:sz w:val="17"/>
+          <w:u w:val="none"/>
+        </w:rPr>
+        <w:t xml:space="preserve"> the emotions we experience; then those emotions echo back to influence how we think. For instance, if you walk into a test thinking you are bad at taking tests, your anxiety will be ②</w:t>
+      </w:r>
+      <w:r>
+        <w:rPr>
+          <w:rFonts w:ascii="맑은 고딕" w:hAnsi="맑은 고딕" w:eastAsia="맑은 고딕"/>
+          <w:b w:val="0"/>
+          <w:sz w:val="17"/>
+          <w:u w:val="single"/>
+        </w:rPr>
+        <w:t>increased</w:t>
+      </w:r>
+      <w:r>
+        <w:rPr>
+          <w:rFonts w:ascii="맑은 고딕" w:hAnsi="맑은 고딕" w:eastAsia="맑은 고딕"/>
+          <w:b w:val="0"/>
+          <w:sz w:val="17"/>
+          <w:u w:val="none"/>
+        </w:rPr>
+        <w:t>. Then you don’t feel good about your performance on the test, and that becomes ③</w:t>
+      </w:r>
+      <w:r>
+        <w:rPr>
+          <w:rFonts w:ascii="맑은 고딕" w:hAnsi="맑은 고딕" w:eastAsia="맑은 고딕"/>
+          <w:b w:val="0"/>
+          <w:sz w:val="17"/>
+          <w:u w:val="single"/>
+        </w:rPr>
+        <w:t>evidence</w:t>
+      </w:r>
+      <w:r>
+        <w:rPr>
+          <w:rFonts w:ascii="맑은 고딕" w:hAnsi="맑은 고딕" w:eastAsia="맑은 고딕"/>
+          <w:b w:val="0"/>
+          <w:sz w:val="17"/>
+          <w:u w:val="none"/>
+        </w:rPr>
+        <w:t xml:space="preserve"> for continuing to think that you’re bad at test taking. In this way there’s simply no pulling emotion and cognition ④</w:t>
+      </w:r>
+      <w:r>
+        <w:rPr>
+          <w:rFonts w:ascii="맑은 고딕" w:hAnsi="맑은 고딕" w:eastAsia="맑은 고딕"/>
+          <w:b w:val="0"/>
+          <w:sz w:val="17"/>
+          <w:u w:val="single"/>
+        </w:rPr>
+        <w:t>apart</w:t>
+      </w:r>
+      <w:r>
+        <w:rPr>
+          <w:rFonts w:ascii="맑은 고딕" w:hAnsi="맑은 고딕" w:eastAsia="맑은 고딕"/>
+          <w:b w:val="0"/>
+          <w:sz w:val="17"/>
+          <w:u w:val="none"/>
+        </w:rPr>
+        <w:t>. Because the influence runs in both directions, we are able to soften painful emotions by changing our thinking. By thinking differently — I get nervous sometimes, but I’m still a good test taker, or that nervous feeling is just excitement and anticipation, it means I’m ready — you can work those pathways to your ⑤</w:t>
+      </w:r>
+      <w:r>
+        <w:rPr>
+          <w:rFonts w:ascii="맑은 고딕" w:hAnsi="맑은 고딕" w:eastAsia="맑은 고딕"/>
+          <w:b w:val="0"/>
+          <w:sz w:val="17"/>
+          <w:u w:val="single"/>
+        </w:rPr>
+        <w:t>disadvantage</w:t>
+      </w:r>
+      <w:r>
+        <w:rPr>
+          <w:rFonts w:ascii="맑은 고딕" w:hAnsi="맑은 고딕" w:eastAsia="맑은 고딕"/>
+          <w:b w:val="0"/>
+          <w:sz w:val="17"/>
+          <w:u w:val="none"/>
+        </w:rPr>
+        <w:t>.</w:t>
+      </w:r>
+    </w:p>
+    <w:p>
+      <w:pPr>
+        <w:spacing w:before="0" w:after="20" w:line="276" w:lineRule="auto"/>
+        <w:ind w:left="80"/>
+        <w:snapToGrid w:val="0"/>
+      </w:pPr>
+      <w:r>
+        <w:rPr>
+          <w:rFonts w:ascii="맑은 고딕" w:hAnsi="맑은 고딕" w:eastAsia="맑은 고딕"/>
+          <w:b w:val="0"/>
+          <w:sz w:val="17"/>
+          <w:u w:val="none"/>
+        </w:rPr>
+        <w:t>① ①    ② ②    ③ ③    ④ ④    ⑤ ⑤</w:t>
+      </w:r>
+    </w:p>
+    <w:p>
+      <w:pPr>
+        <w:keepNext/>
+        <w:spacing w:before="80" w:after="40" w:line="276" w:lineRule="auto"/>
+        <w:snapToGrid w:val="0"/>
+        <w:shd w:val="clear" w:color="auto" w:fill="8A3A12"/>
+      </w:pPr>
+      <w:r>
+        <w:rPr>
+          <w:rFonts w:ascii="맑은 고딕" w:hAnsi="맑은 고딕" w:eastAsia="맑은 고딕"/>
+          <w:b/>
+          <w:color w:val="FFFFFF"/>
+          <w:sz w:val="17"/>
+          <w:u w:val="none"/>
+        </w:rPr>
+        <w:t>서답형  33-서1 ~ 33-서2</w:t>
+      </w:r>
+    </w:p>
+    <w:p>
+      <w:pPr>
+        <w:keepNext/>
+        <w:spacing w:before="80" w:after="20" w:line="276" w:lineRule="auto"/>
+        <w:snapToGrid w:val="0"/>
+      </w:pPr>
+      <w:r>
+        <w:rPr>
+          <w:rFonts w:ascii="맑은 고딕" w:hAnsi="맑은 고딕" w:eastAsia="맑은 고딕"/>
+          <w:b/>
+          <w:sz w:val="17"/>
+          <w:u w:val="none"/>
+        </w:rPr>
+        <w:t>33-서1.</w:t>
+      </w:r>
+      <w:r>
+        <w:rPr>
+          <w:rFonts w:ascii="맑은 고딕" w:hAnsi="맑은 고딕" w:eastAsia="맑은 고딕"/>
+          <w:b w:val="0"/>
+          <w:sz w:val="17"/>
+          <w:u w:val="none"/>
+        </w:rPr>
+        <w:t xml:space="preserve"> 다음 글의 밑줄 친 문장과 같은 뜻이 되도록 &lt;보기&gt;의 표현을 모두 사용하여 &lt;조건&gt;에 맞게 영작하시오. [3점] [3.0점]</w:t>
+      </w:r>
+    </w:p>
+    <w:p>
+      <w:pPr>
+        <w:spacing w:before="0" w:after="60" w:line="288" w:lineRule="auto"/>
+        <w:ind w:left="40"/>
+        <w:snapToGrid w:val="0"/>
+        <w:pBdr>
+          <w:top w:val="single" w:sz="4" w:space="2" w:color="999999"/>
+          <w:left w:val="single" w:sz="4" w:space="2" w:color="999999"/>
+          <w:bottom w:val="single" w:sz="4" w:space="2" w:color="999999"/>
+          <w:right w:val="single" w:sz="4" w:space="2" w:color="999999"/>
+        </w:pBdr>
+        <w:shd w:val="clear" w:color="auto" w:fill="F6F3EA"/>
+      </w:pPr>
+      <w:r>
+        <w:rPr>
+          <w:rFonts w:ascii="맑은 고딕" w:hAnsi="맑은 고딕" w:eastAsia="맑은 고딕"/>
+          <w:b w:val="0"/>
+          <w:sz w:val="17"/>
+          <w:u w:val="none"/>
+        </w:rPr>
+        <w:t xml:space="preserve">In this way there’s simply no pulling emotion and cognition apart. </w:t>
+      </w:r>
+      <w:r>
+        <w:rPr>
+          <w:rFonts w:ascii="맑은 고딕" w:hAnsi="맑은 고딕" w:eastAsia="맑은 고딕"/>
+          <w:b w:val="0"/>
+          <w:sz w:val="17"/>
+          <w:u w:val="single"/>
+        </w:rPr>
+        <w:t>This bi-directionality of cognition and emotion allows us to adjust difficult emotions by changing the way we think.</w:t>
+      </w:r>
+    </w:p>
+    <w:p>
+      <w:pPr>
+        <w:spacing w:before="0" w:after="60" w:line="288" w:lineRule="auto"/>
+        <w:ind w:left="40"/>
+        <w:snapToGrid w:val="0"/>
+        <w:pBdr>
+          <w:top w:val="single" w:sz="4" w:space="2" w:color="9B6BD0"/>
+          <w:left w:val="single" w:sz="4" w:space="2" w:color="9B6BD0"/>
+          <w:bottom w:val="single" w:sz="4" w:space="2" w:color="9B6BD0"/>
+          <w:right w:val="single" w:sz="4" w:space="2" w:color="9B6BD0"/>
+        </w:pBdr>
+        <w:shd w:val="clear" w:color="auto" w:fill="FAF5FF"/>
+      </w:pPr>
+      <w:r>
+        <w:rPr>
+          <w:rFonts w:ascii="맑은 고딕" w:hAnsi="맑은 고딕" w:eastAsia="맑은 고딕"/>
+          <w:b/>
+          <w:sz w:val="17"/>
+          <w:u w:val="none"/>
+        </w:rPr>
+        <w:t>&lt;보 기&gt;</w:t>
+      </w:r>
+      <w:r>
+        <w:rPr>
+          <w:rFonts w:ascii="맑은 고딕" w:hAnsi="맑은 고딕" w:eastAsia="맑은 고딕"/>
+          <w:b w:val="0"/>
+          <w:sz w:val="17"/>
+          <w:u w:val="none"/>
+        </w:rPr>
+        <w:t xml:space="preserve"> this bi-directionality / of cognition and emotion / makes / it / possible / for us / to adjust / difficult emotions / by changing / the way / we think</w:t>
       </w:r>
     </w:p>
     <w:p>
@@ -1680,11 +2696,103 @@
       <w:r>
         <w:rPr>
           <w:rFonts w:ascii="맑은 고딕" w:hAnsi="맑은 고딕" w:eastAsia="맑은 고딕"/>
+          <w:b/>
+          <w:sz w:val="17"/>
+          <w:u w:val="none"/>
+        </w:rPr>
+        <w:t>&lt;조 건&gt;</w:t>
+      </w:r>
+    </w:p>
+    <w:p>
+      <w:pPr>
+        <w:spacing w:before="0" w:after="0" w:line="288" w:lineRule="auto"/>
+        <w:ind w:left="40"/>
+        <w:snapToGrid w:val="0"/>
+        <w:pBdr>
+          <w:top w:val="single" w:sz="4" w:space="2" w:color="9B6BD0"/>
+          <w:left w:val="single" w:sz="4" w:space="2" w:color="9B6BD0"/>
+          <w:bottom w:val="single" w:sz="4" w:space="2" w:color="9B6BD0"/>
+          <w:right w:val="single" w:sz="4" w:space="2" w:color="9B6BD0"/>
+        </w:pBdr>
+        <w:shd w:val="clear" w:color="auto" w:fill="FAF5FF"/>
+      </w:pPr>
+      <w:r>
+        <w:rPr>
+          <w:rFonts w:ascii="맑은 고딕" w:hAnsi="맑은 고딕" w:eastAsia="맑은 고딕"/>
           <w:b w:val="0"/>
           <w:sz w:val="17"/>
           <w:u w:val="none"/>
         </w:rPr>
-        <w:t>(d) In the context, ⓑ ‘adjust’ can be replaced by ‘modify’.</w:t>
+        <w:t>1. Use ALL the expressions in the box, each only once.</w:t>
+      </w:r>
+    </w:p>
+    <w:p>
+      <w:pPr>
+        <w:spacing w:before="0" w:after="0" w:line="288" w:lineRule="auto"/>
+        <w:ind w:left="40"/>
+        <w:snapToGrid w:val="0"/>
+        <w:pBdr>
+          <w:top w:val="single" w:sz="4" w:space="2" w:color="9B6BD0"/>
+          <w:left w:val="single" w:sz="4" w:space="2" w:color="9B6BD0"/>
+          <w:bottom w:val="single" w:sz="4" w:space="2" w:color="9B6BD0"/>
+          <w:right w:val="single" w:sz="4" w:space="2" w:color="9B6BD0"/>
+        </w:pBdr>
+        <w:shd w:val="clear" w:color="auto" w:fill="FAF5FF"/>
+      </w:pPr>
+      <w:r>
+        <w:rPr>
+          <w:rFonts w:ascii="맑은 고딕" w:hAnsi="맑은 고딕" w:eastAsia="맑은 고딕"/>
+          <w:b w:val="0"/>
+          <w:sz w:val="17"/>
+          <w:u w:val="none"/>
+        </w:rPr>
+        <w:t>2. Do NOT change the form of any word, and do NOT add any other words.</w:t>
+      </w:r>
+    </w:p>
+    <w:p>
+      <w:pPr>
+        <w:spacing w:before="0" w:after="0" w:line="288" w:lineRule="auto"/>
+        <w:ind w:left="40"/>
+        <w:snapToGrid w:val="0"/>
+        <w:pBdr>
+          <w:top w:val="single" w:sz="4" w:space="2" w:color="9B6BD0"/>
+          <w:left w:val="single" w:sz="4" w:space="2" w:color="9B6BD0"/>
+          <w:bottom w:val="single" w:sz="4" w:space="2" w:color="9B6BD0"/>
+          <w:right w:val="single" w:sz="4" w:space="2" w:color="9B6BD0"/>
+        </w:pBdr>
+        <w:shd w:val="clear" w:color="auto" w:fill="FAF5FF"/>
+      </w:pPr>
+      <w:r>
+        <w:rPr>
+          <w:rFonts w:ascii="맑은 고딕" w:hAnsi="맑은 고딕" w:eastAsia="맑은 고딕"/>
+          <w:b w:val="0"/>
+          <w:sz w:val="17"/>
+          <w:u w:val="none"/>
+        </w:rPr>
+        <w:t>3. Use the ‘make it possible for ~ to …’ structure (it = 가목적어).</w:t>
+      </w:r>
+    </w:p>
+    <w:p>
+      <w:pPr>
+        <w:spacing w:before="0" w:after="0" w:line="288" w:lineRule="auto"/>
+        <w:ind w:left="40"/>
+        <w:snapToGrid w:val="0"/>
+        <w:pBdr>
+          <w:top w:val="single" w:sz="4" w:space="2" w:color="9B6BD0"/>
+          <w:left w:val="single" w:sz="4" w:space="2" w:color="9B6BD0"/>
+          <w:bottom w:val="single" w:sz="4" w:space="2" w:color="9B6BD0"/>
+          <w:right w:val="single" w:sz="4" w:space="2" w:color="9B6BD0"/>
+        </w:pBdr>
+        <w:shd w:val="clear" w:color="auto" w:fill="FAF5FF"/>
+      </w:pPr>
+      <w:r>
+        <w:rPr>
+          <w:rFonts w:ascii="맑은 고딕" w:hAnsi="맑은 고딕" w:eastAsia="맑은 고딕"/>
+          <w:b w:val="0"/>
+          <w:sz w:val="17"/>
+          <w:u w:val="none"/>
+        </w:rPr>
+        <w:t>4. Write 21 words in total (hyphenated words count as one).</w:t>
       </w:r>
     </w:p>
     <w:p>
@@ -1707,13 +2815,12 @@
           <w:sz w:val="17"/>
           <w:u w:val="none"/>
         </w:rPr>
-        <w:t>(e) According to the writer, our emotions have no effect on the way we think.</w:t>
+        <w:t>5. 답안지에 소문항 번호를 정확하게 기입할 것</w:t>
       </w:r>
     </w:p>
     <w:p>
       <w:pPr>
-        <w:spacing w:before="0" w:after="20" w:line="276" w:lineRule="auto"/>
-        <w:ind w:left="80"/>
+        <w:spacing w:before="0" w:after="40" w:line="360" w:lineRule="auto"/>
         <w:snapToGrid w:val="0"/>
       </w:pPr>
       <w:r>
@@ -1723,7 +2830,7 @@
           <w:sz w:val="17"/>
           <w:u w:val="none"/>
         </w:rPr>
-        <w:t>① (a), (c)    ② (b), (c), (e)    ③ (d), (e)    ④ (c), (e)    ⑤ (a), (b), (d)</w:t>
+        <w:t>⇒ This bi-directionality of cognition and emotion ____________________________________________________________ .</w:t>
       </w:r>
     </w:p>
     <w:p>
@@ -1739,7 +2846,7 @@
           <w:sz w:val="17"/>
           <w:u w:val="none"/>
         </w:rPr>
-        <w:t>33-2.</w:t>
+        <w:t>33-서2.</w:t>
       </w:r>
       <w:r>
         <w:rPr>
@@ -1748,7 +2855,7 @@
           <w:sz w:val="17"/>
           <w:u w:val="none"/>
         </w:rPr>
-        <w:t xml:space="preserve"> 다음 글의 밑줄 친 ⓐ ~ ⓕ 중, 어법상 </w:t>
+        <w:t xml:space="preserve"> 다음 글의 요약문을 완성하시오. 빈칸 (1)~(4)에 &lt;보기&gt;에서 알맞은 단어를 골라 </w:t>
       </w:r>
       <w:r>
         <w:rPr>
@@ -1757,7 +2864,7 @@
           <w:sz w:val="17"/>
           <w:u w:val="single"/>
         </w:rPr>
-        <w:t>틀린</w:t>
+        <w:t>필요하면 어형을 바꾸어</w:t>
       </w:r>
       <w:r>
         <w:rPr>
@@ -1766,7 +2873,7 @@
           <w:sz w:val="17"/>
           <w:u w:val="none"/>
         </w:rPr>
-        <w:t xml:space="preserve"> 것을 모두 고른 것은? [3.1점]</w:t>
+        <w:t xml:space="preserve"> 쓰시오. (한 칸에 한 단어, 중복 사용 불가) [각 0.75점, 총 3점] [3.0점]</w:t>
       </w:r>
     </w:p>
     <w:p>
@@ -1789,16 +2896,53 @@
           <w:sz w:val="17"/>
           <w:u w:val="none"/>
         </w:rPr>
-        <w:t>Despite the cultural trope ⓐ</w:t>
-      </w:r>
+        <w:t>Popular culture likes to present emotion as the enemy of clear reasoning, but cognition — what we commonly call thinking — is in fact one of the main ingredients of emotion. The way we interpret our situation determines which emotions we feel, and those emotions then feed back into the way we interpret things. Suppose you enter an exam convinced that you are hopeless at exams; your anxiety rises. You then feel unhappy with how you did, and that feeling serves as proof that you really are hopeless at exams. Seen this way, emotion and thought cannot be separated at all. Because the influence runs in both directions, we are able to soften painful emotions by changing our thinking. Tell yourself a different story — ‘I get nervous now and then, but I still do well on exams,’ or ‘this nervous energy is simply excitement, a sign that I am ready’ — and you can turn those same pathways to your own benefit.</w:t>
+      </w:r>
+    </w:p>
+    <w:p>
+      <w:pPr>
+        <w:spacing w:before="0" w:after="60" w:line="288" w:lineRule="auto"/>
+        <w:ind w:left="40"/>
+        <w:snapToGrid w:val="0"/>
+        <w:pBdr>
+          <w:top w:val="single" w:sz="4" w:space="2" w:color="C99B4E"/>
+          <w:left w:val="single" w:sz="4" w:space="2" w:color="C99B4E"/>
+          <w:bottom w:val="single" w:sz="4" w:space="2" w:color="C99B4E"/>
+          <w:right w:val="single" w:sz="4" w:space="2" w:color="C99B4E"/>
+        </w:pBdr>
+        <w:shd w:val="clear" w:color="auto" w:fill="FFF8E1"/>
+      </w:pPr>
       <w:r>
         <w:rPr>
           <w:rFonts w:ascii="맑은 고딕" w:hAnsi="맑은 고딕" w:eastAsia="맑은 고딕"/>
           <w:b w:val="0"/>
           <w:sz w:val="17"/>
-          <w:u w:val="single"/>
-        </w:rPr>
-        <w:t>depicting</w:t>
+          <w:u w:val="none"/>
+        </w:rPr>
+        <w:t>Thinking and feeling are not opposites but (1) ________ connected: the way we interpret a situation (2) ________ our emotions, and those emotions in turn shape our thinking. A student who expects to fail grows more (3) ________, and the poor result then confirms the belief. Since the loop runs both ways, we can (4) ________ hard feelings by telling ourselves a different story.</w:t>
+      </w:r>
+    </w:p>
+    <w:p>
+      <w:pPr>
+        <w:spacing w:before="0" w:after="60" w:line="288" w:lineRule="auto"/>
+        <w:ind w:left="40"/>
+        <w:snapToGrid w:val="0"/>
+        <w:pBdr>
+          <w:top w:val="single" w:sz="4" w:space="2" w:color="9B6BD0"/>
+          <w:left w:val="single" w:sz="4" w:space="2" w:color="9B6BD0"/>
+          <w:bottom w:val="single" w:sz="4" w:space="2" w:color="9B6BD0"/>
+          <w:right w:val="single" w:sz="4" w:space="2" w:color="9B6BD0"/>
+        </w:pBdr>
+        <w:shd w:val="clear" w:color="auto" w:fill="FAF5FF"/>
+      </w:pPr>
+      <w:r>
+        <w:rPr>
+          <w:rFonts w:ascii="맑은 고딕" w:hAnsi="맑은 고딕" w:eastAsia="맑은 고딕"/>
+          <w:b/>
+          <w:sz w:val="17"/>
+          <w:u w:val="none"/>
+        </w:rPr>
+        <w:t>&lt;보 기&gt;</w:t>
       </w:r>
       <w:r>
         <w:rPr>
@@ -1807,17 +2951,68 @@
           <w:sz w:val="17"/>
           <w:u w:val="none"/>
         </w:rPr>
-        <w:t xml:space="preserve"> emotions as the opposite of rational thought, cognition — what we commonly refer to as thinking — ⓑ</w:t>
-      </w:r>
+        <w:t xml:space="preserve"> mutual / determine / anxious / soften / separate / rational / strengthen / confirm / think / opposite</w:t>
+      </w:r>
+    </w:p>
+    <w:p>
+      <w:pPr>
+        <w:spacing w:before="0" w:after="0" w:line="288" w:lineRule="auto"/>
+        <w:ind w:left="40"/>
+        <w:snapToGrid w:val="0"/>
+        <w:pBdr>
+          <w:top w:val="single" w:sz="4" w:space="2" w:color="9B6BD0"/>
+          <w:left w:val="single" w:sz="4" w:space="2" w:color="9B6BD0"/>
+          <w:bottom w:val="single" w:sz="4" w:space="2" w:color="9B6BD0"/>
+          <w:right w:val="single" w:sz="4" w:space="2" w:color="9B6BD0"/>
+        </w:pBdr>
+        <w:shd w:val="clear" w:color="auto" w:fill="FAF5FF"/>
+      </w:pPr>
+      <w:r>
+        <w:rPr>
+          <w:rFonts w:ascii="맑은 고딕" w:hAnsi="맑은 고딕" w:eastAsia="맑은 고딕"/>
+          <w:b/>
+          <w:sz w:val="17"/>
+          <w:u w:val="none"/>
+        </w:rPr>
+        <w:t>&lt;조 건&gt;</w:t>
+      </w:r>
+    </w:p>
+    <w:p>
+      <w:pPr>
+        <w:spacing w:before="0" w:after="0" w:line="288" w:lineRule="auto"/>
+        <w:ind w:left="40"/>
+        <w:snapToGrid w:val="0"/>
+        <w:pBdr>
+          <w:top w:val="single" w:sz="4" w:space="2" w:color="9B6BD0"/>
+          <w:left w:val="single" w:sz="4" w:space="2" w:color="9B6BD0"/>
+          <w:bottom w:val="single" w:sz="4" w:space="2" w:color="9B6BD0"/>
+          <w:right w:val="single" w:sz="4" w:space="2" w:color="9B6BD0"/>
+        </w:pBdr>
+        <w:shd w:val="clear" w:color="auto" w:fill="FAF5FF"/>
+      </w:pPr>
       <w:r>
         <w:rPr>
           <w:rFonts w:ascii="맑은 고딕" w:hAnsi="맑은 고딕" w:eastAsia="맑은 고딕"/>
           <w:b w:val="0"/>
           <w:sz w:val="17"/>
-          <w:u w:val="single"/>
-        </w:rPr>
-        <w:t>are</w:t>
-      </w:r>
+          <w:u w:val="none"/>
+        </w:rPr>
+        <w:t>1. &lt;보기&gt;의 단어를 골라 필요하면 어형(품사·시제·태)을 바꾸어 쓸 것</w:t>
+      </w:r>
+    </w:p>
+    <w:p>
+      <w:pPr>
+        <w:spacing w:before="0" w:after="60" w:line="288" w:lineRule="auto"/>
+        <w:ind w:left="40"/>
+        <w:snapToGrid w:val="0"/>
+        <w:pBdr>
+          <w:top w:val="single" w:sz="4" w:space="2" w:color="9B6BD0"/>
+          <w:left w:val="single" w:sz="4" w:space="2" w:color="9B6BD0"/>
+          <w:bottom w:val="single" w:sz="4" w:space="2" w:color="9B6BD0"/>
+          <w:right w:val="single" w:sz="4" w:space="2" w:color="9B6BD0"/>
+        </w:pBdr>
+        <w:shd w:val="clear" w:color="auto" w:fill="FAF5FF"/>
+      </w:pPr>
       <w:r>
         <w:rPr>
           <w:rFonts w:ascii="맑은 고딕" w:hAnsi="맑은 고딕" w:eastAsia="맑은 고딕"/>
@@ -1825,95 +3020,40 @@
           <w:sz w:val="17"/>
           <w:u w:val="none"/>
         </w:rPr>
-        <w:t xml:space="preserve"> actually a key building block of emotion. How we think about our circumstances ⓒ</w:t>
-      </w:r>
+        <w:t>2. 답안지에 소문항 번호를 정확하게 기입할 것  예) 2-(1) 2-(2)</w:t>
+      </w:r>
+    </w:p>
+    <w:p>
+      <w:pPr>
+        <w:spacing w:before="0" w:after="40" w:line="360" w:lineRule="auto"/>
+        <w:snapToGrid w:val="0"/>
+      </w:pPr>
       <w:r>
         <w:rPr>
           <w:rFonts w:ascii="맑은 고딕" w:hAnsi="맑은 고딕" w:eastAsia="맑은 고딕"/>
           <w:b w:val="0"/>
           <w:sz w:val="17"/>
-          <w:u w:val="single"/>
-        </w:rPr>
-        <w:t>shape</w:t>
-      </w:r>
-      <w:r>
-        <w:rPr>
-          <w:rFonts w:ascii="맑은 고딕" w:hAnsi="맑은 고딕" w:eastAsia="맑은 고딕"/>
-          <w:b w:val="0"/>
-          <w:sz w:val="17"/>
-          <w:u w:val="none"/>
-        </w:rPr>
-        <w:t xml:space="preserve"> the emotions we experience; then those emotions echo back to influence how we think. For instance, if you walk into a test thinking you are bad at taking tests, your anxiety ⓓ</w:t>
-      </w:r>
-      <w:r>
-        <w:rPr>
-          <w:rFonts w:ascii="맑은 고딕" w:hAnsi="맑은 고딕" w:eastAsia="맑은 고딕"/>
-          <w:b w:val="0"/>
-          <w:sz w:val="17"/>
-          <w:u w:val="single"/>
-        </w:rPr>
-        <w:t>will be increased</w:t>
-      </w:r>
-      <w:r>
-        <w:rPr>
-          <w:rFonts w:ascii="맑은 고딕" w:hAnsi="맑은 고딕" w:eastAsia="맑은 고딕"/>
-          <w:b w:val="0"/>
-          <w:sz w:val="17"/>
-          <w:u w:val="none"/>
-        </w:rPr>
-        <w:t>. Then you don’t feel good about your performance on the test, and that becomes evidence for ⓔ</w:t>
-      </w:r>
-      <w:r>
-        <w:rPr>
-          <w:rFonts w:ascii="맑은 고딕" w:hAnsi="맑은 고딕" w:eastAsia="맑은 고딕"/>
-          <w:b w:val="0"/>
-          <w:sz w:val="17"/>
-          <w:u w:val="single"/>
-        </w:rPr>
-        <w:t>continue</w:t>
-      </w:r>
-      <w:r>
-        <w:rPr>
-          <w:rFonts w:ascii="맑은 고딕" w:hAnsi="맑은 고딕" w:eastAsia="맑은 고딕"/>
-          <w:b w:val="0"/>
-          <w:sz w:val="17"/>
-          <w:u w:val="none"/>
-        </w:rPr>
-        <w:t xml:space="preserve"> to think that you’re bad at test taking. In this way there’s simply no pulling emotion and cognition apart. This bi-directionality of cognition and emotion allows us to adjust difficult emotions ⓕ</w:t>
-      </w:r>
-      <w:r>
-        <w:rPr>
-          <w:rFonts w:ascii="맑은 고딕" w:hAnsi="맑은 고딕" w:eastAsia="맑은 고딕"/>
-          <w:b w:val="0"/>
-          <w:sz w:val="17"/>
-          <w:u w:val="single"/>
-        </w:rPr>
-        <w:t>by changing</w:t>
-      </w:r>
-      <w:r>
-        <w:rPr>
-          <w:rFonts w:ascii="맑은 고딕" w:hAnsi="맑은 고딕" w:eastAsia="맑은 고딕"/>
-          <w:b w:val="0"/>
-          <w:sz w:val="17"/>
-          <w:u w:val="none"/>
-        </w:rPr>
-        <w:t xml:space="preserve"> the way we think. By thinking differently — I get nervous sometimes, but I’m still a good test taker, or that nervous feeling is just excitement and anticipation, it means I’m ready — you can work those pathways to your advantage.</w:t>
+          <w:u w:val="none"/>
+        </w:rPr>
+        <w:t>(1) ______________  (2) ______________  (3) ______________  (4) ______________</w:t>
       </w:r>
     </w:p>
     <w:p>
       <w:pPr>
-        <w:spacing w:before="0" w:after="20" w:line="276" w:lineRule="auto"/>
-        <w:ind w:left="80"/>
+        <w:keepNext/>
+        <w:spacing w:before="80" w:after="40" w:line="276" w:lineRule="auto"/>
         <w:snapToGrid w:val="0"/>
-      </w:pPr>
-      <w:r>
-        <w:rPr>
-          <w:rFonts w:ascii="맑은 고딕" w:hAnsi="맑은 고딕" w:eastAsia="맑은 고딕"/>
-          <w:b w:val="0"/>
+        <w:shd w:val="clear" w:color="auto" w:fill="6B21A8"/>
+      </w:pPr>
+      <w:r>
+        <w:rPr>
+          <w:rFonts w:ascii="맑은 고딕" w:hAnsi="맑은 고딕" w:eastAsia="맑은 고딕"/>
+          <w:b/>
+          <w:color w:val="FFFFFF"/>
           <w:sz w:val="17"/>
           <w:u w:val="none"/>
         </w:rPr>
-        <w:t>① ⓐ, ⓓ, ⓕ    ② ⓑ, ⓒ, ⓔ    ③ ⓒ, ⓔ    ④ ⓑ, ⓓ, ⓔ    ⑤ ⓐ, ⓑ, ⓒ</w:t>
+        <w:t>[지문 구조]  ※ 앞 문항을 모두 푼 뒤에 풀 것</w:t>
       </w:r>
     </w:p>
     <w:p>
@@ -1929,7 +3069,7 @@
           <w:sz w:val="17"/>
           <w:u w:val="none"/>
         </w:rPr>
-        <w:t>33-3.</w:t>
+        <w:t>33-8.</w:t>
       </w:r>
       <w:r>
         <w:rPr>
@@ -1938,7 +3078,30 @@
           <w:sz w:val="17"/>
           <w:u w:val="none"/>
         </w:rPr>
-        <w:t xml:space="preserve"> 다음 글의 (A), (B), (C)의 각 괄호 안에서 문맥과 어법에 맞는 표현으로 가장 적절한 것은? [3.0점]</w:t>
+        <w:t xml:space="preserve"> 글의 흐름으로 보아, 주어진 문장이 들어가기에 가장 적절한 곳은? [2.8점]</w:t>
+      </w:r>
+    </w:p>
+    <w:p>
+      <w:pPr>
+        <w:spacing w:before="0" w:after="60" w:line="288" w:lineRule="auto"/>
+        <w:ind w:left="40"/>
+        <w:snapToGrid w:val="0"/>
+        <w:pBdr>
+          <w:top w:val="single" w:sz="4" w:space="2" w:color="C99B4E"/>
+          <w:left w:val="single" w:sz="4" w:space="2" w:color="C99B4E"/>
+          <w:bottom w:val="single" w:sz="4" w:space="2" w:color="C99B4E"/>
+          <w:right w:val="single" w:sz="4" w:space="2" w:color="C99B4E"/>
+        </w:pBdr>
+        <w:shd w:val="clear" w:color="auto" w:fill="FFF8E1"/>
+      </w:pPr>
+      <w:r>
+        <w:rPr>
+          <w:rFonts w:ascii="맑은 고딕" w:hAnsi="맑은 고딕" w:eastAsia="맑은 고딕"/>
+          <w:b w:val="0"/>
+          <w:sz w:val="17"/>
+          <w:u w:val="none"/>
+        </w:rPr>
+        <w:t>In this way there’s simply no pulling emotion and cognition apart.</w:t>
       </w:r>
     </w:p>
     <w:p>
@@ -1961,1116 +3124,7 @@
           <w:sz w:val="17"/>
           <w:u w:val="none"/>
         </w:rPr>
-        <w:t>Despite the cultural trope depicting emotions as the (A) [partner / opposite] of rational thought, cognition — what we commonly refer to as thinking — is actually a key building block of emotion. How we think about our circumstances shapes the emotions we experience; then those emotions echo back to influence how we think. For instance, if you walk into a test thinking you are bad at taking tests, your anxiety will be (B) [increased / reduced]. Then you don’t feel good about your performance on the test, and that becomes evidence for continuing to think that you’re bad at test taking. In this way there’s simply no pulling emotion and cognition apart. This bi-directionality of cognition and emotion allows us (C) [adjusting / to adjust] difficult emotions by changing the way we think. By thinking differently — I get nervous sometimes, but I’m still a good test taker, or that nervous feeling is just excitement and anticipation, it means I’m ready — you can work those pathways to your advantage.</w:t>
-      </w:r>
-    </w:p>
-    <w:p>
-      <w:pPr>
-        <w:spacing w:before="0" w:after="0" w:line="269" w:lineRule="auto"/>
-        <w:ind w:left="180" w:hanging="180"/>
-        <w:snapToGrid w:val="0"/>
-      </w:pPr>
-      <w:r>
-        <w:rPr>
-          <w:rFonts w:ascii="맑은 고딕" w:hAnsi="맑은 고딕" w:eastAsia="맑은 고딕"/>
-          <w:b w:val="0"/>
-          <w:sz w:val="17"/>
-          <w:u w:val="none"/>
-        </w:rPr>
-        <w:t>① (A) partner  (B) increased  (C) to adjust</w:t>
-      </w:r>
-    </w:p>
-    <w:p>
-      <w:pPr>
-        <w:spacing w:before="0" w:after="0" w:line="269" w:lineRule="auto"/>
-        <w:ind w:left="180" w:hanging="180"/>
-        <w:snapToGrid w:val="0"/>
-      </w:pPr>
-      <w:r>
-        <w:rPr>
-          <w:rFonts w:ascii="맑은 고딕" w:hAnsi="맑은 고딕" w:eastAsia="맑은 고딕"/>
-          <w:b w:val="0"/>
-          <w:sz w:val="17"/>
-          <w:u w:val="none"/>
-        </w:rPr>
-        <w:t>② (A) opposite  (B) reduced  (C) to adjust</w:t>
-      </w:r>
-    </w:p>
-    <w:p>
-      <w:pPr>
-        <w:spacing w:before="0" w:after="0" w:line="269" w:lineRule="auto"/>
-        <w:ind w:left="180" w:hanging="180"/>
-        <w:snapToGrid w:val="0"/>
-      </w:pPr>
-      <w:r>
-        <w:rPr>
-          <w:rFonts w:ascii="맑은 고딕" w:hAnsi="맑은 고딕" w:eastAsia="맑은 고딕"/>
-          <w:b w:val="0"/>
-          <w:sz w:val="17"/>
-          <w:u w:val="none"/>
-        </w:rPr>
-        <w:t>③ (A) opposite  (B) increased  (C) adjusting</w:t>
-      </w:r>
-    </w:p>
-    <w:p>
-      <w:pPr>
-        <w:spacing w:before="0" w:after="0" w:line="269" w:lineRule="auto"/>
-        <w:ind w:left="180" w:hanging="180"/>
-        <w:snapToGrid w:val="0"/>
-      </w:pPr>
-      <w:r>
-        <w:rPr>
-          <w:rFonts w:ascii="맑은 고딕" w:hAnsi="맑은 고딕" w:eastAsia="맑은 고딕"/>
-          <w:b w:val="0"/>
-          <w:sz w:val="17"/>
-          <w:u w:val="none"/>
-        </w:rPr>
-        <w:t>④ (A) partner  (B) reduced  (C) adjusting</w:t>
-      </w:r>
-    </w:p>
-    <w:p>
-      <w:pPr>
-        <w:spacing w:before="0" w:after="0" w:line="269" w:lineRule="auto"/>
-        <w:ind w:left="180" w:hanging="180"/>
-        <w:snapToGrid w:val="0"/>
-      </w:pPr>
-      <w:r>
-        <w:rPr>
-          <w:rFonts w:ascii="맑은 고딕" w:hAnsi="맑은 고딕" w:eastAsia="맑은 고딕"/>
-          <w:b w:val="0"/>
-          <w:sz w:val="17"/>
-          <w:u w:val="none"/>
-        </w:rPr>
-        <w:t>⑤ (A) opposite  (B) increased  (C) to adjust</w:t>
-      </w:r>
-    </w:p>
-    <w:p>
-      <w:pPr>
-        <w:keepNext/>
-        <w:spacing w:before="80" w:after="20" w:line="276" w:lineRule="auto"/>
-        <w:snapToGrid w:val="0"/>
-      </w:pPr>
-      <w:r>
-        <w:rPr>
-          <w:rFonts w:ascii="맑은 고딕" w:hAnsi="맑은 고딕" w:eastAsia="맑은 고딕"/>
-          <w:b/>
-          <w:sz w:val="17"/>
-          <w:u w:val="none"/>
-        </w:rPr>
-        <w:t>33-4.</w:t>
-      </w:r>
-      <w:r>
-        <w:rPr>
-          <w:rFonts w:ascii="맑은 고딕" w:hAnsi="맑은 고딕" w:eastAsia="맑은 고딕"/>
-          <w:b w:val="0"/>
-          <w:sz w:val="17"/>
-          <w:u w:val="none"/>
-        </w:rPr>
-        <w:t xml:space="preserve"> According to the passage, which of the following is </w:t>
-      </w:r>
-      <w:r>
-        <w:rPr>
-          <w:rFonts w:ascii="맑은 고딕" w:hAnsi="맑은 고딕" w:eastAsia="맑은 고딕"/>
-          <w:b w:val="0"/>
-          <w:sz w:val="17"/>
-          <w:u w:val="single"/>
-        </w:rPr>
-        <w:t>NOT</w:t>
-      </w:r>
-      <w:r>
-        <w:rPr>
-          <w:rFonts w:ascii="맑은 고딕" w:hAnsi="맑은 고딕" w:eastAsia="맑은 고딕"/>
-          <w:b w:val="0"/>
-          <w:sz w:val="17"/>
-          <w:u w:val="none"/>
-        </w:rPr>
-        <w:t xml:space="preserve"> true? [2.8점]</w:t>
-      </w:r>
-    </w:p>
-    <w:p>
-      <w:pPr>
-        <w:spacing w:before="0" w:after="60" w:line="288" w:lineRule="auto"/>
-        <w:ind w:left="40"/>
-        <w:snapToGrid w:val="0"/>
-        <w:pBdr>
-          <w:top w:val="single" w:sz="4" w:space="2" w:color="999999"/>
-          <w:left w:val="single" w:sz="4" w:space="2" w:color="999999"/>
-          <w:bottom w:val="single" w:sz="4" w:space="2" w:color="999999"/>
-          <w:right w:val="single" w:sz="4" w:space="2" w:color="999999"/>
-        </w:pBdr>
-        <w:shd w:val="clear" w:color="auto" w:fill="F6F3EA"/>
-      </w:pPr>
-      <w:r>
-        <w:rPr>
-          <w:rFonts w:ascii="맑은 고딕" w:hAnsi="맑은 고딕" w:eastAsia="맑은 고딕"/>
-          <w:b w:val="0"/>
-          <w:sz w:val="17"/>
-          <w:u w:val="none"/>
-        </w:rPr>
-        <w:t>Despite the cultural trope depicting emotions as the opposite of rational thought, cognition — what we commonly refer to as thinking — is actually a key building block of emotion. How we think about our circumstances shapes the emotions we experience; then those emotions echo back to influence how we think. For instance, if you walk into a test thinking you are bad at taking tests, your anxiety will be increased. Then you don’t feel good about your performance on the test, and that becomes evidence for continuing to think that you’re bad at test taking. In this way there’s simply no pulling emotion and cognition apart. This bi-directionality of cognition and emotion allows us to adjust difficult emotions by changing the way we think. By thinking differently — I get nervous sometimes, but I’m still a good test taker, or that nervous feeling is just excitement and anticipation, it means I’m ready — you can work those pathways to your advantage.</w:t>
-      </w:r>
-    </w:p>
-    <w:p>
-      <w:pPr>
-        <w:spacing w:before="0" w:after="0" w:line="269" w:lineRule="auto"/>
-        <w:ind w:left="180" w:hanging="180"/>
-        <w:snapToGrid w:val="0"/>
-      </w:pPr>
-      <w:r>
-        <w:rPr>
-          <w:rFonts w:ascii="맑은 고딕" w:hAnsi="맑은 고딕" w:eastAsia="맑은 고딕"/>
-          <w:b w:val="0"/>
-          <w:sz w:val="17"/>
-          <w:u w:val="none"/>
-        </w:rPr>
-        <w:t>① The writer agrees with the common view that emotions work against rational thought.</w:t>
-      </w:r>
-    </w:p>
-    <w:p>
-      <w:pPr>
-        <w:spacing w:before="0" w:after="0" w:line="269" w:lineRule="auto"/>
-        <w:ind w:left="180" w:hanging="180"/>
-        <w:snapToGrid w:val="0"/>
-      </w:pPr>
-      <w:r>
-        <w:rPr>
-          <w:rFonts w:ascii="맑은 고딕" w:hAnsi="맑은 고딕" w:eastAsia="맑은 고딕"/>
-          <w:b w:val="0"/>
-          <w:sz w:val="17"/>
-          <w:u w:val="none"/>
-        </w:rPr>
-        <w:t>② The way we think about a situation affects the emotions we feel.</w:t>
-      </w:r>
-    </w:p>
-    <w:p>
-      <w:pPr>
-        <w:spacing w:before="0" w:after="0" w:line="269" w:lineRule="auto"/>
-        <w:ind w:left="180" w:hanging="180"/>
-        <w:snapToGrid w:val="0"/>
-      </w:pPr>
-      <w:r>
-        <w:rPr>
-          <w:rFonts w:ascii="맑은 고딕" w:hAnsi="맑은 고딕" w:eastAsia="맑은 고딕"/>
-          <w:b w:val="0"/>
-          <w:sz w:val="17"/>
-          <w:u w:val="none"/>
-        </w:rPr>
-        <w:t>③ Emotions can, in turn, influence the way we think.</w:t>
-      </w:r>
-    </w:p>
-    <w:p>
-      <w:pPr>
-        <w:spacing w:before="0" w:after="0" w:line="269" w:lineRule="auto"/>
-        <w:ind w:left="180" w:hanging="180"/>
-        <w:snapToGrid w:val="0"/>
-      </w:pPr>
-      <w:r>
-        <w:rPr>
-          <w:rFonts w:ascii="맑은 고딕" w:hAnsi="맑은 고딕" w:eastAsia="맑은 고딕"/>
-          <w:b w:val="0"/>
-          <w:sz w:val="17"/>
-          <w:u w:val="none"/>
-        </w:rPr>
-        <w:t>④ Feeling bad about a test performance can strengthen the belief that one is a poor test taker.</w:t>
-      </w:r>
-    </w:p>
-    <w:p>
-      <w:pPr>
-        <w:spacing w:before="0" w:after="0" w:line="269" w:lineRule="auto"/>
-        <w:ind w:left="180" w:hanging="180"/>
-        <w:snapToGrid w:val="0"/>
-      </w:pPr>
-      <w:r>
-        <w:rPr>
-          <w:rFonts w:ascii="맑은 고딕" w:hAnsi="맑은 고딕" w:eastAsia="맑은 고딕"/>
-          <w:b w:val="0"/>
-          <w:sz w:val="17"/>
-          <w:u w:val="none"/>
-        </w:rPr>
-        <w:t>⑤ Reinterpreting nervousness as excitement is offered as a way to manage emotions.</w:t>
-      </w:r>
-    </w:p>
-    <w:p>
-      <w:pPr>
-        <w:keepNext/>
-        <w:spacing w:before="80" w:after="20" w:line="276" w:lineRule="auto"/>
-        <w:snapToGrid w:val="0"/>
-      </w:pPr>
-      <w:r>
-        <w:rPr>
-          <w:rFonts w:ascii="맑은 고딕" w:hAnsi="맑은 고딕" w:eastAsia="맑은 고딕"/>
-          <w:b/>
-          <w:sz w:val="17"/>
-          <w:u w:val="none"/>
-        </w:rPr>
-        <w:t>33-5.</w:t>
-      </w:r>
-      <w:r>
-        <w:rPr>
-          <w:rFonts w:ascii="맑은 고딕" w:hAnsi="맑은 고딕" w:eastAsia="맑은 고딕"/>
-          <w:b w:val="0"/>
-          <w:sz w:val="17"/>
-          <w:u w:val="none"/>
-        </w:rPr>
-        <w:t xml:space="preserve"> [A]와 [B]를 읽고 이해한 것으로 가장 적절한 것은? [3.2점]</w:t>
-      </w:r>
-    </w:p>
-    <w:p>
-      <w:pPr>
-        <w:spacing w:before="0" w:after="60" w:line="288" w:lineRule="auto"/>
-        <w:ind w:left="40"/>
-        <w:snapToGrid w:val="0"/>
-        <w:pBdr>
-          <w:top w:val="single" w:sz="4" w:space="2" w:color="999999"/>
-          <w:left w:val="single" w:sz="4" w:space="2" w:color="999999"/>
-          <w:bottom w:val="single" w:sz="4" w:space="2" w:color="999999"/>
-          <w:right w:val="single" w:sz="4" w:space="2" w:color="999999"/>
-        </w:pBdr>
-        <w:shd w:val="clear" w:color="auto" w:fill="F6F3EA"/>
-      </w:pPr>
-      <w:r>
-        <w:rPr>
-          <w:rFonts w:ascii="맑은 고딕" w:hAnsi="맑은 고딕" w:eastAsia="맑은 고딕"/>
-          <w:b w:val="0"/>
-          <w:sz w:val="17"/>
-          <w:u w:val="none"/>
-        </w:rPr>
-        <w:t>[A] How we think about our circumstances shapes the emotions we experience; then those emotions echo back to influence how we think. For instance, if you walk into a test thinking you are bad at taking tests, your anxiety will be increased. Then you don’t feel good about your performance on the test, and that becomes evidence for continuing to think that you’re bad at test taking. This bi-directionality of cognition and emotion allows us to adjust difficult emotions by changing the way we think.</w:t>
-      </w:r>
-    </w:p>
-    <w:p>
-      <w:pPr>
-        <w:spacing w:before="0" w:after="60" w:line="288" w:lineRule="auto"/>
-        <w:ind w:left="40"/>
-        <w:snapToGrid w:val="0"/>
-        <w:pBdr>
-          <w:top w:val="single" w:sz="4" w:space="2" w:color="6B7FB8"/>
-          <w:left w:val="single" w:sz="4" w:space="2" w:color="6B7FB8"/>
-          <w:bottom w:val="single" w:sz="4" w:space="2" w:color="6B7FB8"/>
-          <w:right w:val="single" w:sz="4" w:space="2" w:color="6B7FB8"/>
-        </w:pBdr>
-        <w:shd w:val="clear" w:color="auto" w:fill="EEF2FF"/>
-      </w:pPr>
-      <w:r>
-        <w:rPr>
-          <w:rFonts w:ascii="맑은 고딕" w:hAnsi="맑은 고딕" w:eastAsia="맑은 고딕"/>
-          <w:b w:val="0"/>
-          <w:sz w:val="17"/>
-          <w:u w:val="none"/>
-        </w:rPr>
-        <w:t>[B] Before a big race, a runner who tells herself she always falls apart under pressure tends to tighten up, run poorly, and then take the poor result as proof that she cannot handle pressure. Coaches therefore teach athletes to rename the pounding heart before the start: not as fear, but as the body getting ready to perform. The physical feeling stays the same; what changes is the story the runner tells about it.</w:t>
-      </w:r>
-    </w:p>
-    <w:p>
-      <w:pPr>
-        <w:spacing w:before="0" w:after="0" w:line="269" w:lineRule="auto"/>
-        <w:ind w:left="180" w:hanging="180"/>
-        <w:snapToGrid w:val="0"/>
-      </w:pPr>
-      <w:r>
-        <w:rPr>
-          <w:rFonts w:ascii="맑은 고딕" w:hAnsi="맑은 고딕" w:eastAsia="맑은 고딕"/>
-          <w:b w:val="0"/>
-          <w:sz w:val="17"/>
-          <w:u w:val="none"/>
-        </w:rPr>
-        <w:t>① [A] argues that emotions cannot be changed, while [B] argues that they can.</w:t>
-      </w:r>
-    </w:p>
-    <w:p>
-      <w:pPr>
-        <w:spacing w:before="0" w:after="0" w:line="269" w:lineRule="auto"/>
-        <w:ind w:left="180" w:hanging="180"/>
-        <w:snapToGrid w:val="0"/>
-      </w:pPr>
-      <w:r>
-        <w:rPr>
-          <w:rFonts w:ascii="맑은 고딕" w:hAnsi="맑은 고딕" w:eastAsia="맑은 고딕"/>
-          <w:b w:val="0"/>
-          <w:sz w:val="17"/>
-          <w:u w:val="none"/>
-        </w:rPr>
-        <w:t>② Both texts suggest that physical sensations must be removed completely before a performance.</w:t>
-      </w:r>
-    </w:p>
-    <w:p>
-      <w:pPr>
-        <w:spacing w:before="0" w:after="0" w:line="269" w:lineRule="auto"/>
-        <w:ind w:left="180" w:hanging="180"/>
-        <w:snapToGrid w:val="0"/>
-      </w:pPr>
-      <w:r>
-        <w:rPr>
-          <w:rFonts w:ascii="맑은 고딕" w:hAnsi="맑은 고딕" w:eastAsia="맑은 고딕"/>
-          <w:b w:val="0"/>
-          <w:sz w:val="17"/>
-          <w:u w:val="none"/>
-        </w:rPr>
-        <w:t>③ Both texts show a loop between thoughts and feelings and suggest managing a feeling by changing how one interprets it.</w:t>
-      </w:r>
-    </w:p>
-    <w:p>
-      <w:pPr>
-        <w:spacing w:before="0" w:after="0" w:line="269" w:lineRule="auto"/>
-        <w:ind w:left="180" w:hanging="180"/>
-        <w:snapToGrid w:val="0"/>
-      </w:pPr>
-      <w:r>
-        <w:rPr>
-          <w:rFonts w:ascii="맑은 고딕" w:hAnsi="맑은 고딕" w:eastAsia="맑은 고딕"/>
-          <w:b w:val="0"/>
-          <w:sz w:val="17"/>
-          <w:u w:val="none"/>
-        </w:rPr>
-        <w:t>④ [B] claims that coaches should ignore athletes’ emotions altogether.</w:t>
-      </w:r>
-    </w:p>
-    <w:p>
-      <w:pPr>
-        <w:spacing w:before="0" w:after="0" w:line="269" w:lineRule="auto"/>
-        <w:ind w:left="180" w:hanging="180"/>
-        <w:snapToGrid w:val="0"/>
-      </w:pPr>
-      <w:r>
-        <w:rPr>
-          <w:rFonts w:ascii="맑은 고딕" w:hAnsi="맑은 고딕" w:eastAsia="맑은 고딕"/>
-          <w:b w:val="0"/>
-          <w:sz w:val="17"/>
-          <w:u w:val="none"/>
-        </w:rPr>
-        <w:t>⑤ [A] is about sports, while [B] is about school tests.</w:t>
-      </w:r>
-    </w:p>
-    <w:p>
-      <w:pPr>
-        <w:keepNext/>
-        <w:spacing w:before="80" w:after="20" w:line="276" w:lineRule="auto"/>
-        <w:snapToGrid w:val="0"/>
-      </w:pPr>
-      <w:r>
-        <w:rPr>
-          <w:rFonts w:ascii="맑은 고딕" w:hAnsi="맑은 고딕" w:eastAsia="맑은 고딕"/>
-          <w:b/>
-          <w:sz w:val="17"/>
-          <w:u w:val="none"/>
-        </w:rPr>
-        <w:t>33-6.</w:t>
-      </w:r>
-      <w:r>
-        <w:rPr>
-          <w:rFonts w:ascii="맑은 고딕" w:hAnsi="맑은 고딕" w:eastAsia="맑은 고딕"/>
-          <w:b w:val="0"/>
-          <w:sz w:val="17"/>
-          <w:u w:val="none"/>
-        </w:rPr>
-        <w:t xml:space="preserve"> 다음 빈칸에 들어갈 말로 가장 적절한 것은? [2.9점]</w:t>
-      </w:r>
-    </w:p>
-    <w:p>
-      <w:pPr>
-        <w:spacing w:before="0" w:after="60" w:line="288" w:lineRule="auto"/>
-        <w:ind w:left="40"/>
-        <w:snapToGrid w:val="0"/>
-        <w:pBdr>
-          <w:top w:val="single" w:sz="4" w:space="2" w:color="999999"/>
-          <w:left w:val="single" w:sz="4" w:space="2" w:color="999999"/>
-          <w:bottom w:val="single" w:sz="4" w:space="2" w:color="999999"/>
-          <w:right w:val="single" w:sz="4" w:space="2" w:color="999999"/>
-        </w:pBdr>
-        <w:shd w:val="clear" w:color="auto" w:fill="F6F3EA"/>
-      </w:pPr>
-      <w:r>
-        <w:rPr>
-          <w:rFonts w:ascii="맑은 고딕" w:hAnsi="맑은 고딕" w:eastAsia="맑은 고딕"/>
-          <w:b w:val="0"/>
-          <w:sz w:val="17"/>
-          <w:u w:val="none"/>
-        </w:rPr>
-        <w:t>Despite the cultural trope depicting emotions as the opposite of rational thought, cognition — what we commonly refer to as thinking — is actually a key building block of emotion. How we think about our circumstances shapes the emotions we experience; then those emotions echo back to influence how we think. For instance, if you walk into a test thinking you are bad at taking tests, your anxiety will be increased. Then you don’t feel good about your performance on the test, and that becomes evidence for continuing to think that you’re bad at test taking. In this way there’s simply no ________________________. This bi-directionality of cognition and emotion allows us to adjust difficult emotions by changing the way we think. By thinking differently — I get nervous sometimes, but I’m still a good test taker, or that nervous feeling is just excitement and anticipation, it means I’m ready — you can work those pathways to your advantage.</w:t>
-      </w:r>
-    </w:p>
-    <w:p>
-      <w:pPr>
-        <w:spacing w:before="0" w:after="0" w:line="269" w:lineRule="auto"/>
-        <w:ind w:left="180" w:hanging="180"/>
-        <w:snapToGrid w:val="0"/>
-      </w:pPr>
-      <w:r>
-        <w:rPr>
-          <w:rFonts w:ascii="맑은 고딕" w:hAnsi="맑은 고딕" w:eastAsia="맑은 고딕"/>
-          <w:b w:val="0"/>
-          <w:sz w:val="17"/>
-          <w:u w:val="none"/>
-        </w:rPr>
-        <w:t>① controlling our anxiety before a test</w:t>
-      </w:r>
-    </w:p>
-    <w:p>
-      <w:pPr>
-        <w:spacing w:before="0" w:after="0" w:line="269" w:lineRule="auto"/>
-        <w:ind w:left="180" w:hanging="180"/>
-        <w:snapToGrid w:val="0"/>
-      </w:pPr>
-      <w:r>
-        <w:rPr>
-          <w:rFonts w:ascii="맑은 고딕" w:hAnsi="맑은 고딕" w:eastAsia="맑은 고딕"/>
-          <w:b w:val="0"/>
-          <w:sz w:val="17"/>
-          <w:u w:val="none"/>
-        </w:rPr>
-        <w:t>② pulling emotion and cognition apart</w:t>
-      </w:r>
-    </w:p>
-    <w:p>
-      <w:pPr>
-        <w:spacing w:before="0" w:after="0" w:line="269" w:lineRule="auto"/>
-        <w:ind w:left="180" w:hanging="180"/>
-        <w:snapToGrid w:val="0"/>
-      </w:pPr>
-      <w:r>
-        <w:rPr>
-          <w:rFonts w:ascii="맑은 고딕" w:hAnsi="맑은 고딕" w:eastAsia="맑은 고딕"/>
-          <w:b w:val="0"/>
-          <w:sz w:val="17"/>
-          <w:u w:val="none"/>
-        </w:rPr>
-        <w:t>③ escaping the cultural trope about emotions</w:t>
-      </w:r>
-    </w:p>
-    <w:p>
-      <w:pPr>
-        <w:spacing w:before="0" w:after="0" w:line="269" w:lineRule="auto"/>
-        <w:ind w:left="180" w:hanging="180"/>
-        <w:snapToGrid w:val="0"/>
-      </w:pPr>
-      <w:r>
-        <w:rPr>
-          <w:rFonts w:ascii="맑은 고딕" w:hAnsi="맑은 고딕" w:eastAsia="맑은 고딕"/>
-          <w:b w:val="0"/>
-          <w:sz w:val="17"/>
-          <w:u w:val="none"/>
-        </w:rPr>
-        <w:t>④ measuring how well we really think</w:t>
-      </w:r>
-    </w:p>
-    <w:p>
-      <w:pPr>
-        <w:spacing w:before="0" w:after="0" w:line="269" w:lineRule="auto"/>
-        <w:ind w:left="180" w:hanging="180"/>
-        <w:snapToGrid w:val="0"/>
-      </w:pPr>
-      <w:r>
-        <w:rPr>
-          <w:rFonts w:ascii="맑은 고딕" w:hAnsi="맑은 고딕" w:eastAsia="맑은 고딕"/>
-          <w:b w:val="0"/>
-          <w:sz w:val="17"/>
-          <w:u w:val="none"/>
-        </w:rPr>
-        <w:t>⑤ feeling nervous during an exam</w:t>
-      </w:r>
-    </w:p>
-    <w:p>
-      <w:pPr>
-        <w:keepNext/>
-        <w:spacing w:before="80" w:after="20" w:line="276" w:lineRule="auto"/>
-        <w:snapToGrid w:val="0"/>
-      </w:pPr>
-      <w:r>
-        <w:rPr>
-          <w:rFonts w:ascii="맑은 고딕" w:hAnsi="맑은 고딕" w:eastAsia="맑은 고딕"/>
-          <w:b/>
-          <w:sz w:val="17"/>
-          <w:u w:val="none"/>
-        </w:rPr>
-        <w:t>33-7.</w:t>
-      </w:r>
-      <w:r>
-        <w:rPr>
-          <w:rFonts w:ascii="맑은 고딕" w:hAnsi="맑은 고딕" w:eastAsia="맑은 고딕"/>
-          <w:b w:val="0"/>
-          <w:sz w:val="17"/>
-          <w:u w:val="none"/>
-        </w:rPr>
-        <w:t xml:space="preserve"> 다음 글에서 전체 흐름과 관계 </w:t>
-      </w:r>
-      <w:r>
-        <w:rPr>
-          <w:rFonts w:ascii="맑은 고딕" w:hAnsi="맑은 고딕" w:eastAsia="맑은 고딕"/>
-          <w:b w:val="0"/>
-          <w:sz w:val="17"/>
-          <w:u w:val="single"/>
-        </w:rPr>
-        <w:t>없는</w:t>
-      </w:r>
-      <w:r>
-        <w:rPr>
-          <w:rFonts w:ascii="맑은 고딕" w:hAnsi="맑은 고딕" w:eastAsia="맑은 고딕"/>
-          <w:b w:val="0"/>
-          <w:sz w:val="17"/>
-          <w:u w:val="none"/>
-        </w:rPr>
-        <w:t xml:space="preserve"> 문장은? [3.0점]</w:t>
-      </w:r>
-    </w:p>
-    <w:p>
-      <w:pPr>
-        <w:spacing w:before="0" w:after="60" w:line="288" w:lineRule="auto"/>
-        <w:ind w:left="40"/>
-        <w:snapToGrid w:val="0"/>
-        <w:pBdr>
-          <w:top w:val="single" w:sz="4" w:space="2" w:color="999999"/>
-          <w:left w:val="single" w:sz="4" w:space="2" w:color="999999"/>
-          <w:bottom w:val="single" w:sz="4" w:space="2" w:color="999999"/>
-          <w:right w:val="single" w:sz="4" w:space="2" w:color="999999"/>
-        </w:pBdr>
-        <w:shd w:val="clear" w:color="auto" w:fill="F6F3EA"/>
-      </w:pPr>
-      <w:r>
-        <w:rPr>
-          <w:rFonts w:ascii="맑은 고딕" w:hAnsi="맑은 고딕" w:eastAsia="맑은 고딕"/>
-          <w:b w:val="0"/>
-          <w:sz w:val="17"/>
-          <w:u w:val="none"/>
-        </w:rPr>
-        <w:t>Despite the cultural trope depicting emotions as the opposite of rational thought, cognition — what we commonly refer to as thinking — is actually a key building block of emotion. ① How we think about our circumstances shapes the emotions we experience; then those emotions echo back to influence how we think. ② For instance, if you walk into a test thinking you are bad at taking tests, your anxiety will be increased. ③ Then you don’t feel good about your performance on the test, and that becomes evidence for continuing to think that you’re bad at test taking. ④ In this way there’s simply no pulling emotion and cognition apart. ⑤ Many schools now allow students to retake tests in order to improve their final grades. This bi-directionality of cognition and emotion allows us to adjust difficult emotions by changing the way we think.</w:t>
-      </w:r>
-    </w:p>
-    <w:p>
-      <w:pPr>
-        <w:spacing w:before="0" w:after="20" w:line="276" w:lineRule="auto"/>
-        <w:ind w:left="80"/>
-        <w:snapToGrid w:val="0"/>
-      </w:pPr>
-      <w:r>
-        <w:rPr>
-          <w:rFonts w:ascii="맑은 고딕" w:hAnsi="맑은 고딕" w:eastAsia="맑은 고딕"/>
-          <w:b w:val="0"/>
-          <w:sz w:val="17"/>
-          <w:u w:val="none"/>
-        </w:rPr>
-        <w:t>① ①    ② ②    ③ ③    ④ ④    ⑤ ⑤</w:t>
-      </w:r>
-    </w:p>
-    <w:p>
-      <w:pPr>
-        <w:keepNext/>
-        <w:spacing w:before="80" w:after="40" w:line="276" w:lineRule="auto"/>
-        <w:snapToGrid w:val="0"/>
-        <w:shd w:val="clear" w:color="auto" w:fill="8A3A12"/>
-      </w:pPr>
-      <w:r>
-        <w:rPr>
-          <w:rFonts w:ascii="맑은 고딕" w:hAnsi="맑은 고딕" w:eastAsia="맑은 고딕"/>
-          <w:b/>
-          <w:color w:val="FFFFFF"/>
-          <w:sz w:val="17"/>
-          <w:u w:val="none"/>
-        </w:rPr>
-        <w:t>서답형  33-서1 ~ 33-서2</w:t>
-      </w:r>
-    </w:p>
-    <w:p>
-      <w:pPr>
-        <w:keepNext/>
-        <w:spacing w:before="80" w:after="20" w:line="276" w:lineRule="auto"/>
-        <w:snapToGrid w:val="0"/>
-      </w:pPr>
-      <w:r>
-        <w:rPr>
-          <w:rFonts w:ascii="맑은 고딕" w:hAnsi="맑은 고딕" w:eastAsia="맑은 고딕"/>
-          <w:b/>
-          <w:sz w:val="17"/>
-          <w:u w:val="none"/>
-        </w:rPr>
-        <w:t>33-서1.</w:t>
-      </w:r>
-      <w:r>
-        <w:rPr>
-          <w:rFonts w:ascii="맑은 고딕" w:hAnsi="맑은 고딕" w:eastAsia="맑은 고딕"/>
-          <w:b w:val="0"/>
-          <w:sz w:val="17"/>
-          <w:u w:val="none"/>
-        </w:rPr>
-        <w:t xml:space="preserve"> 다음 글의 내용을 요약하고자 한다. 빈칸 (1)~(3)에 들어갈 말을 본문에서 찾아 </w:t>
-      </w:r>
-      <w:r>
-        <w:rPr>
-          <w:rFonts w:ascii="맑은 고딕" w:hAnsi="맑은 고딕" w:eastAsia="맑은 고딕"/>
-          <w:b w:val="0"/>
-          <w:sz w:val="17"/>
-          <w:u w:val="single"/>
-        </w:rPr>
-        <w:t>반드시 변형하여</w:t>
-      </w:r>
-      <w:r>
-        <w:rPr>
-          <w:rFonts w:ascii="맑은 고딕" w:hAnsi="맑은 고딕" w:eastAsia="맑은 고딕"/>
-          <w:b w:val="0"/>
-          <w:sz w:val="17"/>
-          <w:u w:val="none"/>
-        </w:rPr>
-        <w:t xml:space="preserve"> 쓰시오. (한 칸에 한 단어) [각 1점, 총 3점] [3.0점]</w:t>
-      </w:r>
-    </w:p>
-    <w:p>
-      <w:pPr>
-        <w:spacing w:before="0" w:after="60" w:line="288" w:lineRule="auto"/>
-        <w:ind w:left="40"/>
-        <w:snapToGrid w:val="0"/>
-        <w:pBdr>
-          <w:top w:val="single" w:sz="4" w:space="2" w:color="999999"/>
-          <w:left w:val="single" w:sz="4" w:space="2" w:color="999999"/>
-          <w:bottom w:val="single" w:sz="4" w:space="2" w:color="999999"/>
-          <w:right w:val="single" w:sz="4" w:space="2" w:color="999999"/>
-        </w:pBdr>
-        <w:shd w:val="clear" w:color="auto" w:fill="F6F3EA"/>
-      </w:pPr>
-      <w:r>
-        <w:rPr>
-          <w:rFonts w:ascii="맑은 고딕" w:hAnsi="맑은 고딕" w:eastAsia="맑은 고딕"/>
-          <w:b w:val="0"/>
-          <w:sz w:val="17"/>
-          <w:u w:val="none"/>
-        </w:rPr>
-        <w:t>Despite the cultural trope depicting emotions as the opposite of rational thought, cognition — what we commonly refer to as thinking — is actually a key building block of emotion. How we think about our circumstances shapes the emotions we experience; then those emotions echo back to influence how we think. For instance, if you walk into a test thinking you are bad at taking tests, your anxiety will be increased. Then you don’t feel good about your performance on the test, and that becomes evidence for continuing to think that you’re bad at test taking. In this way there’s simply no pulling emotion and cognition apart. This bi-directionality of cognition and emotion allows us to adjust difficult emotions by changing the way we think. By thinking differently — I get nervous sometimes, but I’m still a good test taker, or that nervous feeling is just excitement and anticipation, it means I’m ready — you can work those pathways to your advantage.</w:t>
-      </w:r>
-    </w:p>
-    <w:p>
-      <w:pPr>
-        <w:spacing w:before="0" w:after="60" w:line="288" w:lineRule="auto"/>
-        <w:ind w:left="40"/>
-        <w:snapToGrid w:val="0"/>
-        <w:pBdr>
-          <w:top w:val="single" w:sz="4" w:space="2" w:color="C99B4E"/>
-          <w:left w:val="single" w:sz="4" w:space="2" w:color="C99B4E"/>
-          <w:bottom w:val="single" w:sz="4" w:space="2" w:color="C99B4E"/>
-          <w:right w:val="single" w:sz="4" w:space="2" w:color="C99B4E"/>
-        </w:pBdr>
-        <w:shd w:val="clear" w:color="auto" w:fill="FFF8E1"/>
-      </w:pPr>
-      <w:r>
-        <w:rPr>
-          <w:rFonts w:ascii="맑은 고딕" w:hAnsi="맑은 고딕" w:eastAsia="맑은 고딕"/>
-          <w:b w:val="0"/>
-          <w:sz w:val="17"/>
-          <w:u w:val="none"/>
-        </w:rPr>
-        <w:t>Our thoughts and (1) ________ states shape each other, so when we feel (2) ________ before a test, viewing the feeling as excitement can turn it into an (3) ________ one.</w:t>
-      </w:r>
-    </w:p>
-    <w:p>
-      <w:pPr>
-        <w:spacing w:before="0" w:after="0" w:line="288" w:lineRule="auto"/>
-        <w:ind w:left="40"/>
-        <w:snapToGrid w:val="0"/>
-        <w:pBdr>
-          <w:top w:val="single" w:sz="4" w:space="2" w:color="9B6BD0"/>
-          <w:left w:val="single" w:sz="4" w:space="2" w:color="9B6BD0"/>
-          <w:bottom w:val="single" w:sz="4" w:space="2" w:color="9B6BD0"/>
-          <w:right w:val="single" w:sz="4" w:space="2" w:color="9B6BD0"/>
-        </w:pBdr>
-        <w:shd w:val="clear" w:color="auto" w:fill="FAF5FF"/>
-      </w:pPr>
-      <w:r>
-        <w:rPr>
-          <w:rFonts w:ascii="맑은 고딕" w:hAnsi="맑은 고딕" w:eastAsia="맑은 고딕"/>
-          <w:b/>
-          <w:sz w:val="17"/>
-          <w:u w:val="none"/>
-        </w:rPr>
-        <w:t>&lt;조 건&gt;</w:t>
-      </w:r>
-    </w:p>
-    <w:p>
-      <w:pPr>
-        <w:spacing w:before="0" w:after="0" w:line="288" w:lineRule="auto"/>
-        <w:ind w:left="40"/>
-        <w:snapToGrid w:val="0"/>
-        <w:pBdr>
-          <w:top w:val="single" w:sz="4" w:space="2" w:color="9B6BD0"/>
-          <w:left w:val="single" w:sz="4" w:space="2" w:color="9B6BD0"/>
-          <w:bottom w:val="single" w:sz="4" w:space="2" w:color="9B6BD0"/>
-          <w:right w:val="single" w:sz="4" w:space="2" w:color="9B6BD0"/>
-        </w:pBdr>
-        <w:shd w:val="clear" w:color="auto" w:fill="FAF5FF"/>
-      </w:pPr>
-      <w:r>
-        <w:rPr>
-          <w:rFonts w:ascii="맑은 고딕" w:hAnsi="맑은 고딕" w:eastAsia="맑은 고딕"/>
-          <w:b w:val="0"/>
-          <w:sz w:val="17"/>
-          <w:u w:val="none"/>
-        </w:rPr>
-        <w:t>1. 본문의 단어를 반드시 변형(품사·어형)하여 쓸 것 — 본문 형태 그대로 쓰면 0점</w:t>
-      </w:r>
-    </w:p>
-    <w:p>
-      <w:pPr>
-        <w:spacing w:before="0" w:after="60" w:line="288" w:lineRule="auto"/>
-        <w:ind w:left="40"/>
-        <w:snapToGrid w:val="0"/>
-        <w:pBdr>
-          <w:top w:val="single" w:sz="4" w:space="2" w:color="9B6BD0"/>
-          <w:left w:val="single" w:sz="4" w:space="2" w:color="9B6BD0"/>
-          <w:bottom w:val="single" w:sz="4" w:space="2" w:color="9B6BD0"/>
-          <w:right w:val="single" w:sz="4" w:space="2" w:color="9B6BD0"/>
-        </w:pBdr>
-        <w:shd w:val="clear" w:color="auto" w:fill="FAF5FF"/>
-      </w:pPr>
-      <w:r>
-        <w:rPr>
-          <w:rFonts w:ascii="맑은 고딕" w:hAnsi="맑은 고딕" w:eastAsia="맑은 고딕"/>
-          <w:b w:val="0"/>
-          <w:sz w:val="17"/>
-          <w:u w:val="none"/>
-        </w:rPr>
-        <w:t>2. 답안지에 소문항 번호를 정확하게 기입할 것  예) 1-(1) 1-(2) 1-(3)</w:t>
-      </w:r>
-    </w:p>
-    <w:p>
-      <w:pPr>
-        <w:spacing w:before="0" w:after="40" w:line="360" w:lineRule="auto"/>
-        <w:snapToGrid w:val="0"/>
-      </w:pPr>
-      <w:r>
-        <w:rPr>
-          <w:rFonts w:ascii="맑은 고딕" w:hAnsi="맑은 고딕" w:eastAsia="맑은 고딕"/>
-          <w:b w:val="0"/>
-          <w:sz w:val="17"/>
-          <w:u w:val="none"/>
-        </w:rPr>
-        <w:t>(1) ______________   (2) ______________   (3) ______________</w:t>
-      </w:r>
-    </w:p>
-    <w:p>
-      <w:pPr>
-        <w:keepNext/>
-        <w:spacing w:before="80" w:after="20" w:line="276" w:lineRule="auto"/>
-        <w:snapToGrid w:val="0"/>
-      </w:pPr>
-      <w:r>
-        <w:rPr>
-          <w:rFonts w:ascii="맑은 고딕" w:hAnsi="맑은 고딕" w:eastAsia="맑은 고딕"/>
-          <w:b/>
-          <w:sz w:val="17"/>
-          <w:u w:val="none"/>
-        </w:rPr>
-        <w:t>33-서2.</w:t>
-      </w:r>
-      <w:r>
-        <w:rPr>
-          <w:rFonts w:ascii="맑은 고딕" w:hAnsi="맑은 고딕" w:eastAsia="맑은 고딕"/>
-          <w:b w:val="0"/>
-          <w:sz w:val="17"/>
-          <w:u w:val="none"/>
-        </w:rPr>
-        <w:t xml:space="preserve"> 다음 글의 밑줄 친 부분과 같은 뜻이 되도록 &lt;보기&gt;의 표현을 모두 사용하여 &lt;조건&gt;에 맞게 영작하시오. [3점] [3.0점]</w:t>
-      </w:r>
-    </w:p>
-    <w:p>
-      <w:pPr>
-        <w:spacing w:before="0" w:after="60" w:line="288" w:lineRule="auto"/>
-        <w:ind w:left="40"/>
-        <w:snapToGrid w:val="0"/>
-        <w:pBdr>
-          <w:top w:val="single" w:sz="4" w:space="2" w:color="999999"/>
-          <w:left w:val="single" w:sz="4" w:space="2" w:color="999999"/>
-          <w:bottom w:val="single" w:sz="4" w:space="2" w:color="999999"/>
-          <w:right w:val="single" w:sz="4" w:space="2" w:color="999999"/>
-        </w:pBdr>
-        <w:shd w:val="clear" w:color="auto" w:fill="F6F3EA"/>
-      </w:pPr>
-      <w:r>
-        <w:rPr>
-          <w:rFonts w:ascii="맑은 고딕" w:hAnsi="맑은 고딕" w:eastAsia="맑은 고딕"/>
-          <w:b w:val="0"/>
-          <w:sz w:val="17"/>
-          <w:u w:val="single"/>
-        </w:rPr>
-        <w:t>How we think about our circumstances shapes the emotions we experience</w:t>
-      </w:r>
-      <w:r>
-        <w:rPr>
-          <w:rFonts w:ascii="맑은 고딕" w:hAnsi="맑은 고딕" w:eastAsia="맑은 고딕"/>
-          <w:b w:val="0"/>
-          <w:sz w:val="17"/>
-          <w:u w:val="none"/>
-        </w:rPr>
-        <w:t>; then those emotions echo back to influence how we think.</w:t>
-      </w:r>
-    </w:p>
-    <w:p>
-      <w:pPr>
-        <w:spacing w:before="0" w:after="60" w:line="288" w:lineRule="auto"/>
-        <w:ind w:left="40"/>
-        <w:snapToGrid w:val="0"/>
-        <w:pBdr>
-          <w:top w:val="single" w:sz="4" w:space="2" w:color="9B6BD0"/>
-          <w:left w:val="single" w:sz="4" w:space="2" w:color="9B6BD0"/>
-          <w:bottom w:val="single" w:sz="4" w:space="2" w:color="9B6BD0"/>
-          <w:right w:val="single" w:sz="4" w:space="2" w:color="9B6BD0"/>
-        </w:pBdr>
-        <w:shd w:val="clear" w:color="auto" w:fill="FAF5FF"/>
-      </w:pPr>
-      <w:r>
-        <w:rPr>
-          <w:rFonts w:ascii="맑은 고딕" w:hAnsi="맑은 고딕" w:eastAsia="맑은 고딕"/>
-          <w:b/>
-          <w:sz w:val="17"/>
-          <w:u w:val="none"/>
-        </w:rPr>
-        <w:t>&lt;보 기&gt;</w:t>
-      </w:r>
-      <w:r>
-        <w:rPr>
-          <w:rFonts w:ascii="맑은 고딕" w:hAnsi="맑은 고딕" w:eastAsia="맑은 고딕"/>
-          <w:b w:val="0"/>
-          <w:sz w:val="17"/>
-          <w:u w:val="none"/>
-        </w:rPr>
-        <w:t xml:space="preserve"> the emotions / we / experience / be / shape / by / how / we / think about / our circumstances</w:t>
-      </w:r>
-    </w:p>
-    <w:p>
-      <w:pPr>
-        <w:spacing w:before="0" w:after="0" w:line="288" w:lineRule="auto"/>
-        <w:ind w:left="40"/>
-        <w:snapToGrid w:val="0"/>
-        <w:pBdr>
-          <w:top w:val="single" w:sz="4" w:space="2" w:color="9B6BD0"/>
-          <w:left w:val="single" w:sz="4" w:space="2" w:color="9B6BD0"/>
-          <w:bottom w:val="single" w:sz="4" w:space="2" w:color="9B6BD0"/>
-          <w:right w:val="single" w:sz="4" w:space="2" w:color="9B6BD0"/>
-        </w:pBdr>
-        <w:shd w:val="clear" w:color="auto" w:fill="FAF5FF"/>
-      </w:pPr>
-      <w:r>
-        <w:rPr>
-          <w:rFonts w:ascii="맑은 고딕" w:hAnsi="맑은 고딕" w:eastAsia="맑은 고딕"/>
-          <w:b/>
-          <w:sz w:val="17"/>
-          <w:u w:val="none"/>
-        </w:rPr>
-        <w:t>&lt;조 건&gt;</w:t>
-      </w:r>
-    </w:p>
-    <w:p>
-      <w:pPr>
-        <w:spacing w:before="0" w:after="0" w:line="288" w:lineRule="auto"/>
-        <w:ind w:left="40"/>
-        <w:snapToGrid w:val="0"/>
-        <w:pBdr>
-          <w:top w:val="single" w:sz="4" w:space="2" w:color="9B6BD0"/>
-          <w:left w:val="single" w:sz="4" w:space="2" w:color="9B6BD0"/>
-          <w:bottom w:val="single" w:sz="4" w:space="2" w:color="9B6BD0"/>
-          <w:right w:val="single" w:sz="4" w:space="2" w:color="9B6BD0"/>
-        </w:pBdr>
-        <w:shd w:val="clear" w:color="auto" w:fill="FAF5FF"/>
-      </w:pPr>
-      <w:r>
-        <w:rPr>
-          <w:rFonts w:ascii="맑은 고딕" w:hAnsi="맑은 고딕" w:eastAsia="맑은 고딕"/>
-          <w:b w:val="0"/>
-          <w:sz w:val="17"/>
-          <w:u w:val="none"/>
-        </w:rPr>
-        <w:t>1. &lt;보기&gt;의 표현을 모두 한 번씩만 사용하고 다른 단어를 추가하지 말 것</w:t>
-      </w:r>
-    </w:p>
-    <w:p>
-      <w:pPr>
-        <w:spacing w:before="0" w:after="0" w:line="288" w:lineRule="auto"/>
-        <w:ind w:left="40"/>
-        <w:snapToGrid w:val="0"/>
-        <w:pBdr>
-          <w:top w:val="single" w:sz="4" w:space="2" w:color="9B6BD0"/>
-          <w:left w:val="single" w:sz="4" w:space="2" w:color="9B6BD0"/>
-          <w:bottom w:val="single" w:sz="4" w:space="2" w:color="9B6BD0"/>
-          <w:right w:val="single" w:sz="4" w:space="2" w:color="9B6BD0"/>
-        </w:pBdr>
-        <w:shd w:val="clear" w:color="auto" w:fill="FAF5FF"/>
-      </w:pPr>
-      <w:r>
-        <w:rPr>
-          <w:rFonts w:ascii="맑은 고딕" w:hAnsi="맑은 고딕" w:eastAsia="맑은 고딕"/>
-          <w:b w:val="0"/>
-          <w:sz w:val="17"/>
-          <w:u w:val="none"/>
-        </w:rPr>
-        <w:t>2. &lt;보기&gt;의 동사 중 2개는 문맥에 맞게 어형을 바꿀 것</w:t>
-      </w:r>
-    </w:p>
-    <w:p>
-      <w:pPr>
-        <w:spacing w:before="0" w:after="0" w:line="288" w:lineRule="auto"/>
-        <w:ind w:left="40"/>
-        <w:snapToGrid w:val="0"/>
-        <w:pBdr>
-          <w:top w:val="single" w:sz="4" w:space="2" w:color="9B6BD0"/>
-          <w:left w:val="single" w:sz="4" w:space="2" w:color="9B6BD0"/>
-          <w:bottom w:val="single" w:sz="4" w:space="2" w:color="9B6BD0"/>
-          <w:right w:val="single" w:sz="4" w:space="2" w:color="9B6BD0"/>
-        </w:pBdr>
-        <w:shd w:val="clear" w:color="auto" w:fill="FAF5FF"/>
-      </w:pPr>
-      <w:r>
-        <w:rPr>
-          <w:rFonts w:ascii="맑은 고딕" w:hAnsi="맑은 고딕" w:eastAsia="맑은 고딕"/>
-          <w:b w:val="0"/>
-          <w:sz w:val="17"/>
-          <w:u w:val="none"/>
-        </w:rPr>
-        <w:t>3. ‘The emotions’를 주어로 하는 수동태 문장으로 쓸 것</w:t>
-      </w:r>
-    </w:p>
-    <w:p>
-      <w:pPr>
-        <w:spacing w:before="0" w:after="0" w:line="288" w:lineRule="auto"/>
-        <w:ind w:left="40"/>
-        <w:snapToGrid w:val="0"/>
-        <w:pBdr>
-          <w:top w:val="single" w:sz="4" w:space="2" w:color="9B6BD0"/>
-          <w:left w:val="single" w:sz="4" w:space="2" w:color="9B6BD0"/>
-          <w:bottom w:val="single" w:sz="4" w:space="2" w:color="9B6BD0"/>
-          <w:right w:val="single" w:sz="4" w:space="2" w:color="9B6BD0"/>
-        </w:pBdr>
-        <w:shd w:val="clear" w:color="auto" w:fill="FAF5FF"/>
-      </w:pPr>
-      <w:r>
-        <w:rPr>
-          <w:rFonts w:ascii="맑은 고딕" w:hAnsi="맑은 고딕" w:eastAsia="맑은 고딕"/>
-          <w:b w:val="0"/>
-          <w:sz w:val="17"/>
-          <w:u w:val="none"/>
-        </w:rPr>
-        <w:t>4. 총 13단어로 쓸 것</w:t>
-      </w:r>
-    </w:p>
-    <w:p>
-      <w:pPr>
-        <w:spacing w:before="0" w:after="60" w:line="288" w:lineRule="auto"/>
-        <w:ind w:left="40"/>
-        <w:snapToGrid w:val="0"/>
-        <w:pBdr>
-          <w:top w:val="single" w:sz="4" w:space="2" w:color="9B6BD0"/>
-          <w:left w:val="single" w:sz="4" w:space="2" w:color="9B6BD0"/>
-          <w:bottom w:val="single" w:sz="4" w:space="2" w:color="9B6BD0"/>
-          <w:right w:val="single" w:sz="4" w:space="2" w:color="9B6BD0"/>
-        </w:pBdr>
-        <w:shd w:val="clear" w:color="auto" w:fill="FAF5FF"/>
-      </w:pPr>
-      <w:r>
-        <w:rPr>
-          <w:rFonts w:ascii="맑은 고딕" w:hAnsi="맑은 고딕" w:eastAsia="맑은 고딕"/>
-          <w:b w:val="0"/>
-          <w:sz w:val="17"/>
-          <w:u w:val="none"/>
-        </w:rPr>
-        <w:t>5. 답안지에 소문항 번호를 정확하게 기입할 것</w:t>
-      </w:r>
-    </w:p>
-    <w:p>
-      <w:pPr>
-        <w:spacing w:before="0" w:after="40" w:line="360" w:lineRule="auto"/>
-        <w:snapToGrid w:val="0"/>
-      </w:pPr>
-      <w:r>
-        <w:rPr>
-          <w:rFonts w:ascii="맑은 고딕" w:hAnsi="맑은 고딕" w:eastAsia="맑은 고딕"/>
-          <w:b w:val="0"/>
-          <w:sz w:val="17"/>
-          <w:u w:val="none"/>
-        </w:rPr>
-        <w:t>⇒ ______________________________________________________________ .</w:t>
-      </w:r>
-    </w:p>
-    <w:p>
-      <w:pPr>
-        <w:keepNext/>
-        <w:spacing w:before="80" w:after="40" w:line="276" w:lineRule="auto"/>
-        <w:snapToGrid w:val="0"/>
-        <w:shd w:val="clear" w:color="auto" w:fill="6B21A8"/>
-      </w:pPr>
-      <w:r>
-        <w:rPr>
-          <w:rFonts w:ascii="맑은 고딕" w:hAnsi="맑은 고딕" w:eastAsia="맑은 고딕"/>
-          <w:b/>
-          <w:color w:val="FFFFFF"/>
-          <w:sz w:val="17"/>
-          <w:u w:val="none"/>
-        </w:rPr>
-        <w:t>[지문 구조]  ※ 앞 문항을 모두 푼 뒤에 풀 것</w:t>
-      </w:r>
-    </w:p>
-    <w:p>
-      <w:pPr>
-        <w:keepNext/>
-        <w:spacing w:before="80" w:after="20" w:line="276" w:lineRule="auto"/>
-        <w:snapToGrid w:val="0"/>
-      </w:pPr>
-      <w:r>
-        <w:rPr>
-          <w:rFonts w:ascii="맑은 고딕" w:hAnsi="맑은 고딕" w:eastAsia="맑은 고딕"/>
-          <w:b/>
-          <w:sz w:val="17"/>
-          <w:u w:val="none"/>
-        </w:rPr>
-        <w:t>33-8.</w:t>
-      </w:r>
-      <w:r>
-        <w:rPr>
-          <w:rFonts w:ascii="맑은 고딕" w:hAnsi="맑은 고딕" w:eastAsia="맑은 고딕"/>
-          <w:b w:val="0"/>
-          <w:sz w:val="17"/>
-          <w:u w:val="none"/>
-        </w:rPr>
-        <w:t xml:space="preserve"> 글의 흐름으로 보아, 주어진 문장이 들어가기에 가장 적절한 곳은? [2.7점]</w:t>
-      </w:r>
-    </w:p>
-    <w:p>
-      <w:pPr>
-        <w:spacing w:before="0" w:after="60" w:line="288" w:lineRule="auto"/>
-        <w:ind w:left="40"/>
-        <w:snapToGrid w:val="0"/>
-        <w:pBdr>
-          <w:top w:val="single" w:sz="4" w:space="2" w:color="C99B4E"/>
-          <w:left w:val="single" w:sz="4" w:space="2" w:color="C99B4E"/>
-          <w:bottom w:val="single" w:sz="4" w:space="2" w:color="C99B4E"/>
-          <w:right w:val="single" w:sz="4" w:space="2" w:color="C99B4E"/>
-        </w:pBdr>
-        <w:shd w:val="clear" w:color="auto" w:fill="FFF8E1"/>
-      </w:pPr>
-      <w:r>
-        <w:rPr>
-          <w:rFonts w:ascii="맑은 고딕" w:hAnsi="맑은 고딕" w:eastAsia="맑은 고딕"/>
-          <w:b w:val="0"/>
-          <w:sz w:val="17"/>
-          <w:u w:val="none"/>
-        </w:rPr>
-        <w:t>How we think about our circumstances shapes the emotions we experience; then those emotions echo back to influence how we think.</w:t>
-      </w:r>
-    </w:p>
-    <w:p>
-      <w:pPr>
-        <w:spacing w:before="0" w:after="60" w:line="288" w:lineRule="auto"/>
-        <w:ind w:left="40"/>
-        <w:snapToGrid w:val="0"/>
-        <w:pBdr>
-          <w:top w:val="single" w:sz="4" w:space="2" w:color="999999"/>
-          <w:left w:val="single" w:sz="4" w:space="2" w:color="999999"/>
-          <w:bottom w:val="single" w:sz="4" w:space="2" w:color="999999"/>
-          <w:right w:val="single" w:sz="4" w:space="2" w:color="999999"/>
-        </w:pBdr>
-        <w:shd w:val="clear" w:color="auto" w:fill="F6F3EA"/>
-      </w:pPr>
-      <w:r>
-        <w:rPr>
-          <w:rFonts w:ascii="맑은 고딕" w:hAnsi="맑은 고딕" w:eastAsia="맑은 고딕"/>
-          <w:b w:val="0"/>
-          <w:sz w:val="17"/>
-          <w:u w:val="none"/>
-        </w:rPr>
-        <w:t>Despite the cultural trope depicting emotions as the opposite of rational thought, cognition — what we commonly refer to as thinking — is actually a key building block of emotion. ( ① ) For instance, if you walk into a test thinking you are bad at taking tests, your anxiety will be increased. ( ② ) Then you don’t feel good about your performance on the test, and that becomes evidence for continuing to think that you’re bad at test taking. ( ③ ) In this way there’s simply no pulling emotion and cognition apart. ( ④ ) This bi-directionality of cognition and emotion allows us to adjust difficult emotions by changing the way we think. ( ⑤ ) By thinking differently — I get nervous sometimes, but I’m still a good test taker, or that nervous feeling is just excitement and anticipation, it means I’m ready — you can work those pathways to your advantage.</w:t>
+        <w:t>Despite the cultural trope depicting emotions as the opposite of rational thought, cognition — what we commonly refer to as thinking — is actually a key building block of emotion. ( ① ) How we think about our circumstances shapes the emotions we experience; then those emotions echo back to influence how we think. ( ② ) For instance, if you walk into a test thinking you are bad at taking tests, your anxiety will be increased. ( ③ ) Then you don’t feel good about your performance on the test, and that becomes evidence for continuing to think that you’re bad at test taking. ( ④ ) This bi-directionality of cognition and emotion allows us to adjust difficult emotions by changing the way we think. ( ⑤ ) By thinking differently — I get nervous sometimes, but I’m still a good test taker, or that nervous feeling is just excitement and anticipation, it means I’m ready — you can work those pathways to your advantage.</w:t>
       </w:r>
     </w:p>
     <w:p>
@@ -3164,7 +3218,7 @@
           <w:sz w:val="15"/>
           <w:u w:val="none"/>
         </w:rPr>
-        <w:t xml:space="preserve"> ★depicting (통념이 감정을 ‘묘사하는’ 능동 — trope 수식)</w:t>
+        <w:t xml:space="preserve"> ★depicting (명사 trope 뒤 현재분사 — 통념이 감정을 ‘묘사하는’ 능동)</w:t>
       </w:r>
     </w:p>
     <w:p>
@@ -3189,7 +3243,7 @@
           <w:sz w:val="15"/>
           <w:u w:val="none"/>
         </w:rPr>
-        <w:t xml:space="preserve"> opposite (정반대 ↔ equivalent)</w:t>
+        <w:t xml:space="preserve"> opposite (감정 = 이성적 사고의 ‘반대’라는 통념; partner는 반대)</w:t>
       </w:r>
     </w:p>
     <w:p>
@@ -3214,7 +3268,7 @@
           <w:sz w:val="15"/>
           <w:u w:val="none"/>
         </w:rPr>
-        <w:t xml:space="preserve"> ★what (선행사 없음 — ‘우리가 생각이라 부르는 것’)</w:t>
+        <w:t xml:space="preserve"> cognition</w:t>
       </w:r>
     </w:p>
     <w:p>
@@ -3239,7 +3293,7 @@
           <w:sz w:val="15"/>
           <w:u w:val="none"/>
         </w:rPr>
-        <w:t xml:space="preserve"> ★is (주어 cognition 단수 — 삽입구 무시)</w:t>
+        <w:t xml:space="preserve"> ★what (선행사 없는 관계대명사 — ‘우리가 흔히 생각이라 부르는 것’; that은 선행사 필요)</w:t>
       </w:r>
     </w:p>
     <w:p>
@@ -3264,7 +3318,7 @@
           <w:sz w:val="15"/>
           <w:u w:val="none"/>
         </w:rPr>
-        <w:t xml:space="preserve"> emotion</w:t>
+        <w:t xml:space="preserve"> ★is (주어 cognition 단수 — 삽입구에 속지 말 것)</w:t>
       </w:r>
     </w:p>
     <w:p>
@@ -3289,7 +3343,7 @@
           <w:sz w:val="15"/>
           <w:u w:val="none"/>
         </w:rPr>
-        <w:t xml:space="preserve"> ★shapes (How절 주어 → 단수)</w:t>
+        <w:t xml:space="preserve"> building</w:t>
       </w:r>
     </w:p>
     <w:p>
@@ -3314,7 +3368,7 @@
           <w:sz w:val="15"/>
           <w:u w:val="none"/>
         </w:rPr>
-        <w:t xml:space="preserve"> ★thinking (동시 동작 분사구문 — you가 ‘생각하며’)</w:t>
+        <w:t xml:space="preserve"> circumstances (복수형)</w:t>
       </w:r>
     </w:p>
     <w:p>
@@ -3339,7 +3393,7 @@
           <w:sz w:val="15"/>
           <w:u w:val="none"/>
         </w:rPr>
-        <w:t xml:space="preserve"> ★will be (조건절 현재 → 주절 미래)</w:t>
+        <w:t xml:space="preserve"> ★shapes (How we think …(명사절) 주어 → 단수 동사)</w:t>
       </w:r>
     </w:p>
     <w:p>
@@ -3364,7 +3418,7 @@
           <w:sz w:val="15"/>
           <w:u w:val="none"/>
         </w:rPr>
-        <w:t xml:space="preserve"> increased (불안이 ‘커진다’ ↔ decreased)</w:t>
+        <w:t xml:space="preserve"> ★to influence (echo back + to부정사 — ‘영향을 미치도록’ 되울림)</w:t>
       </w:r>
     </w:p>
     <w:p>
@@ -3389,7 +3443,7 @@
           <w:sz w:val="15"/>
           <w:u w:val="none"/>
         </w:rPr>
-        <w:t xml:space="preserve"> performance (소유격 your 뒤 → 명사)</w:t>
+        <w:t xml:space="preserve"> ★thinking (‘~라고 생각하면서’ 능동 분사구문)</w:t>
       </w:r>
     </w:p>
     <w:p>
@@ -3414,7 +3468,7 @@
           <w:sz w:val="15"/>
           <w:u w:val="none"/>
         </w:rPr>
-        <w:t xml:space="preserve"> evidence</w:t>
+        <w:t xml:space="preserve"> anxiety</w:t>
       </w:r>
     </w:p>
     <w:p>
@@ -3439,7 +3493,7 @@
           <w:sz w:val="15"/>
           <w:u w:val="none"/>
         </w:rPr>
-        <w:t xml:space="preserve"> continuing (전치사 for + 동명사)</w:t>
+        <w:t xml:space="preserve"> ★will be (조건절 현재 if you walk → 주절 미래)</w:t>
       </w:r>
     </w:p>
     <w:p>
@@ -3464,7 +3518,7 @@
           <w:sz w:val="15"/>
           <w:u w:val="none"/>
         </w:rPr>
-        <w:t xml:space="preserve"> ★pulling (There is no -ing ‘~할 수 없다’)</w:t>
+        <w:t xml:space="preserve"> increased (불안이 ‘커진다’; decreased는 반대)</w:t>
       </w:r>
     </w:p>
     <w:p>
@@ -3489,7 +3543,7 @@
           <w:sz w:val="15"/>
           <w:u w:val="none"/>
         </w:rPr>
-        <w:t xml:space="preserve"> bi-directionality (This 뒤 주어 → 명사)</w:t>
+        <w:t xml:space="preserve"> performance (소유격 your 뒤 → 명사)</w:t>
       </w:r>
     </w:p>
     <w:p>
@@ -3514,7 +3568,7 @@
           <w:sz w:val="15"/>
           <w:u w:val="none"/>
         </w:rPr>
-        <w:t xml:space="preserve"> ★to adjust (allow + O + to-v)</w:t>
+        <w:t xml:space="preserve"> evidence</w:t>
       </w:r>
     </w:p>
     <w:p>
@@ -3539,7 +3593,7 @@
           <w:sz w:val="15"/>
           <w:u w:val="none"/>
         </w:rPr>
-        <w:t xml:space="preserve"> changing (전치사 by + 동명사)</w:t>
+        <w:t xml:space="preserve"> continuing (전치사 for + 동명사)</w:t>
       </w:r>
     </w:p>
     <w:p>
@@ -3564,7 +3618,7 @@
           <w:sz w:val="15"/>
           <w:u w:val="none"/>
         </w:rPr>
-        <w:t xml:space="preserve"> ★differently (동명사 thinking 수식 → 부사)</w:t>
+        <w:t xml:space="preserve"> pulling (there is no -ing ‘~할 수 없다’)</w:t>
       </w:r>
     </w:p>
     <w:p>
@@ -3589,7 +3643,7 @@
           <w:sz w:val="15"/>
           <w:u w:val="none"/>
         </w:rPr>
-        <w:t xml:space="preserve"> excitement</w:t>
+        <w:t xml:space="preserve"> ★to adjust (allow + 목적어 + to부정사)</w:t>
       </w:r>
     </w:p>
     <w:p>
@@ -3614,7 +3668,7 @@
           <w:sz w:val="15"/>
           <w:u w:val="none"/>
         </w:rPr>
-        <w:t xml:space="preserve"> ready (준비된 ↔ reluctant)</w:t>
+        <w:t xml:space="preserve"> difficult (‘힘든’ 감정을 조절; pleasant는 조절 대상이 아님)</w:t>
       </w:r>
     </w:p>
     <w:p>
@@ -3639,7 +3693,7 @@
           <w:sz w:val="15"/>
           <w:u w:val="none"/>
         </w:rPr>
-        <w:t xml:space="preserve"> pathways</w:t>
+        <w:t xml:space="preserve"> ★differently (동명사 thinking 수식 → 부사)</w:t>
       </w:r>
     </w:p>
     <w:p>
@@ -3664,7 +3718,7 @@
           <w:sz w:val="15"/>
           <w:u w:val="none"/>
         </w:rPr>
-        <w:t xml:space="preserve"> advantage</w:t>
+        <w:t xml:space="preserve"> pathways</w:t>
       </w:r>
     </w:p>
     <w:p>
@@ -3689,7 +3743,7 @@
           <w:sz w:val="15"/>
           <w:u w:val="none"/>
         </w:rPr>
-        <w:t xml:space="preserve"> ★✕ — 바른 형태: shapes (명사절 How we think … 주어 → 단수)</w:t>
+        <w:t xml:space="preserve"> ○ (refer to A as B = call A B)</w:t>
       </w:r>
     </w:p>
     <w:p>
@@ -3714,7 +3768,7 @@
           <w:sz w:val="15"/>
           <w:u w:val="none"/>
         </w:rPr>
-        <w:t xml:space="preserve"> ○ (by -ing = through -ing 수단)</w:t>
+        <w:t xml:space="preserve"> ○ (continue는 to부정사·동명사 모두 목적어로 취함)</w:t>
       </w:r>
     </w:p>
     <w:p>
@@ -3739,7 +3793,7 @@
           <w:sz w:val="15"/>
           <w:u w:val="none"/>
         </w:rPr>
-        <w:t xml:space="preserve"> ○ (There is no -ing = It is impossible to-v)</w:t>
+        <w:t xml:space="preserve"> ★✕ — 바른 형태: to adjust (allow + O + to-v — 동명사 불가)</w:t>
       </w:r>
     </w:p>
     <w:p>
@@ -3764,7 +3818,7 @@
           <w:sz w:val="15"/>
           <w:u w:val="none"/>
         </w:rPr>
-        <w:t xml:space="preserve"> Those emotions echo back to influence how we think. (보충 to / 제외 influential)</w:t>
+        <w:t xml:space="preserve"> In this way there’s simply no pulling emotion and cognition apart. (보충 no / 제외 together / be→’s, pull→pulling)</w:t>
       </w:r>
     </w:p>
     <w:p>
@@ -3789,7 +3843,7 @@
           <w:sz w:val="15"/>
           <w:u w:val="none"/>
         </w:rPr>
-        <w:t xml:space="preserve"> We can adjust difficult emotions by changing the way we think. (보충 by / 제외 difficulty / change→changing)</w:t>
+        <w:t xml:space="preserve"> How we think about our circumstances shapes the emotions we experience; then those emotions echo back to influence how we think. (보충 How / 제외 which / shape→shapes, 나머지 원형 그대로)</w:t>
       </w:r>
     </w:p>
     <w:p>
@@ -3814,7 +3868,7 @@
           <w:sz w:val="15"/>
           <w:u w:val="none"/>
         </w:rPr>
-        <w:t xml:space="preserve"> If you walk into a test thinking you are bad at taking tests, your anxiety will be increased. (think→thinking)</w:t>
+        <w:t xml:space="preserve"> For instance, if you walk into a test thinking you are bad at taking tests, your anxiety will be increased. (think→thinking)</w:t>
       </w:r>
     </w:p>
     <w:p>
@@ -3839,7 +3893,7 @@
           <w:sz w:val="15"/>
           <w:u w:val="none"/>
         </w:rPr>
-        <w:t xml:space="preserve"> cognition</w:t>
+        <w:t xml:space="preserve"> the emotions we experience</w:t>
       </w:r>
     </w:p>
     <w:p>
@@ -3864,7 +3918,7 @@
           <w:sz w:val="15"/>
           <w:u w:val="none"/>
         </w:rPr>
-        <w:t xml:space="preserve"> the emotions we experience</w:t>
+        <w:t xml:space="preserve"> 시험 성적(수행)에 대해 기분이 좋지 않은 것</w:t>
       </w:r>
     </w:p>
     <w:p>
@@ -3889,7 +3943,7 @@
           <w:sz w:val="15"/>
           <w:u w:val="none"/>
         </w:rPr>
-        <w:t xml:space="preserve"> 시험 성적에 대해 기분이 좋지 않은 것</w:t>
+        <w:t xml:space="preserve"> 생각이 감정을 만들고 그 감정이 다시 생각에 영향을 주는 양방향 순환</w:t>
       </w:r>
     </w:p>
     <w:p>
@@ -3914,7 +3968,7 @@
           <w:sz w:val="15"/>
           <w:u w:val="none"/>
         </w:rPr>
-        <w:t xml:space="preserve"> 인지와 감정이 서로 영향을 주고받는 경로</w:t>
+        <w:t xml:space="preserve"> This bi-directionality of cognition and emotion</w:t>
       </w:r>
     </w:p>
     <w:p>
@@ -3939,7 +3993,7 @@
           <w:sz w:val="15"/>
           <w:u w:val="none"/>
         </w:rPr>
-        <w:t xml:space="preserve"> ★tells (선행사 A runner 단수)</w:t>
+        <w:t xml:space="preserve"> ★believing (단거리 선수가 ‘믿으면서’ — 능동 분사구문)</w:t>
       </w:r>
     </w:p>
     <w:p>
@@ -3964,7 +4018,7 @@
           <w:sz w:val="15"/>
           <w:u w:val="none"/>
         </w:rPr>
-        <w:t xml:space="preserve"> ★sees (선행사 one = a runner 단수)</w:t>
+        <w:t xml:space="preserve"> ★confirms (주어 the slow start 단수)</w:t>
       </w:r>
     </w:p>
     <w:p>
@@ -3989,7 +4043,7 @@
           <w:sz w:val="15"/>
           <w:u w:val="none"/>
         </w:rPr>
-        <w:t xml:space="preserve"> ★what (선행사 없음 — 주어 역할 명사절)</w:t>
+        <w:t xml:space="preserve"> ★attached (with + 명사 + 과거분사 ‘이야기가 붙은 채로’)</w:t>
       </w:r>
     </w:p>
     <w:p>
@@ -4014,7 +4068,7 @@
           <w:sz w:val="15"/>
           <w:u w:val="none"/>
         </w:rPr>
-        <w:t xml:space="preserve"> thinking</w:t>
+        <w:t xml:space="preserve"> manage</w:t>
       </w:r>
     </w:p>
     <w:p>
@@ -4055,7 +4109,7 @@
           <w:sz w:val="15"/>
           <w:u w:val="none"/>
         </w:rPr>
-        <w:t xml:space="preserve"> 정답 ④ — (a) ○ (b) ○ (c) ✕ (d) ○ (e) ✕</w:t>
+        <w:t xml:space="preserve"> 정답 ④ — (A) ○ (B) ○ (C) ✕ (D) ○</w:t>
       </w:r>
     </w:p>
     <w:p>
@@ -4080,7 +4134,7 @@
           <w:sz w:val="15"/>
           <w:u w:val="none"/>
         </w:rPr>
-        <w:t xml:space="preserve"> 정답 ② — ⓑ are → is / ⓒ shape → shapes / ⓔ continue → continuing</w:t>
+        <w:t xml:space="preserve"> 정답 ③</w:t>
       </w:r>
     </w:p>
     <w:p>
@@ -4105,7 +4159,7 @@
           <w:sz w:val="15"/>
           <w:u w:val="none"/>
         </w:rPr>
-        <w:t xml:space="preserve"> 정답 ⑤ — opposite · increased · to adjust</w:t>
+        <w:t xml:space="preserve"> 정답 ② — ⓐ are → is / ⓒ continue → continuing / ⓔ adjusting → to adjust</w:t>
       </w:r>
     </w:p>
     <w:p>
@@ -4130,7 +4184,7 @@
           <w:sz w:val="15"/>
           <w:u w:val="none"/>
         </w:rPr>
-        <w:t xml:space="preserve"> 정답 ①</w:t>
+        <w:t xml:space="preserve"> 정답 ⑤</w:t>
       </w:r>
     </w:p>
     <w:p>
@@ -4155,7 +4209,7 @@
           <w:sz w:val="15"/>
           <w:u w:val="none"/>
         </w:rPr>
-        <w:t xml:space="preserve"> 정답 ③</w:t>
+        <w:t xml:space="preserve"> 정답 ①</w:t>
       </w:r>
     </w:p>
     <w:p>
@@ -4180,7 +4234,7 @@
           <w:sz w:val="15"/>
           <w:u w:val="none"/>
         </w:rPr>
-        <w:t xml:space="preserve"> 정답 ②</w:t>
+        <w:t xml:space="preserve"> 정답 ③</w:t>
       </w:r>
     </w:p>
     <w:p>
@@ -4205,7 +4259,7 @@
           <w:sz w:val="15"/>
           <w:u w:val="none"/>
         </w:rPr>
-        <w:t xml:space="preserve"> 정답 ⑤</w:t>
+        <w:t xml:space="preserve"> 정답 ⑤ — disadvantage → advantage</w:t>
       </w:r>
     </w:p>
     <w:p>
@@ -4230,7 +4284,7 @@
           <w:sz w:val="15"/>
           <w:u w:val="none"/>
         </w:rPr>
-        <w:t xml:space="preserve"> (1) emotional  (2) anxious  (3) advantageous</w:t>
+        <w:t xml:space="preserve"> This bi-directionality of cognition and emotion makes it possible for us to adjust difficult emotions by changing the way we think.</w:t>
       </w:r>
     </w:p>
     <w:p>
@@ -4255,7 +4309,7 @@
           <w:sz w:val="15"/>
           <w:u w:val="none"/>
         </w:rPr>
-        <w:t xml:space="preserve"> The emotions we experience are shaped by how we think about our circumstances.</w:t>
+        <w:t xml:space="preserve"> (1) mutually  (2) determines  (3) anxious  (4) soften</w:t>
       </w:r>
     </w:p>
     <w:p>
@@ -4280,7 +4334,7 @@
           <w:sz w:val="15"/>
           <w:u w:val="none"/>
         </w:rPr>
-        <w:t xml:space="preserve"> 정답 ①</w:t>
+        <w:t xml:space="preserve"> 정답 ④</w:t>
       </w:r>
     </w:p>
     <w:p>
@@ -4330,7 +4384,7 @@
           <w:sz w:val="14"/>
           <w:u w:val="none"/>
         </w:rPr>
-        <w:t>(c) [관용 구문 함정]</w:t>
+        <w:t>(C) [의미 역전]</w:t>
       </w:r>
       <w:r>
         <w:rPr>
@@ -4339,7 +4393,7 @@
           <w:sz w:val="14"/>
           <w:u w:val="none"/>
         </w:rPr>
-        <w:t xml:space="preserve"> there’s no + 동명사(불가능) 구문 — to pull로 바꾸면 비문. </w:t>
+        <w:t xml:space="preserve"> ‘분리할 수 없다’를 ‘분리해야 한다’로 바꿔 읽게 만드는 환언 — 통념(감정 = 이성의 적)에 끌리면 고른다. </w:t>
       </w:r>
       <w:r>
         <w:rPr>
@@ -4348,7 +4402,7 @@
           <w:sz w:val="14"/>
           <w:u w:val="none"/>
         </w:rPr>
-        <w:t>(e) [쌍방향 지우기]</w:t>
+        <w:t>(D) [decoy]</w:t>
       </w:r>
       <w:r>
         <w:rPr>
@@ -4357,7 +4411,25 @@
           <w:sz w:val="14"/>
           <w:u w:val="none"/>
         </w:rPr>
-        <w:t xml:space="preserve"> S2의 앞 절(생각 → 감정)만 보고 뒤 절(감정 → 생각)을 놓친 진술. ②는 (b)를 틀렸다고 본 경우.</w:t>
+        <w:t xml:space="preserve"> 주어가 길어 복수로 착각하기 쉬우나 동명사구는 단수 — 이것을 틀렸다고 보면 ③. </w:t>
+      </w:r>
+      <w:r>
+        <w:rPr>
+          <w:rFonts w:ascii="맑은 고딕" w:hAnsi="맑은 고딕" w:eastAsia="맑은 고딕"/>
+          <w:b/>
+          <w:sz w:val="14"/>
+          <w:u w:val="none"/>
+        </w:rPr>
+        <w:t>(B)</w:t>
+      </w:r>
+      <w:r>
+        <w:rPr>
+          <w:rFonts w:ascii="맑은 고딕" w:hAnsi="맑은 고딕" w:eastAsia="맑은 고딕"/>
+          <w:b w:val="0"/>
+          <w:sz w:val="14"/>
+          <w:u w:val="none"/>
+        </w:rPr>
+        <w:t xml:space="preserve"> that을 고르면 ‘선행사 없는 that’ — 관계대명사 that은 선행사가 필요.</w:t>
       </w:r>
     </w:p>
     <w:p>
@@ -4391,7 +4463,7 @@
           <w:sz w:val="14"/>
           <w:u w:val="none"/>
         </w:rPr>
-        <w:t>ⓑ [삽입절 함정]</w:t>
+        <w:t>③ [원인 귀속 치환]</w:t>
       </w:r>
       <w:r>
         <w:rPr>
@@ -4400,7 +4472,7 @@
           <w:sz w:val="14"/>
           <w:u w:val="none"/>
         </w:rPr>
-        <w:t xml:space="preserve"> 바로 앞 thinking·emotions에 끌리기 쉬운 위치. </w:t>
+        <w:t xml:space="preserve"> 코치의 처방은 ‘다르게 읽기’이지 ‘없애기’가 아니다 — [A]와 ‘달리’라는 틀 자체가 함정. </w:t>
       </w:r>
       <w:r>
         <w:rPr>
@@ -4409,7 +4481,7 @@
           <w:sz w:val="14"/>
           <w:u w:val="none"/>
         </w:rPr>
-        <w:t>ⓒ [복수 명사 근접]</w:t>
+        <w:t>② [한 끗 정답지]</w:t>
       </w:r>
       <w:r>
         <w:rPr>
@@ -4418,7 +4490,25 @@
           <w:sz w:val="14"/>
           <w:u w:val="none"/>
         </w:rPr>
-        <w:t xml:space="preserve"> 바로 앞 circumstances(복수)에 끌려 shape가 맞아 보인다. ③은 ⓑ를 놓친 선지.</w:t>
+        <w:t xml:space="preserve"> 두 글 모두 감정은 그대로 두고 해석을 바꾼다 — 참. </w:t>
+      </w:r>
+      <w:r>
+        <w:rPr>
+          <w:rFonts w:ascii="맑은 고딕" w:hAnsi="맑은 고딕" w:eastAsia="맑은 고딕"/>
+          <w:b/>
+          <w:sz w:val="14"/>
+          <w:u w:val="none"/>
+        </w:rPr>
+        <w:t>④</w:t>
+      </w:r>
+      <w:r>
+        <w:rPr>
+          <w:rFonts w:ascii="맑은 고딕" w:hAnsi="맑은 고딕" w:eastAsia="맑은 고딕"/>
+          <w:b w:val="0"/>
+          <w:sz w:val="14"/>
+          <w:u w:val="none"/>
+        </w:rPr>
+        <w:t xml:space="preserve"> 재명명(relabel)의 짝이 정확히 대응한다.</w:t>
       </w:r>
     </w:p>
     <w:p>
@@ -4452,7 +4542,7 @@
           <w:sz w:val="14"/>
           <w:u w:val="none"/>
         </w:rPr>
-        <w:t>① [양보 함정]</w:t>
+        <w:t>ⓑ [decoy]</w:t>
       </w:r>
       <w:r>
         <w:rPr>
@@ -4461,7 +4551,7 @@
           <w:sz w:val="14"/>
           <w:u w:val="none"/>
         </w:rPr>
-        <w:t xml:space="preserve"> partner면 Despite가 받을 대립이 사라진다(통념 = 필자 주장). </w:t>
+        <w:t xml:space="preserve"> we think 뒤라 복수 shape로 고치고 싶지만 주어는 절 전체 — 단수. </w:t>
       </w:r>
       <w:r>
         <w:rPr>
@@ -4470,7 +4560,7 @@
           <w:sz w:val="14"/>
           <w:u w:val="none"/>
         </w:rPr>
-        <w:t>③ [한 끗]</w:t>
+        <w:t>ⓓ [decoy]</w:t>
       </w:r>
       <w:r>
         <w:rPr>
@@ -4479,7 +4569,7 @@
           <w:sz w:val="14"/>
           <w:u w:val="none"/>
         </w:rPr>
-        <w:t xml:space="preserve"> (C)만 adjusting — allow는 to부정사 목적격보어.</w:t>
+        <w:t xml:space="preserve"> there’s no pulling … apart는 ‘도저히 ~할 수 없다’ 관용 구문. ⑤는 ⓕ를 틀렸다고 본 선지(형용사 different ✕).</w:t>
       </w:r>
     </w:p>
     <w:p>
@@ -4513,7 +4603,7 @@
           <w:sz w:val="14"/>
           <w:u w:val="none"/>
         </w:rPr>
-        <w:t>① [입장 반전]</w:t>
+        <w:t>④ [한 끗]</w:t>
       </w:r>
       <w:r>
         <w:rPr>
@@ -4522,7 +4612,7 @@
           <w:sz w:val="14"/>
           <w:u w:val="none"/>
         </w:rPr>
-        <w:t xml:space="preserve"> 첫 문장의 통념(trope)을 필자 주장으로 착각한 선지. </w:t>
+        <w:t xml:space="preserve"> 뒷부분 ‘생각을 바꿔 감정을 누그러뜨린다’만 보면 ‘억누르는 도구’로 읽히지만, 주제문은 감정의 기원(재료)을 말하며 soften ≠ suppress. </w:t>
       </w:r>
       <w:r>
         <w:rPr>
@@ -4531,7 +4621,7 @@
           <w:sz w:val="14"/>
           <w:u w:val="none"/>
         </w:rPr>
-        <w:t>④</w:t>
+        <w:t>② [통념 함정]</w:t>
       </w:r>
       <w:r>
         <w:rPr>
@@ -4540,7 +4630,25 @@
           <w:sz w:val="14"/>
           <w:u w:val="none"/>
         </w:rPr>
-        <w:t xml:space="preserve"> that becomes evidence for continuing to think that you’re bad at test taking의 환언 — 참.</w:t>
+        <w:t xml:space="preserve"> Despite 뒤에 통념이 그대로 오면 문장이 모순. </w:t>
+      </w:r>
+      <w:r>
+        <w:rPr>
+          <w:rFonts w:ascii="맑은 고딕" w:hAnsi="맑은 고딕" w:eastAsia="맑은 고딕"/>
+          <w:b/>
+          <w:sz w:val="14"/>
+          <w:u w:val="none"/>
+        </w:rPr>
+        <w:t>① [순서 역전]</w:t>
+      </w:r>
+      <w:r>
+        <w:rPr>
+          <w:rFonts w:ascii="맑은 고딕" w:hAnsi="맑은 고딕" w:eastAsia="맑은 고딕"/>
+          <w:b w:val="0"/>
+          <w:sz w:val="14"/>
+          <w:u w:val="none"/>
+        </w:rPr>
+        <w:t xml:space="preserve"> 생각이 먼저 감정을 만든다.</w:t>
       </w:r>
     </w:p>
     <w:p>
@@ -4574,7 +4682,7 @@
           <w:sz w:val="14"/>
           <w:u w:val="none"/>
         </w:rPr>
-        <w:t>② [사실 반전]</w:t>
+        <w:t>① [순서 역전 + merely]</w:t>
       </w:r>
       <w:r>
         <w:rPr>
@@ -4583,7 +4691,7 @@
           <w:sz w:val="14"/>
           <w:u w:val="none"/>
         </w:rPr>
-        <w:t xml:space="preserve"> [B] The physical feeling stays the same — 감각은 그대로, 해석만 바뀐다. </w:t>
+        <w:t xml:space="preserve"> 되먹임(feed back)이 있어 ‘뒤에 온다’가 반쯤 맞아 보이지만 merely가 결정적 — 생각은 감정의 재료이기도 하다. </w:t>
       </w:r>
       <w:r>
         <w:rPr>
@@ -4592,7 +4700,7 @@
           <w:sz w:val="14"/>
           <w:u w:val="none"/>
         </w:rPr>
-        <w:t>① [정반대]</w:t>
+        <w:t>⑤ [한 끗 정답지]</w:t>
       </w:r>
       <w:r>
         <w:rPr>
@@ -4601,25 +4709,7 @@
           <w:sz w:val="14"/>
           <w:u w:val="none"/>
         </w:rPr>
-        <w:t xml:space="preserve"> [A] allows us to adjust difficult emotions. </w:t>
-      </w:r>
-      <w:r>
-        <w:rPr>
-          <w:rFonts w:ascii="맑은 고딕" w:hAnsi="맑은 고딕" w:eastAsia="맑은 고딕"/>
-          <w:b/>
-          <w:sz w:val="14"/>
-          <w:u w:val="none"/>
-        </w:rPr>
-        <w:t>⑤</w:t>
-      </w:r>
-      <w:r>
-        <w:rPr>
-          <w:rFonts w:ascii="맑은 고딕" w:hAnsi="맑은 고딕" w:eastAsia="맑은 고딕"/>
-          <w:b w:val="0"/>
-          <w:sz w:val="14"/>
-          <w:u w:val="none"/>
-        </w:rPr>
-        <w:t xml:space="preserve"> 소재를 뒤바꿨다.</w:t>
+        <w:t xml:space="preserve"> Because the influence runs in both directions의 환언 — 참.</w:t>
       </w:r>
     </w:p>
     <w:p>
@@ -4653,7 +4743,7 @@
           <w:sz w:val="14"/>
           <w:u w:val="none"/>
         </w:rPr>
-        <w:t>① [결론 반전]</w:t>
+        <w:t>④ [통념 함정]</w:t>
       </w:r>
       <w:r>
         <w:rPr>
@@ -4662,7 +4752,7 @@
           <w:sz w:val="14"/>
           <w:u w:val="none"/>
         </w:rPr>
-        <w:t xml:space="preserve"> 마지막 문장은 오히려 생각을 바꿔 감정을 조절할 수 있다고 한다. </w:t>
+        <w:t xml:space="preserve"> 글이 반박하는 cultural trope를 주제로 고른 오답. </w:t>
       </w:r>
       <w:r>
         <w:rPr>
@@ -4671,7 +4761,7 @@
           <w:sz w:val="14"/>
           <w:u w:val="none"/>
         </w:rPr>
-        <w:t>⑤ [지엽어]</w:t>
+        <w:t>⑤ [사례 역전]</w:t>
       </w:r>
       <w:r>
         <w:rPr>
@@ -4680,7 +4770,7 @@
           <w:sz w:val="14"/>
           <w:u w:val="none"/>
         </w:rPr>
-        <w:t xml:space="preserve"> 사례 소재(test·nervous)의 재조합. </w:t>
+        <w:t xml:space="preserve"> 글은 긴장을 ‘준비됨의 신호’로 다시 읽으라고 한다. </w:t>
       </w:r>
       <w:r>
         <w:rPr>
@@ -4689,7 +4779,7 @@
           <w:sz w:val="14"/>
           <w:u w:val="none"/>
         </w:rPr>
-        <w:t>③</w:t>
+        <w:t>①</w:t>
       </w:r>
       <w:r>
         <w:rPr>
@@ -4698,7 +4788,7 @@
           <w:sz w:val="14"/>
           <w:u w:val="none"/>
         </w:rPr>
-        <w:t xml:space="preserve"> trope는 첫 문장의 배경일 뿐.</w:t>
+        <w:t xml:space="preserve"> 강도 비교는 본문에 없다.</w:t>
       </w:r>
     </w:p>
     <w:p>
@@ -4732,7 +4822,7 @@
           <w:sz w:val="14"/>
           <w:u w:val="none"/>
         </w:rPr>
-        <w:t>⑤ [소재어 재사용 함정]</w:t>
+        <w:t>④ [한 끗]</w:t>
       </w:r>
       <w:r>
         <w:rPr>
@@ -4741,7 +4831,25 @@
           <w:sz w:val="14"/>
           <w:u w:val="none"/>
         </w:rPr>
-        <w:t xml:space="preserve"> 앞 사례의 test를 그대로 써서 이어지는 듯 보인다. ⑤를 빼면 ④ ‘분리 불가’ → This bi-directionality가 바로 이어진다.</w:t>
+        <w:t xml:space="preserve"> no pulling … apart를 부정문으로 오독하면 ‘떼어 놓는다’로 느껴 어색해 보이지만, ‘떼어 놓을 수 없다’가 맞다. </w:t>
+      </w:r>
+      <w:r>
+        <w:rPr>
+          <w:rFonts w:ascii="맑은 고딕" w:hAnsi="맑은 고딕" w:eastAsia="맑은 고딕"/>
+          <w:b/>
+          <w:sz w:val="14"/>
+          <w:u w:val="none"/>
+        </w:rPr>
+        <w:t>②</w:t>
+      </w:r>
+      <w:r>
+        <w:rPr>
+          <w:rFonts w:ascii="맑은 고딕" w:hAnsi="맑은 고딕" w:eastAsia="맑은 고딕"/>
+          <w:b w:val="0"/>
+          <w:sz w:val="14"/>
+          <w:u w:val="none"/>
+        </w:rPr>
+        <w:t xml:space="preserve"> 부정적 사례이므로 increased가 자연스럽다.</w:t>
       </w:r>
     </w:p>
     <w:p>
@@ -4766,7 +4874,61 @@
           <w:sz w:val="14"/>
           <w:u w:val="none"/>
         </w:rPr>
-        <w:t xml:space="preserve"> (1) emotion ✕ — 명사 수식 형용사 자리. (2) anxiety ✕ — 2형식 feel의 보어 형용사. (3) advantage ✕ — 관사 an 뒤 형용사(one = feeling 수식). [채점] 각 1점.</w:t>
+        <w:t xml:space="preserve"> </w:t>
+      </w:r>
+      <w:r>
+        <w:rPr>
+          <w:rFonts w:ascii="맑은 고딕" w:hAnsi="맑은 고딕" w:eastAsia="맑은 고딕"/>
+          <w:b/>
+          <w:sz w:val="14"/>
+          <w:u w:val="none"/>
+        </w:rPr>
+        <w:t>makes possible for us to adjust</w:t>
+      </w:r>
+      <w:r>
+        <w:rPr>
+          <w:rFonts w:ascii="맑은 고딕" w:hAnsi="맑은 고딕" w:eastAsia="맑은 고딕"/>
+          <w:b w:val="0"/>
+          <w:sz w:val="14"/>
+          <w:u w:val="none"/>
+        </w:rPr>
+        <w:t xml:space="preserve"> ✕ — 가목적어 it 누락. </w:t>
+      </w:r>
+      <w:r>
+        <w:rPr>
+          <w:rFonts w:ascii="맑은 고딕" w:hAnsi="맑은 고딕" w:eastAsia="맑은 고딕"/>
+          <w:b/>
+          <w:sz w:val="14"/>
+          <w:u w:val="none"/>
+        </w:rPr>
+        <w:t>makes it possible us to adjust</w:t>
+      </w:r>
+      <w:r>
+        <w:rPr>
+          <w:rFonts w:ascii="맑은 고딕" w:hAnsi="맑은 고딕" w:eastAsia="맑은 고딕"/>
+          <w:b w:val="0"/>
+          <w:sz w:val="14"/>
+          <w:u w:val="none"/>
+        </w:rPr>
+        <w:t xml:space="preserve"> ✕ — 의미상 주어는 for us. </w:t>
+      </w:r>
+      <w:r>
+        <w:rPr>
+          <w:rFonts w:ascii="맑은 고딕" w:hAnsi="맑은 고딕" w:eastAsia="맑은 고딕"/>
+          <w:b/>
+          <w:sz w:val="14"/>
+          <w:u w:val="none"/>
+        </w:rPr>
+        <w:t>makes it possible for us adjusting</w:t>
+      </w:r>
+      <w:r>
+        <w:rPr>
+          <w:rFonts w:ascii="맑은 고딕" w:hAnsi="맑은 고딕" w:eastAsia="맑은 고딕"/>
+          <w:b w:val="0"/>
+          <w:sz w:val="14"/>
+          <w:u w:val="none"/>
+        </w:rPr>
+        <w:t xml:space="preserve"> ✕ — 진목적어는 to부정사. [채점] it … to 구조 1.5 / for us 위치 1 / 단어 수·철자 0.5.</w:t>
       </w:r>
     </w:p>
     <w:p>
@@ -4800,7 +4962,7 @@
           <w:sz w:val="14"/>
           <w:u w:val="none"/>
         </w:rPr>
-        <w:t>is shaped</w:t>
+        <w:t>mutual 그대로</w:t>
       </w:r>
       <w:r>
         <w:rPr>
@@ -4809,7 +4971,7 @@
           <w:sz w:val="14"/>
           <w:u w:val="none"/>
         </w:rPr>
-        <w:t xml:space="preserve"> ✕ — 주어 emotions 복수(we experience는 수식어). </w:t>
+        <w:t xml:space="preserve"> ✕ — (1)은 분사 connected 앞 부사 자리. </w:t>
       </w:r>
       <w:r>
         <w:rPr>
@@ -4818,7 +4980,7 @@
           <w:sz w:val="14"/>
           <w:u w:val="none"/>
         </w:rPr>
-        <w:t>by how do we think</w:t>
+        <w:t>strengthen</w:t>
       </w:r>
       <w:r>
         <w:rPr>
@@ -4827,7 +4989,25 @@
           <w:sz w:val="14"/>
           <w:u w:val="none"/>
         </w:rPr>
-        <w:t xml:space="preserve"> ✕ — 명사절은 평서문 어순. [채점] 수동 구조·수일치 1.5 / 명사절 어순 1 / 철자 0.5.</w:t>
+        <w:t xml:space="preserve"> ✕ — (4)에 넣으면 ‘힘든 감정을 강화’로 반대. </w:t>
+      </w:r>
+      <w:r>
+        <w:rPr>
+          <w:rFonts w:ascii="맑은 고딕" w:hAnsi="맑은 고딕" w:eastAsia="맑은 고딕"/>
+          <w:b/>
+          <w:sz w:val="14"/>
+          <w:u w:val="none"/>
+        </w:rPr>
+        <w:t>separate</w:t>
+      </w:r>
+      <w:r>
+        <w:rPr>
+          <w:rFonts w:ascii="맑은 고딕" w:hAnsi="맑은 고딕" w:eastAsia="맑은 고딕"/>
+          <w:b w:val="0"/>
+          <w:sz w:val="14"/>
+          <w:u w:val="none"/>
+        </w:rPr>
+        <w:t xml:space="preserve"> ✕ — (1) ‘separately connected’는 모순. [채점] 각 0.75, 어형 오류는 0.</w:t>
       </w:r>
     </w:p>
     <w:p>
@@ -4861,7 +5041,7 @@
           <w:sz w:val="14"/>
           <w:u w:val="none"/>
         </w:rPr>
-        <w:t>④ [한 끗]</w:t>
+        <w:t>② [한 끗]</w:t>
       </w:r>
       <w:r>
         <w:rPr>
@@ -4870,7 +5050,25 @@
           <w:sz w:val="14"/>
           <w:u w:val="none"/>
         </w:rPr>
-        <w:t xml:space="preserve"> This bi-directionality 앞에 두면 그럴듯하지만, 그러면 For instance가 첫 문장(인지는 감정의 구성 요소)만을 받아 ‘감정 → 생각’ 방향의 근거가 사례 뒤에 늦게 나온다.</w:t>
+        <w:t xml:space="preserve"> 일반 원리(S2) 바로 뒤도 ‘이런 식으로’가 가능해 보이지만, 그러면 For instance 사례가 결론 뒤에 와서 어색하고, ④ 뒤 This가 받을 말이 사라진다. </w:t>
+      </w:r>
+      <w:r>
+        <w:rPr>
+          <w:rFonts w:ascii="맑은 고딕" w:hAnsi="맑은 고딕" w:eastAsia="맑은 고딕"/>
+          <w:b/>
+          <w:sz w:val="14"/>
+          <w:u w:val="none"/>
+        </w:rPr>
+        <w:t>③</w:t>
+      </w:r>
+      <w:r>
+        <w:rPr>
+          <w:rFonts w:ascii="맑은 고딕" w:hAnsi="맑은 고딕" w:eastAsia="맑은 고딕"/>
+          <w:b w:val="0"/>
+          <w:sz w:val="14"/>
+          <w:u w:val="none"/>
+        </w:rPr>
+        <w:t xml:space="preserve"> 순환의 둘째 고리(나쁜 결과 → 믿음)가 끝나기 전.</w:t>
       </w:r>
     </w:p>
     <w:p>
@@ -4895,7 +5093,7 @@
           <w:sz w:val="14"/>
           <w:u w:val="none"/>
         </w:rPr>
-        <w:t xml:space="preserve"> 감정을 이성적 사고의 반대로 묘사하는 문화적 통념에도 불구하고, 인지, 즉 우리가 흔히 생각이라고 부르는 것은 사실 감정의 핵심 구성 요소이다. 우리가 자신의 상황에 대해 어떻게 생각하는지가 우리가 경험하는 감정을 형성하고, 그런 다음 그 감정이 되돌아와 우리가 생각하는 방식에 영향을 준다. 예를 들어, 시험을 잘 못 본다고 생각하면서 시험장에 들어가면 불안이 커질 것이다. 그러면 시험에서의 자신의 수행에 대해 기분이 좋지 않고, 그것은 자신이 시험을 못 본다고 계속 생각할 증거가 된다. 이런 식으로 감정과 인지는 그야말로 떼어 놓을 수 없다. 인지와 감정의 이러한 양방향성은 우리가 생각하는 방식을 바꿈으로써 힘든 감정을 조절할 수 있게 해 준다. ‘가끔 긴장하지만 나는 여전히 시험을 잘 보는 사람이야’ 또는 ‘그 긴장감은 그저 설렘과 기대일 뿐이고, 내가 준비됐다는 뜻이야’처럼 다르게 생각함으로써, 그 경로를 자신에게 유리하게 작동시킬 수 있다.</w:t>
+        <w:t xml:space="preserve"> ['감정을 이성적 사고의 반대로 묘사하는 문화적 통념에도 불구하고, 인지 — 우리가 흔히 생각이라고 부르는 것 — 는 사실 감정의 핵심 구성 요소이다.', '우리가 자기 상황에 대해 어떻게 생각하는지가 우리가 경험하는 감정을 형성하고, 그러면 그 감정은 되울려서 우리가 생각하는 방식에 영향을 미친다.', '예를 들어, 시험을 잘 못 본다고 생각하면서 시험장에 들어가면 당신의 불안은 커질 것이다.', '그러면 당신은 시험 성적에 대해 기분이 좋지 않고, 그것은 당신이 시험에 약하다고 계속 생각할 증거가 된다.', '이런 식으로, 감정과 인지를 떼어 놓기란 도저히 불가능하다.', '인지와 감정의 이 양방향성은 우리가 생각하는 방식을 바꿈으로써 힘든 감정을 조절할 수 있게 해 준다.', '다르게 생각함으로써 — 나는 가끔 긴장하지만 여전히 시험을 잘 보는 사람이야, 또는 그 긴장감은 그저 설렘과 기대일 뿐이야, 준비됐다는 뜻이지 — 당신은 그 경로를 자신에게 유리하게 활용할 수 있다.']</w:t>
       </w:r>
     </w:p>
     <w:p>
@@ -4920,7 +5118,7 @@
           <w:sz w:val="14"/>
           <w:u w:val="none"/>
         </w:rPr>
-        <w:t xml:space="preserve"> 운동선수들은 큰 경기 전에 같은 순환을 이용한다. 뛰는 심장이 두렵다는 뜻이 아니라 준비되었다는 뜻이라고 스스로에게 말하는 선수는, 같은 신호를 경고로 보는 선수보다 대개 더 잘 달린다. 몸은 같다. 달라지는 것은 마음이 그 몸에 대해 들려주는 이야기이다.</w:t>
+        <w:t xml:space="preserve"> ['비슷한 순환이 운동장에서도 나타난다.', '자신은 늘 출발이 느리다고 믿으며 트랙에 들어서는 단거리 선수는 몸이 굳고, 그 긴장이 출발을 늦추며, 느린 출발은 그 믿음을 확인해 준다.', '코치는 그녀에게 긴장을 멈추라고 말하지 않는다.', '대신 그는 빨라진 심장 박동을 준비된 상태 — 처음 10미터를 위한 연료 — 로 읽으라고 요청한다.', '한 시즌이 지나면 같은 몸이, 다른 이야기가 붙은 채로, 다른 경기를 만들어 낸다.']</w:t>
       </w:r>
     </w:p>
     <w:sectPr>

--- a/shinmok1/pack/2510/H1MOGO25-10_33_SET.docx
+++ b/shinmok1/pack/2510/H1MOGO25-10_33_SET.docx
@@ -1014,7 +1014,7 @@
           <w:sz w:val="16"/>
           <w:u w:val="none"/>
         </w:rPr>
-        <w:t xml:space="preserve">  주어진 말을 모두 사용 · 필요한 단어 1개만 어형 변형</w:t>
+        <w:t xml:space="preserve">  주어진 말을 모두 사용 · 어형 변형 3곳 · 조건의 단어 수·구문을 지킬 것</w:t>
       </w:r>
     </w:p>
     <w:p>
@@ -1038,9 +1038,19 @@
           <w:rFonts w:ascii="맑은 고딕" w:hAnsi="맑은 고딕" w:eastAsia="맑은 고딕"/>
           <w:b w:val="0"/>
           <w:sz w:val="17"/>
-          <w:u w:val="none"/>
-        </w:rPr>
-        <w:t>예를 들어, 시험을 잘 못 본다고 생각하면서 시험장에 들어가면, 당신의 불안은 커질 것이다.</w:t>
+          <w:u w:val="single"/>
+        </w:rPr>
+        <w:t>For instance, if you walk into a test thinking you are bad at taking tests, your anxiety will be increased.</w:t>
+      </w:r>
+      <w:r>
+        <w:rPr>
+          <w:rFonts w:ascii="맑은 고딕" w:hAnsi="맑은 고딕" w:eastAsia="맑은 고딕"/>
+          <w:b w:val="0"/>
+          <w:sz w:val="17"/>
+          <w:u w:val="none"/>
+        </w:rPr>
+        <w:br/>
+        <w:t>&lt;조건&gt; 밑줄 친 영문과 같은 뜻이 되도록 · 구문: 동명사 주어 + make + 목적어 + 형용사 · 총 21단어</w:t>
       </w:r>
     </w:p>
     <w:p>
@@ -1057,7 +1067,7 @@
           <w:sz w:val="17"/>
           <w:u w:val="none"/>
         </w:rPr>
-        <w:t>you / if / you are bad at / for instance / walk into / a test / think / your anxiety / will be / taking tests / increased</w:t>
+        <w:t>walk / with the thought / more / that / for instance / into a test / take / you are bad at / tests / will make / you / anxiety</w:t>
       </w:r>
     </w:p>
     <w:p>
@@ -2677,7 +2687,7 @@
           <w:sz w:val="17"/>
           <w:u w:val="none"/>
         </w:rPr>
-        <w:t xml:space="preserve"> this bi-directionality / of cognition and emotion / makes / it / possible / for us / to adjust / difficult emotions / by changing / the way / we think</w:t>
+        <w:t xml:space="preserve"> possible / for us / difficult emotions / this bi-directionality / change / it / adjust / the way / make / we think / of cognition and emotion / by</w:t>
       </w:r>
     </w:p>
     <w:p>
@@ -2723,7 +2733,7 @@
           <w:sz w:val="17"/>
           <w:u w:val="none"/>
         </w:rPr>
-        <w:t>1. Use ALL the expressions in the box, each only once.</w:t>
+        <w:t>1. &lt;보기&gt;의 표현을 모두 한 번씩 사용할 것 (다른 단어 추가 금지)</w:t>
       </w:r>
     </w:p>
     <w:p>
@@ -2746,7 +2756,7 @@
           <w:sz w:val="17"/>
           <w:u w:val="none"/>
         </w:rPr>
-        <w:t>2. Do NOT change the form of any word, and do NOT add any other words.</w:t>
+        <w:t>2. 필요한 단어 3개의 형태를 바꿀 것</w:t>
       </w:r>
     </w:p>
     <w:p>
@@ -2769,7 +2779,7 @@
           <w:sz w:val="17"/>
           <w:u w:val="none"/>
         </w:rPr>
-        <w:t>3. Use the ‘make it possible for ~ to …’ structure (it = 가목적어).</w:t>
+        <w:t>3. 가목적어 it과 진목적어 to부정사(make it possible for … to V) 구문을 사용할 것</w:t>
       </w:r>
     </w:p>
     <w:p>
@@ -2792,7 +2802,7 @@
           <w:sz w:val="17"/>
           <w:u w:val="none"/>
         </w:rPr>
-        <w:t>4. Write 21 words in total (hyphenated words count as one).</w:t>
+        <w:t>4. 총 21단어로 쓸 것</w:t>
       </w:r>
     </w:p>
     <w:p>
@@ -2830,7 +2840,7 @@
           <w:sz w:val="17"/>
           <w:u w:val="none"/>
         </w:rPr>
-        <w:t>⇒ This bi-directionality of cognition and emotion ____________________________________________________________ .</w:t>
+        <w:t>⇒ This bi-directionality ________________________________________________________________________ .</w:t>
       </w:r>
     </w:p>
     <w:p>
@@ -3868,7 +3878,7 @@
           <w:sz w:val="15"/>
           <w:u w:val="none"/>
         </w:rPr>
-        <w:t xml:space="preserve"> For instance, if you walk into a test thinking you are bad at taking tests, your anxiety will be increased. (think→thinking)</w:t>
+        <w:t xml:space="preserve"> For instance, walking into a test with the thought that you are bad at taking tests will make you more anxious. (영→영 재진술: if you walk … thinking …, your anxiety will be increased → walking … with the thought that … will make you more anxious / walk→walking · take→taking · anxiety→anxious / 21단어 / 동명사 주어 + make O 형용사)</w:t>
       </w:r>
     </w:p>
     <w:p>
@@ -4910,7 +4920,7 @@
           <w:sz w:val="14"/>
           <w:u w:val="none"/>
         </w:rPr>
-        <w:t xml:space="preserve"> ✕ — 의미상 주어는 for us. </w:t>
+        <w:t xml:space="preserve"> ✕ — 의미상 주어 for 누락. </w:t>
       </w:r>
       <w:r>
         <w:rPr>
@@ -4919,7 +4929,7 @@
           <w:sz w:val="14"/>
           <w:u w:val="none"/>
         </w:rPr>
-        <w:t>makes it possible for us adjusting</w:t>
+        <w:t>by change the way</w:t>
       </w:r>
       <w:r>
         <w:rPr>
@@ -4928,7 +4938,25 @@
           <w:sz w:val="14"/>
           <w:u w:val="none"/>
         </w:rPr>
-        <w:t xml:space="preserve"> ✕ — 진목적어는 to부정사. [채점] it … to 구조 1.5 / for us 위치 1 / 단어 수·철자 0.5.</w:t>
+        <w:t xml:space="preserve"> ✕ — 전치사 뒤 동명사. </w:t>
+      </w:r>
+      <w:r>
+        <w:rPr>
+          <w:rFonts w:ascii="맑은 고딕" w:hAnsi="맑은 고딕" w:eastAsia="맑은 고딕"/>
+          <w:b/>
+          <w:sz w:val="14"/>
+          <w:u w:val="none"/>
+        </w:rPr>
+        <w:t>make it possible</w:t>
+      </w:r>
+      <w:r>
+        <w:rPr>
+          <w:rFonts w:ascii="맑은 고딕" w:hAnsi="맑은 고딕" w:eastAsia="맑은 고딕"/>
+          <w:b w:val="0"/>
+          <w:sz w:val="14"/>
+          <w:u w:val="none"/>
+        </w:rPr>
+        <w:t xml:space="preserve"> ✕ — 주어 This bi-directionality 단수. [채점] 구문(가목적어 it) 1.5 / 어형 3곳 1 / 철자·단어 수 0.5.</w:t>
       </w:r>
     </w:p>
     <w:p>
